--- a/documents/word/14_HR.docx
+++ b/documents/word/14_HR.docx
@@ -18,6 +18,7 @@
           <w14:ligatures w14:val="none"/>
         </w:rPr>
       </w:pPr>
+      <w:bookmarkStart w:id="0" w:name="_Toc224161187"/>
       <w:r>
         <w:rPr>
           <w:rFonts w:ascii="Times New Roman" w:eastAsia="Times New Roman" w:hAnsi="Times New Roman" w:cs="Times New Roman"/>
@@ -31,15 +32,17 @@
         </w:rPr>
         <w:t>14_Human_Resources_Interface</w:t>
       </w:r>
+      <w:bookmarkEnd w:id="0"/>
     </w:p>
     <w:p>
       <w:pPr>
-        <w:spacing w:before="100" w:beforeAutospacing="1" w:after="100" w:afterAutospacing="1" w:line="240" w:lineRule="auto"/>
-        <w:rPr>
-          <w:rFonts w:ascii="Times New Roman" w:eastAsia="Times New Roman" w:hAnsi="Times New Roman" w:cs="Times New Roman"/>
-          <w:kern w:val="0"/>
-          <w:sz w:val="24"/>
-          <w:szCs w:val="24"/>
+        <w:rPr>
+          <w:rFonts w:ascii="Times New Roman" w:eastAsia="Times New Roman" w:hAnsi="Times New Roman" w:cs="Times New Roman"/>
+          <w:b/>
+          <w:bCs/>
+          <w:kern w:val="0"/>
+          <w:sz w:val="27"/>
+          <w:szCs w:val="27"/>
           <w:lang w:val="en-GB" w:eastAsia="en-GB" w:bidi="ar-SA"/>
           <w14:ligatures w14:val="none"/>
         </w:rPr>
@@ -55,37 +58,4427 @@
           <w:lang w:val="en-GB" w:eastAsia="en-GB" w:bidi="ar-SA"/>
           <w14:ligatures w14:val="none"/>
         </w:rPr>
-        <w:t>(RAM Policies &amp; Procedures Manual – HR Interface Framework)</w:t>
+        <w:t xml:space="preserve"> </w:t>
+      </w:r>
+      <w:r>
+        <w:rPr>
+          <w:rFonts w:ascii="Times New Roman" w:eastAsia="Times New Roman" w:hAnsi="Times New Roman" w:cs="Times New Roman"/>
+          <w:b/>
+          <w:bCs/>
+          <w:kern w:val="0"/>
+          <w:sz w:val="27"/>
+          <w:szCs w:val="27"/>
+          <w:lang w:val="en-GB" w:eastAsia="en-GB" w:bidi="ar-SA"/>
+          <w14:ligatures w14:val="none"/>
+        </w:rPr>
+        <w:t xml:space="preserve">Document quality </w:t>
+      </w:r>
+    </w:p>
+    <w:tbl>
+      <w:tblPr>
+        <w:tblStyle w:val="PlainTable1"/>
+        <w:tblW w:w="9085" w:type="dxa"/>
+        <w:tblLook w:val="04A0" w:firstRow="1" w:lastRow="0" w:firstColumn="1" w:lastColumn="0" w:noHBand="0" w:noVBand="1"/>
+      </w:tblPr>
+      <w:tblGrid>
+        <w:gridCol w:w="2605"/>
+        <w:gridCol w:w="6480"/>
+      </w:tblGrid>
+      <w:tr>
+        <w:trPr>
+          <w:cnfStyle w:val="100000000000" w:firstRow="1" w:lastRow="0" w:firstColumn="0" w:lastColumn="0" w:oddVBand="0" w:evenVBand="0" w:oddHBand="0" w:evenHBand="0" w:firstRowFirstColumn="0" w:firstRowLastColumn="0" w:lastRowFirstColumn="0" w:lastRowLastColumn="0"/>
+        </w:trPr>
+        <w:tc>
+          <w:tcPr>
+            <w:cnfStyle w:val="001000000000" w:firstRow="0" w:lastRow="0" w:firstColumn="1" w:lastColumn="0" w:oddVBand="0" w:evenVBand="0" w:oddHBand="0" w:evenHBand="0" w:firstRowFirstColumn="0" w:firstRowLastColumn="0" w:lastRowFirstColumn="0" w:lastRowLastColumn="0"/>
+            <w:tcW w:w="2605" w:type="dxa"/>
+            <w:shd w:val="clear" w:color="auto" w:fill="0A2F41" w:themeFill="accent1" w:themeFillShade="80"/>
+          </w:tcPr>
+          <w:p>
+            <w:pPr>
+              <w:jc w:val="center"/>
+              <w:rPr>
+                <w:rFonts w:ascii="Times New Roman" w:eastAsia="Times New Roman" w:hAnsi="Times New Roman" w:cs="Times New Roman"/>
+                <w:kern w:val="0"/>
+                <w:sz w:val="24"/>
+                <w:szCs w:val="24"/>
+                <w:lang w:val="en-GB" w:eastAsia="en-GB" w:bidi="ar-SA"/>
+                <w14:ligatures w14:val="none"/>
+              </w:rPr>
+            </w:pPr>
+            <w:r>
+              <w:rPr>
+                <w:rFonts w:ascii="Times New Roman" w:eastAsia="Times New Roman" w:hAnsi="Times New Roman" w:cs="Times New Roman"/>
+                <w:kern w:val="0"/>
+                <w:sz w:val="24"/>
+                <w:szCs w:val="24"/>
+                <w:lang w:val="en-GB" w:eastAsia="en-GB" w:bidi="ar-SA"/>
+                <w14:ligatures w14:val="none"/>
+              </w:rPr>
+              <w:t>Item</w:t>
+            </w:r>
+          </w:p>
+        </w:tc>
+        <w:tc>
+          <w:tcPr>
+            <w:tcW w:w="6480" w:type="dxa"/>
+            <w:shd w:val="clear" w:color="auto" w:fill="0A2F41" w:themeFill="accent1" w:themeFillShade="80"/>
+          </w:tcPr>
+          <w:p>
+            <w:pPr>
+              <w:jc w:val="center"/>
+              <w:cnfStyle w:val="100000000000" w:firstRow="1" w:lastRow="0" w:firstColumn="0" w:lastColumn="0" w:oddVBand="0" w:evenVBand="0" w:oddHBand="0" w:evenHBand="0" w:firstRowFirstColumn="0" w:firstRowLastColumn="0" w:lastRowFirstColumn="0" w:lastRowLastColumn="0"/>
+              <w:rPr>
+                <w:rFonts w:ascii="Times New Roman" w:eastAsia="Times New Roman" w:hAnsi="Times New Roman" w:cs="Times New Roman"/>
+                <w:kern w:val="0"/>
+                <w:sz w:val="24"/>
+                <w:szCs w:val="24"/>
+                <w:lang w:val="en-GB" w:eastAsia="en-GB" w:bidi="ar-SA"/>
+                <w14:ligatures w14:val="none"/>
+              </w:rPr>
+            </w:pPr>
+            <w:r>
+              <w:rPr>
+                <w:rFonts w:ascii="Times New Roman" w:eastAsia="Times New Roman" w:hAnsi="Times New Roman" w:cs="Times New Roman"/>
+                <w:kern w:val="0"/>
+                <w:sz w:val="24"/>
+                <w:szCs w:val="24"/>
+                <w:lang w:val="en-GB" w:eastAsia="en-GB" w:bidi="ar-SA"/>
+                <w14:ligatures w14:val="none"/>
+              </w:rPr>
+              <w:t>Details</w:t>
+            </w:r>
+          </w:p>
+        </w:tc>
+      </w:tr>
+      <w:tr>
+        <w:trPr>
+          <w:cnfStyle w:val="000000100000" w:firstRow="0" w:lastRow="0" w:firstColumn="0" w:lastColumn="0" w:oddVBand="0" w:evenVBand="0" w:oddHBand="1" w:evenHBand="0" w:firstRowFirstColumn="0" w:firstRowLastColumn="0" w:lastRowFirstColumn="0" w:lastRowLastColumn="0"/>
+        </w:trPr>
+        <w:tc>
+          <w:tcPr>
+            <w:cnfStyle w:val="001000000000" w:firstRow="0" w:lastRow="0" w:firstColumn="1" w:lastColumn="0" w:oddVBand="0" w:evenVBand="0" w:oddHBand="0" w:evenHBand="0" w:firstRowFirstColumn="0" w:firstRowLastColumn="0" w:lastRowFirstColumn="0" w:lastRowLastColumn="0"/>
+            <w:tcW w:w="2605" w:type="dxa"/>
+            <w:hideMark/>
+          </w:tcPr>
+          <w:p>
+            <w:pPr>
+              <w:rPr>
+                <w:rFonts w:ascii="Times New Roman" w:eastAsia="Times New Roman" w:hAnsi="Times New Roman" w:cs="Times New Roman"/>
+                <w:kern w:val="0"/>
+                <w:sz w:val="24"/>
+                <w:szCs w:val="24"/>
+                <w:lang w:val="en-GB" w:eastAsia="en-GB" w:bidi="ar-SA"/>
+                <w14:ligatures w14:val="none"/>
+              </w:rPr>
+            </w:pPr>
+            <w:r>
+              <w:rPr>
+                <w:rFonts w:ascii="Times New Roman" w:eastAsia="Times New Roman" w:hAnsi="Times New Roman" w:cs="Times New Roman"/>
+                <w:kern w:val="0"/>
+                <w:sz w:val="24"/>
+                <w:szCs w:val="24"/>
+                <w:lang w:val="en-GB" w:eastAsia="en-GB" w:bidi="ar-SA"/>
+                <w14:ligatures w14:val="none"/>
+              </w:rPr>
+              <w:t>Organization</w:t>
+            </w:r>
+          </w:p>
+        </w:tc>
+        <w:tc>
+          <w:tcPr>
+            <w:tcW w:w="6480" w:type="dxa"/>
+            <w:hideMark/>
+          </w:tcPr>
+          <w:p>
+            <w:pPr>
+              <w:cnfStyle w:val="000000100000" w:firstRow="0" w:lastRow="0" w:firstColumn="0" w:lastColumn="0" w:oddVBand="0" w:evenVBand="0" w:oddHBand="1" w:evenHBand="0" w:firstRowFirstColumn="0" w:firstRowLastColumn="0" w:lastRowFirstColumn="0" w:lastRowLastColumn="0"/>
+              <w:rPr>
+                <w:rFonts w:ascii="Times New Roman" w:eastAsia="Times New Roman" w:hAnsi="Times New Roman" w:cs="Times New Roman"/>
+                <w:kern w:val="0"/>
+                <w:sz w:val="24"/>
+                <w:szCs w:val="24"/>
+                <w:lang w:val="en-GB" w:eastAsia="en-GB" w:bidi="ar-SA"/>
+                <w14:ligatures w14:val="none"/>
+              </w:rPr>
+            </w:pPr>
+            <w:r>
+              <w:rPr>
+                <w:rFonts w:ascii="Times New Roman" w:eastAsia="Times New Roman" w:hAnsi="Times New Roman" w:cs="Times New Roman"/>
+                <w:kern w:val="0"/>
+                <w:sz w:val="24"/>
+                <w:szCs w:val="24"/>
+                <w:lang w:val="en-GB" w:eastAsia="en-GB" w:bidi="ar-SA"/>
+                <w14:ligatures w14:val="none"/>
+              </w:rPr>
+              <w:t>RAM Governance Portal</w:t>
+            </w:r>
+          </w:p>
+        </w:tc>
+      </w:tr>
+      <w:tr>
+        <w:tc>
+          <w:tcPr>
+            <w:cnfStyle w:val="001000000000" w:firstRow="0" w:lastRow="0" w:firstColumn="1" w:lastColumn="0" w:oddVBand="0" w:evenVBand="0" w:oddHBand="0" w:evenHBand="0" w:firstRowFirstColumn="0" w:firstRowLastColumn="0" w:lastRowFirstColumn="0" w:lastRowLastColumn="0"/>
+            <w:tcW w:w="2605" w:type="dxa"/>
+            <w:hideMark/>
+          </w:tcPr>
+          <w:p>
+            <w:pPr>
+              <w:rPr>
+                <w:rFonts w:ascii="Times New Roman" w:eastAsia="Times New Roman" w:hAnsi="Times New Roman" w:cs="Times New Roman"/>
+                <w:kern w:val="0"/>
+                <w:sz w:val="24"/>
+                <w:szCs w:val="24"/>
+                <w:lang w:val="en-GB" w:eastAsia="en-GB" w:bidi="ar-SA"/>
+                <w14:ligatures w14:val="none"/>
+              </w:rPr>
+            </w:pPr>
+            <w:r>
+              <w:rPr>
+                <w:rFonts w:ascii="Times New Roman" w:eastAsia="Times New Roman" w:hAnsi="Times New Roman" w:cs="Times New Roman"/>
+                <w:kern w:val="0"/>
+                <w:sz w:val="24"/>
+                <w:szCs w:val="24"/>
+                <w:lang w:val="en-GB" w:eastAsia="en-GB" w:bidi="ar-SA"/>
+                <w14:ligatures w14:val="none"/>
+              </w:rPr>
+              <w:t>Document Title</w:t>
+            </w:r>
+          </w:p>
+        </w:tc>
+        <w:tc>
+          <w:tcPr>
+            <w:tcW w:w="6480" w:type="dxa"/>
+            <w:hideMark/>
+          </w:tcPr>
+          <w:p>
+            <w:pPr>
+              <w:pStyle w:val="Header"/>
+              <w:cnfStyle w:val="000000000000" w:firstRow="0" w:lastRow="0" w:firstColumn="0" w:lastColumn="0" w:oddVBand="0" w:evenVBand="0" w:oddHBand="0" w:evenHBand="0" w:firstRowFirstColumn="0" w:firstRowLastColumn="0" w:lastRowFirstColumn="0" w:lastRowLastColumn="0"/>
+              <w:rPr>
+                <w:rFonts w:asciiTheme="majorBidi" w:hAnsiTheme="majorBidi" w:cstheme="majorBidi"/>
+              </w:rPr>
+            </w:pPr>
+            <w:r>
+              <w:rPr>
+                <w:rFonts w:asciiTheme="majorBidi" w:hAnsiTheme="majorBidi" w:cstheme="majorBidi"/>
+                <w:sz w:val="24"/>
+                <w:szCs w:val="24"/>
+              </w:rPr>
+              <w:t>14_Human_Resources_Interface</w:t>
+            </w:r>
+          </w:p>
+        </w:tc>
+      </w:tr>
+      <w:tr>
+        <w:trPr>
+          <w:cnfStyle w:val="000000100000" w:firstRow="0" w:lastRow="0" w:firstColumn="0" w:lastColumn="0" w:oddVBand="0" w:evenVBand="0" w:oddHBand="1" w:evenHBand="0" w:firstRowFirstColumn="0" w:firstRowLastColumn="0" w:lastRowFirstColumn="0" w:lastRowLastColumn="0"/>
+        </w:trPr>
+        <w:tc>
+          <w:tcPr>
+            <w:cnfStyle w:val="001000000000" w:firstRow="0" w:lastRow="0" w:firstColumn="1" w:lastColumn="0" w:oddVBand="0" w:evenVBand="0" w:oddHBand="0" w:evenHBand="0" w:firstRowFirstColumn="0" w:firstRowLastColumn="0" w:lastRowFirstColumn="0" w:lastRowLastColumn="0"/>
+            <w:tcW w:w="2605" w:type="dxa"/>
+            <w:hideMark/>
+          </w:tcPr>
+          <w:p>
+            <w:pPr>
+              <w:rPr>
+                <w:rFonts w:ascii="Times New Roman" w:eastAsia="Times New Roman" w:hAnsi="Times New Roman" w:cs="Times New Roman"/>
+                <w:kern w:val="0"/>
+                <w:sz w:val="24"/>
+                <w:szCs w:val="24"/>
+                <w:lang w:val="en-GB" w:eastAsia="en-GB" w:bidi="ar-SA"/>
+                <w14:ligatures w14:val="none"/>
+              </w:rPr>
+            </w:pPr>
+            <w:r>
+              <w:rPr>
+                <w:rFonts w:ascii="Times New Roman" w:eastAsia="Times New Roman" w:hAnsi="Times New Roman" w:cs="Times New Roman"/>
+                <w:kern w:val="0"/>
+                <w:sz w:val="24"/>
+                <w:szCs w:val="24"/>
+                <w:lang w:val="en-GB" w:eastAsia="en-GB" w:bidi="ar-SA"/>
+                <w14:ligatures w14:val="none"/>
+              </w:rPr>
+              <w:t>Document Code</w:t>
+            </w:r>
+          </w:p>
+        </w:tc>
+        <w:tc>
+          <w:tcPr>
+            <w:tcW w:w="6480" w:type="dxa"/>
+            <w:hideMark/>
+          </w:tcPr>
+          <w:p>
+            <w:pPr>
+              <w:cnfStyle w:val="000000100000" w:firstRow="0" w:lastRow="0" w:firstColumn="0" w:lastColumn="0" w:oddVBand="0" w:evenVBand="0" w:oddHBand="1" w:evenHBand="0" w:firstRowFirstColumn="0" w:firstRowLastColumn="0" w:lastRowFirstColumn="0" w:lastRowLastColumn="0"/>
+              <w:rPr>
+                <w:rFonts w:ascii="Times New Roman" w:eastAsia="Times New Roman" w:hAnsi="Times New Roman" w:cs="Times New Roman"/>
+                <w:kern w:val="0"/>
+                <w:sz w:val="24"/>
+                <w:szCs w:val="24"/>
+                <w:lang w:val="en-GB" w:eastAsia="en-GB" w:bidi="ar-SA"/>
+                <w14:ligatures w14:val="none"/>
+              </w:rPr>
+            </w:pPr>
+            <w:r>
+              <w:rPr>
+                <w:rFonts w:ascii="Times New Roman" w:eastAsia="Times New Roman" w:hAnsi="Times New Roman" w:cs="Times New Roman"/>
+                <w:kern w:val="0"/>
+                <w:sz w:val="24"/>
+                <w:szCs w:val="24"/>
+                <w:lang w:val="en-GB" w:eastAsia="en-GB" w:bidi="ar-SA"/>
+                <w14:ligatures w14:val="none"/>
+              </w:rPr>
+              <w:t>RAM-PROC-013</w:t>
+            </w:r>
+          </w:p>
+        </w:tc>
+      </w:tr>
+      <w:tr>
+        <w:tc>
+          <w:tcPr>
+            <w:tcW w:w="2605" w:type="dxa"/>
+            <w:hideMark/>
+          </w:tcPr>
+          <w:p>
+            <w:pPr>
+              <w:cnfStyle w:val="001000000000" w:firstRow="0" w:lastRow="0" w:firstColumn="1" w:lastColumn="0" w:oddVBand="0" w:evenVBand="0" w:oddHBand="0" w:evenHBand="0" w:firstRowFirstColumn="0" w:firstRowLastColumn="0" w:lastRowFirstColumn="0" w:lastRowLastColumn="0"/>
+              <w:rPr>
+                <w:rFonts w:ascii="Times New Roman" w:eastAsia="Times New Roman" w:hAnsi="Times New Roman" w:cs="Times New Roman"/>
+                <w:kern w:val="0"/>
+                <w:sz w:val="24"/>
+                <w:szCs w:val="24"/>
+                <w:lang w:val="en-GB" w:eastAsia="en-GB" w:bidi="ar-SA"/>
+                <w14:ligatures w14:val="none"/>
+              </w:rPr>
+            </w:pPr>
+            <w:r>
+              <w:rPr>
+                <w:rFonts w:ascii="Times New Roman" w:eastAsia="Times New Roman" w:hAnsi="Times New Roman" w:cs="Times New Roman"/>
+                <w:kern w:val="0"/>
+                <w:sz w:val="24"/>
+                <w:szCs w:val="24"/>
+                <w:lang w:val="en-GB" w:eastAsia="en-GB" w:bidi="ar-SA"/>
+                <w14:ligatures w14:val="none"/>
+              </w:rPr>
+              <w:t>Process Area</w:t>
+            </w:r>
+          </w:p>
+        </w:tc>
+        <w:tc>
+          <w:tcPr>
+            <w:tcW w:w="6480" w:type="dxa"/>
+            <w:hideMark/>
+          </w:tcPr>
+          <w:p>
+            <w:pPr>
+              <w:rPr>
+                <w:rFonts w:ascii="Times New Roman" w:eastAsia="Times New Roman" w:hAnsi="Times New Roman" w:cs="Times New Roman"/>
+                <w:kern w:val="0"/>
+                <w:sz w:val="24"/>
+                <w:szCs w:val="24"/>
+                <w:lang w:val="en-GB" w:eastAsia="en-GB" w:bidi="ar-SA"/>
+                <w14:ligatures w14:val="none"/>
+              </w:rPr>
+            </w:pPr>
+            <w:r>
+              <w:rPr>
+                <w:rFonts w:ascii="Times New Roman" w:eastAsia="Times New Roman" w:hAnsi="Times New Roman" w:cs="Times New Roman"/>
+                <w:kern w:val="0"/>
+                <w:sz w:val="24"/>
+                <w:szCs w:val="24"/>
+                <w:lang w:val="en-GB" w:eastAsia="en-GB" w:bidi="ar-SA"/>
+                <w14:ligatures w14:val="none"/>
+              </w:rPr>
+              <w:t>14_Human_Resources_Interface</w:t>
+            </w:r>
+          </w:p>
+        </w:tc>
+      </w:tr>
+      <w:tr>
+        <w:trPr>
+          <w:cnfStyle w:val="000000100000" w:firstRow="0" w:lastRow="0" w:firstColumn="0" w:lastColumn="0" w:oddVBand="0" w:evenVBand="0" w:oddHBand="1" w:evenHBand="0" w:firstRowFirstColumn="0" w:firstRowLastColumn="0" w:lastRowFirstColumn="0" w:lastRowLastColumn="0"/>
+        </w:trPr>
+        <w:tc>
+          <w:tcPr>
+            <w:cnfStyle w:val="001000000000" w:firstRow="0" w:lastRow="0" w:firstColumn="1" w:lastColumn="0" w:oddVBand="0" w:evenVBand="0" w:oddHBand="0" w:evenHBand="0" w:firstRowFirstColumn="0" w:firstRowLastColumn="0" w:lastRowFirstColumn="0" w:lastRowLastColumn="0"/>
+            <w:tcW w:w="2605" w:type="dxa"/>
+            <w:hideMark/>
+          </w:tcPr>
+          <w:p>
+            <w:pPr>
+              <w:rPr>
+                <w:rFonts w:ascii="Times New Roman" w:eastAsia="Times New Roman" w:hAnsi="Times New Roman" w:cs="Times New Roman"/>
+                <w:kern w:val="0"/>
+                <w:sz w:val="24"/>
+                <w:szCs w:val="24"/>
+                <w:lang w:val="en-GB" w:eastAsia="en-GB" w:bidi="ar-SA"/>
+                <w14:ligatures w14:val="none"/>
+              </w:rPr>
+            </w:pPr>
+            <w:r>
+              <w:rPr>
+                <w:rFonts w:ascii="Times New Roman" w:eastAsia="Times New Roman" w:hAnsi="Times New Roman" w:cs="Times New Roman"/>
+                <w:kern w:val="0"/>
+                <w:sz w:val="24"/>
+                <w:szCs w:val="24"/>
+                <w:lang w:val="en-GB" w:eastAsia="en-GB" w:bidi="ar-SA"/>
+                <w14:ligatures w14:val="none"/>
+              </w:rPr>
+              <w:t>Document Type</w:t>
+            </w:r>
+          </w:p>
+        </w:tc>
+        <w:tc>
+          <w:tcPr>
+            <w:tcW w:w="6480" w:type="dxa"/>
+            <w:hideMark/>
+          </w:tcPr>
+          <w:p>
+            <w:pPr>
+              <w:cnfStyle w:val="000000100000" w:firstRow="0" w:lastRow="0" w:firstColumn="0" w:lastColumn="0" w:oddVBand="0" w:evenVBand="0" w:oddHBand="1" w:evenHBand="0" w:firstRowFirstColumn="0" w:firstRowLastColumn="0" w:lastRowFirstColumn="0" w:lastRowLastColumn="0"/>
+              <w:rPr>
+                <w:rFonts w:ascii="Times New Roman" w:eastAsia="Times New Roman" w:hAnsi="Times New Roman" w:cs="Times New Roman"/>
+                <w:kern w:val="0"/>
+                <w:sz w:val="24"/>
+                <w:szCs w:val="24"/>
+                <w:lang w:val="en-GB" w:eastAsia="en-GB" w:bidi="ar-SA"/>
+                <w14:ligatures w14:val="none"/>
+              </w:rPr>
+            </w:pPr>
+            <w:r>
+              <w:rPr>
+                <w:rFonts w:ascii="Times New Roman" w:eastAsia="Times New Roman" w:hAnsi="Times New Roman" w:cs="Times New Roman"/>
+                <w:kern w:val="0"/>
+                <w:sz w:val="24"/>
+                <w:szCs w:val="24"/>
+                <w:lang w:val="en-GB" w:eastAsia="en-GB" w:bidi="ar-SA"/>
+                <w14:ligatures w14:val="none"/>
+              </w:rPr>
+              <w:t>Procedure</w:t>
+            </w:r>
+          </w:p>
+        </w:tc>
+      </w:tr>
+      <w:tr>
+        <w:tc>
+          <w:tcPr>
+            <w:cnfStyle w:val="001000000000" w:firstRow="0" w:lastRow="0" w:firstColumn="1" w:lastColumn="0" w:oddVBand="0" w:evenVBand="0" w:oddHBand="0" w:evenHBand="0" w:firstRowFirstColumn="0" w:firstRowLastColumn="0" w:lastRowFirstColumn="0" w:lastRowLastColumn="0"/>
+            <w:tcW w:w="2605" w:type="dxa"/>
+            <w:hideMark/>
+          </w:tcPr>
+          <w:p>
+            <w:pPr>
+              <w:rPr>
+                <w:rFonts w:ascii="Times New Roman" w:eastAsia="Times New Roman" w:hAnsi="Times New Roman" w:cs="Times New Roman"/>
+                <w:kern w:val="0"/>
+                <w:sz w:val="24"/>
+                <w:szCs w:val="24"/>
+                <w:lang w:val="en-GB" w:eastAsia="en-GB" w:bidi="ar-SA"/>
+                <w14:ligatures w14:val="none"/>
+              </w:rPr>
+            </w:pPr>
+            <w:r>
+              <w:rPr>
+                <w:rFonts w:ascii="Times New Roman" w:eastAsia="Times New Roman" w:hAnsi="Times New Roman" w:cs="Times New Roman"/>
+                <w:kern w:val="0"/>
+                <w:sz w:val="24"/>
+                <w:szCs w:val="24"/>
+                <w:lang w:val="en-GB" w:eastAsia="en-GB" w:bidi="ar-SA"/>
+                <w14:ligatures w14:val="none"/>
+              </w:rPr>
+              <w:t>Version</w:t>
+            </w:r>
+          </w:p>
+        </w:tc>
+        <w:tc>
+          <w:tcPr>
+            <w:tcW w:w="6480" w:type="dxa"/>
+            <w:hideMark/>
+          </w:tcPr>
+          <w:p>
+            <w:pPr>
+              <w:cnfStyle w:val="000000000000" w:firstRow="0" w:lastRow="0" w:firstColumn="0" w:lastColumn="0" w:oddVBand="0" w:evenVBand="0" w:oddHBand="0" w:evenHBand="0" w:firstRowFirstColumn="0" w:firstRowLastColumn="0" w:lastRowFirstColumn="0" w:lastRowLastColumn="0"/>
+              <w:rPr>
+                <w:rFonts w:ascii="Times New Roman" w:eastAsia="Times New Roman" w:hAnsi="Times New Roman" w:cs="Times New Roman"/>
+                <w:kern w:val="0"/>
+                <w:sz w:val="24"/>
+                <w:szCs w:val="24"/>
+                <w:lang w:val="en-GB" w:eastAsia="en-GB" w:bidi="ar-SA"/>
+                <w14:ligatures w14:val="none"/>
+              </w:rPr>
+            </w:pPr>
+            <w:r>
+              <w:rPr>
+                <w:rFonts w:ascii="Times New Roman" w:eastAsia="Times New Roman" w:hAnsi="Times New Roman" w:cs="Times New Roman"/>
+                <w:kern w:val="0"/>
+                <w:sz w:val="24"/>
+                <w:szCs w:val="24"/>
+                <w:lang w:val="en-GB" w:eastAsia="en-GB" w:bidi="ar-SA"/>
+                <w14:ligatures w14:val="none"/>
+              </w:rPr>
+              <w:t>1.0</w:t>
+            </w:r>
+          </w:p>
+        </w:tc>
+      </w:tr>
+      <w:tr>
+        <w:trPr>
+          <w:cnfStyle w:val="000000100000" w:firstRow="0" w:lastRow="0" w:firstColumn="0" w:lastColumn="0" w:oddVBand="0" w:evenVBand="0" w:oddHBand="1" w:evenHBand="0" w:firstRowFirstColumn="0" w:firstRowLastColumn="0" w:lastRowFirstColumn="0" w:lastRowLastColumn="0"/>
+        </w:trPr>
+        <w:tc>
+          <w:tcPr>
+            <w:cnfStyle w:val="001000000000" w:firstRow="0" w:lastRow="0" w:firstColumn="1" w:lastColumn="0" w:oddVBand="0" w:evenVBand="0" w:oddHBand="0" w:evenHBand="0" w:firstRowFirstColumn="0" w:firstRowLastColumn="0" w:lastRowFirstColumn="0" w:lastRowLastColumn="0"/>
+            <w:tcW w:w="2605" w:type="dxa"/>
+            <w:hideMark/>
+          </w:tcPr>
+          <w:p>
+            <w:pPr>
+              <w:rPr>
+                <w:rFonts w:ascii="Times New Roman" w:eastAsia="Times New Roman" w:hAnsi="Times New Roman" w:cs="Times New Roman"/>
+                <w:kern w:val="0"/>
+                <w:sz w:val="24"/>
+                <w:szCs w:val="24"/>
+                <w:lang w:val="en-GB" w:eastAsia="en-GB" w:bidi="ar-SA"/>
+                <w14:ligatures w14:val="none"/>
+              </w:rPr>
+            </w:pPr>
+            <w:r>
+              <w:rPr>
+                <w:rFonts w:ascii="Times New Roman" w:eastAsia="Times New Roman" w:hAnsi="Times New Roman" w:cs="Times New Roman"/>
+                <w:kern w:val="0"/>
+                <w:sz w:val="24"/>
+                <w:szCs w:val="24"/>
+                <w:lang w:val="en-GB" w:eastAsia="en-GB" w:bidi="ar-SA"/>
+                <w14:ligatures w14:val="none"/>
+              </w:rPr>
+              <w:t>Effective Date</w:t>
+            </w:r>
+          </w:p>
+        </w:tc>
+        <w:tc>
+          <w:tcPr>
+            <w:tcW w:w="6480" w:type="dxa"/>
+            <w:hideMark/>
+          </w:tcPr>
+          <w:p>
+            <w:pPr>
+              <w:cnfStyle w:val="000000100000" w:firstRow="0" w:lastRow="0" w:firstColumn="0" w:lastColumn="0" w:oddVBand="0" w:evenVBand="0" w:oddHBand="1" w:evenHBand="0" w:firstRowFirstColumn="0" w:firstRowLastColumn="0" w:lastRowFirstColumn="0" w:lastRowLastColumn="0"/>
+              <w:rPr>
+                <w:rFonts w:ascii="Times New Roman" w:eastAsia="Times New Roman" w:hAnsi="Times New Roman" w:cs="Times New Roman"/>
+                <w:kern w:val="0"/>
+                <w:sz w:val="24"/>
+                <w:szCs w:val="24"/>
+                <w:lang w:val="en-GB" w:eastAsia="en-GB" w:bidi="ar-SA"/>
+                <w14:ligatures w14:val="none"/>
+              </w:rPr>
+            </w:pPr>
+            <w:r>
+              <w:rPr>
+                <w:rFonts w:ascii="Times New Roman" w:eastAsia="Times New Roman" w:hAnsi="Times New Roman" w:cs="Times New Roman"/>
+                <w:kern w:val="0"/>
+                <w:sz w:val="24"/>
+                <w:szCs w:val="24"/>
+                <w:lang w:val="en-GB" w:eastAsia="en-GB" w:bidi="ar-SA"/>
+                <w14:ligatures w14:val="none"/>
+              </w:rPr>
+              <w:t>01 Jan 2026</w:t>
+            </w:r>
+          </w:p>
+        </w:tc>
+      </w:tr>
+      <w:tr>
+        <w:tc>
+          <w:tcPr>
+            <w:cnfStyle w:val="001000000000" w:firstRow="0" w:lastRow="0" w:firstColumn="1" w:lastColumn="0" w:oddVBand="0" w:evenVBand="0" w:oddHBand="0" w:evenHBand="0" w:firstRowFirstColumn="0" w:firstRowLastColumn="0" w:lastRowFirstColumn="0" w:lastRowLastColumn="0"/>
+            <w:tcW w:w="2605" w:type="dxa"/>
+            <w:hideMark/>
+          </w:tcPr>
+          <w:p>
+            <w:pPr>
+              <w:rPr>
+                <w:rFonts w:ascii="Times New Roman" w:eastAsia="Times New Roman" w:hAnsi="Times New Roman" w:cs="Times New Roman"/>
+                <w:kern w:val="0"/>
+                <w:sz w:val="24"/>
+                <w:szCs w:val="24"/>
+                <w:lang w:val="en-GB" w:eastAsia="en-GB" w:bidi="ar-SA"/>
+                <w14:ligatures w14:val="none"/>
+              </w:rPr>
+            </w:pPr>
+            <w:r>
+              <w:rPr>
+                <w:rFonts w:ascii="Times New Roman" w:eastAsia="Times New Roman" w:hAnsi="Times New Roman" w:cs="Times New Roman"/>
+                <w:kern w:val="0"/>
+                <w:sz w:val="24"/>
+                <w:szCs w:val="24"/>
+                <w:lang w:val="en-GB" w:eastAsia="en-GB" w:bidi="ar-SA"/>
+                <w14:ligatures w14:val="none"/>
+              </w:rPr>
+              <w:t>Review Cycle</w:t>
+            </w:r>
+          </w:p>
+        </w:tc>
+        <w:tc>
+          <w:tcPr>
+            <w:tcW w:w="6480" w:type="dxa"/>
+            <w:hideMark/>
+          </w:tcPr>
+          <w:p>
+            <w:pPr>
+              <w:cnfStyle w:val="000000000000" w:firstRow="0" w:lastRow="0" w:firstColumn="0" w:lastColumn="0" w:oddVBand="0" w:evenVBand="0" w:oddHBand="0" w:evenHBand="0" w:firstRowFirstColumn="0" w:firstRowLastColumn="0" w:lastRowFirstColumn="0" w:lastRowLastColumn="0"/>
+              <w:rPr>
+                <w:rFonts w:ascii="Times New Roman" w:eastAsia="Times New Roman" w:hAnsi="Times New Roman" w:cs="Times New Roman"/>
+                <w:kern w:val="0"/>
+                <w:sz w:val="24"/>
+                <w:szCs w:val="24"/>
+                <w:lang w:val="en-GB" w:eastAsia="en-GB" w:bidi="ar-SA"/>
+                <w14:ligatures w14:val="none"/>
+              </w:rPr>
+            </w:pPr>
+            <w:r>
+              <w:rPr>
+                <w:rFonts w:ascii="Times New Roman" w:eastAsia="Times New Roman" w:hAnsi="Times New Roman" w:cs="Times New Roman"/>
+                <w:kern w:val="0"/>
+                <w:sz w:val="24"/>
+                <w:szCs w:val="24"/>
+                <w:lang w:val="en-GB" w:eastAsia="en-GB" w:bidi="ar-SA"/>
+                <w14:ligatures w14:val="none"/>
+              </w:rPr>
+              <w:t>Annual</w:t>
+            </w:r>
+          </w:p>
+        </w:tc>
+      </w:tr>
+      <w:tr>
+        <w:trPr>
+          <w:cnfStyle w:val="000000100000" w:firstRow="0" w:lastRow="0" w:firstColumn="0" w:lastColumn="0" w:oddVBand="0" w:evenVBand="0" w:oddHBand="1" w:evenHBand="0" w:firstRowFirstColumn="0" w:firstRowLastColumn="0" w:lastRowFirstColumn="0" w:lastRowLastColumn="0"/>
+        </w:trPr>
+        <w:tc>
+          <w:tcPr>
+            <w:cnfStyle w:val="001000000000" w:firstRow="0" w:lastRow="0" w:firstColumn="1" w:lastColumn="0" w:oddVBand="0" w:evenVBand="0" w:oddHBand="0" w:evenHBand="0" w:firstRowFirstColumn="0" w:firstRowLastColumn="0" w:lastRowFirstColumn="0" w:lastRowLastColumn="0"/>
+            <w:tcW w:w="2605" w:type="dxa"/>
+            <w:hideMark/>
+          </w:tcPr>
+          <w:p>
+            <w:pPr>
+              <w:rPr>
+                <w:rFonts w:ascii="Times New Roman" w:eastAsia="Times New Roman" w:hAnsi="Times New Roman" w:cs="Times New Roman"/>
+                <w:kern w:val="0"/>
+                <w:sz w:val="24"/>
+                <w:szCs w:val="24"/>
+                <w:lang w:val="en-GB" w:eastAsia="en-GB" w:bidi="ar-SA"/>
+                <w14:ligatures w14:val="none"/>
+              </w:rPr>
+            </w:pPr>
+            <w:r>
+              <w:rPr>
+                <w:rFonts w:ascii="Times New Roman" w:eastAsia="Times New Roman" w:hAnsi="Times New Roman" w:cs="Times New Roman"/>
+                <w:kern w:val="0"/>
+                <w:sz w:val="24"/>
+                <w:szCs w:val="24"/>
+                <w:lang w:val="en-GB" w:eastAsia="en-GB" w:bidi="ar-SA"/>
+                <w14:ligatures w14:val="none"/>
+              </w:rPr>
+              <w:t>Owner</w:t>
+            </w:r>
+          </w:p>
+        </w:tc>
+        <w:tc>
+          <w:tcPr>
+            <w:tcW w:w="6480" w:type="dxa"/>
+            <w:hideMark/>
+          </w:tcPr>
+          <w:p>
+            <w:pPr>
+              <w:cnfStyle w:val="000000100000" w:firstRow="0" w:lastRow="0" w:firstColumn="0" w:lastColumn="0" w:oddVBand="0" w:evenVBand="0" w:oddHBand="1" w:evenHBand="0" w:firstRowFirstColumn="0" w:firstRowLastColumn="0" w:lastRowFirstColumn="0" w:lastRowLastColumn="0"/>
+              <w:rPr>
+                <w:rFonts w:ascii="Times New Roman" w:eastAsia="Times New Roman" w:hAnsi="Times New Roman" w:cs="Times New Roman"/>
+                <w:kern w:val="0"/>
+                <w:sz w:val="24"/>
+                <w:szCs w:val="24"/>
+                <w:lang w:val="en-GB" w:eastAsia="en-GB" w:bidi="ar-SA"/>
+                <w14:ligatures w14:val="none"/>
+              </w:rPr>
+            </w:pPr>
+            <w:r>
+              <w:rPr>
+                <w:rFonts w:ascii="Times New Roman" w:eastAsia="Times New Roman" w:hAnsi="Times New Roman" w:cs="Times New Roman"/>
+                <w:kern w:val="0"/>
+                <w:sz w:val="24"/>
+                <w:szCs w:val="24"/>
+                <w:lang w:val="en-GB" w:eastAsia="en-GB" w:bidi="ar-SA"/>
+                <w14:ligatures w14:val="none"/>
+              </w:rPr>
+              <w:t xml:space="preserve">Head of </w:t>
+            </w:r>
+            <w:r>
+              <w:rPr>
+                <w:rFonts w:ascii="Times New Roman" w:eastAsia="Times New Roman" w:hAnsi="Times New Roman" w:cs="Times New Roman"/>
+                <w:kern w:val="0"/>
+                <w:sz w:val="24"/>
+                <w:szCs w:val="24"/>
+                <w:lang w:val="en-GB" w:eastAsia="en-GB" w:bidi="ar-SA"/>
+                <w14:ligatures w14:val="none"/>
+              </w:rPr>
+              <w:t xml:space="preserve">HR and HR Business Partner </w:t>
+            </w:r>
+          </w:p>
+        </w:tc>
+      </w:tr>
+      <w:tr>
+        <w:tc>
+          <w:tcPr>
+            <w:cnfStyle w:val="001000000000" w:firstRow="0" w:lastRow="0" w:firstColumn="1" w:lastColumn="0" w:oddVBand="0" w:evenVBand="0" w:oddHBand="0" w:evenHBand="0" w:firstRowFirstColumn="0" w:firstRowLastColumn="0" w:lastRowFirstColumn="0" w:lastRowLastColumn="0"/>
+            <w:tcW w:w="2605" w:type="dxa"/>
+            <w:hideMark/>
+          </w:tcPr>
+          <w:p>
+            <w:pPr>
+              <w:rPr>
+                <w:rFonts w:ascii="Times New Roman" w:eastAsia="Times New Roman" w:hAnsi="Times New Roman" w:cs="Times New Roman"/>
+                <w:kern w:val="0"/>
+                <w:sz w:val="24"/>
+                <w:szCs w:val="24"/>
+                <w:lang w:val="en-GB" w:eastAsia="en-GB" w:bidi="ar-SA"/>
+                <w14:ligatures w14:val="none"/>
+              </w:rPr>
+            </w:pPr>
+            <w:r>
+              <w:rPr>
+                <w:rFonts w:ascii="Times New Roman" w:eastAsia="Times New Roman" w:hAnsi="Times New Roman" w:cs="Times New Roman"/>
+                <w:kern w:val="0"/>
+                <w:sz w:val="24"/>
+                <w:szCs w:val="24"/>
+                <w:lang w:val="en-GB" w:eastAsia="en-GB" w:bidi="ar-SA"/>
+                <w14:ligatures w14:val="none"/>
+              </w:rPr>
+              <w:t>Approved By</w:t>
+            </w:r>
+          </w:p>
+        </w:tc>
+        <w:tc>
+          <w:tcPr>
+            <w:tcW w:w="6480" w:type="dxa"/>
+            <w:hideMark/>
+          </w:tcPr>
+          <w:p>
+            <w:pPr>
+              <w:cnfStyle w:val="000000000000" w:firstRow="0" w:lastRow="0" w:firstColumn="0" w:lastColumn="0" w:oddVBand="0" w:evenVBand="0" w:oddHBand="0" w:evenHBand="0" w:firstRowFirstColumn="0" w:firstRowLastColumn="0" w:lastRowFirstColumn="0" w:lastRowLastColumn="0"/>
+              <w:rPr>
+                <w:rFonts w:ascii="Times New Roman" w:eastAsia="Times New Roman" w:hAnsi="Times New Roman" w:cs="Times New Roman"/>
+                <w:kern w:val="0"/>
+                <w:sz w:val="24"/>
+                <w:szCs w:val="24"/>
+                <w:lang w:val="en-GB" w:eastAsia="en-GB" w:bidi="ar-SA"/>
+                <w14:ligatures w14:val="none"/>
+              </w:rPr>
+            </w:pPr>
+            <w:r>
+              <w:rPr>
+                <w:rFonts w:ascii="Times New Roman" w:eastAsia="Times New Roman" w:hAnsi="Times New Roman" w:cs="Times New Roman"/>
+                <w:kern w:val="0"/>
+                <w:sz w:val="24"/>
+                <w:szCs w:val="24"/>
+                <w:lang w:val="en-GB" w:eastAsia="en-GB" w:bidi="ar-SA"/>
+                <w14:ligatures w14:val="none"/>
+              </w:rPr>
+              <w:t>CEO / Board</w:t>
+            </w:r>
+          </w:p>
+        </w:tc>
+      </w:tr>
+      <w:tr>
+        <w:trPr>
+          <w:cnfStyle w:val="000000100000" w:firstRow="0" w:lastRow="0" w:firstColumn="0" w:lastColumn="0" w:oddVBand="0" w:evenVBand="0" w:oddHBand="1" w:evenHBand="0" w:firstRowFirstColumn="0" w:firstRowLastColumn="0" w:lastRowFirstColumn="0" w:lastRowLastColumn="0"/>
+        </w:trPr>
+        <w:tc>
+          <w:tcPr>
+            <w:cnfStyle w:val="001000000000" w:firstRow="0" w:lastRow="0" w:firstColumn="1" w:lastColumn="0" w:oddVBand="0" w:evenVBand="0" w:oddHBand="0" w:evenHBand="0" w:firstRowFirstColumn="0" w:firstRowLastColumn="0" w:lastRowFirstColumn="0" w:lastRowLastColumn="0"/>
+            <w:tcW w:w="2605" w:type="dxa"/>
+            <w:hideMark/>
+          </w:tcPr>
+          <w:p>
+            <w:pPr>
+              <w:rPr>
+                <w:rFonts w:ascii="Times New Roman" w:eastAsia="Times New Roman" w:hAnsi="Times New Roman" w:cs="Times New Roman"/>
+                <w:kern w:val="0"/>
+                <w:sz w:val="24"/>
+                <w:szCs w:val="24"/>
+                <w:lang w:val="en-GB" w:eastAsia="en-GB" w:bidi="ar-SA"/>
+                <w14:ligatures w14:val="none"/>
+              </w:rPr>
+            </w:pPr>
+            <w:r>
+              <w:rPr>
+                <w:rFonts w:ascii="Times New Roman" w:eastAsia="Times New Roman" w:hAnsi="Times New Roman" w:cs="Times New Roman"/>
+                <w:kern w:val="0"/>
+                <w:sz w:val="24"/>
+                <w:szCs w:val="24"/>
+                <w:lang w:val="en-GB" w:eastAsia="en-GB" w:bidi="ar-SA"/>
+                <w14:ligatures w14:val="none"/>
+              </w:rPr>
+              <w:t>Prepared By</w:t>
+            </w:r>
+          </w:p>
+        </w:tc>
+        <w:tc>
+          <w:tcPr>
+            <w:tcW w:w="6480" w:type="dxa"/>
+            <w:hideMark/>
+          </w:tcPr>
+          <w:p>
+            <w:pPr>
+              <w:cnfStyle w:val="000000100000" w:firstRow="0" w:lastRow="0" w:firstColumn="0" w:lastColumn="0" w:oddVBand="0" w:evenVBand="0" w:oddHBand="1" w:evenHBand="0" w:firstRowFirstColumn="0" w:firstRowLastColumn="0" w:lastRowFirstColumn="0" w:lastRowLastColumn="0"/>
+              <w:rPr>
+                <w:rFonts w:ascii="Times New Roman" w:eastAsia="Times New Roman" w:hAnsi="Times New Roman" w:cs="Times New Roman"/>
+                <w:kern w:val="0"/>
+                <w:sz w:val="24"/>
+                <w:szCs w:val="24"/>
+                <w:lang w:val="en-GB" w:eastAsia="en-GB" w:bidi="ar-SA"/>
+                <w14:ligatures w14:val="none"/>
+              </w:rPr>
+            </w:pPr>
+            <w:r>
+              <w:rPr>
+                <w:rFonts w:ascii="Times New Roman" w:eastAsia="Times New Roman" w:hAnsi="Times New Roman" w:cs="Times New Roman"/>
+                <w:kern w:val="0"/>
+                <w:sz w:val="24"/>
+                <w:szCs w:val="24"/>
+                <w:lang w:val="en-GB" w:eastAsia="en-GB" w:bidi="ar-SA"/>
+                <w14:ligatures w14:val="none"/>
+              </w:rPr>
+              <w:t>Governance Office</w:t>
+            </w:r>
+          </w:p>
+        </w:tc>
+      </w:tr>
+      <w:tr>
+        <w:tc>
+          <w:tcPr>
+            <w:cnfStyle w:val="001000000000" w:firstRow="0" w:lastRow="0" w:firstColumn="1" w:lastColumn="0" w:oddVBand="0" w:evenVBand="0" w:oddHBand="0" w:evenHBand="0" w:firstRowFirstColumn="0" w:firstRowLastColumn="0" w:lastRowFirstColumn="0" w:lastRowLastColumn="0"/>
+            <w:tcW w:w="2605" w:type="dxa"/>
+            <w:hideMark/>
+          </w:tcPr>
+          <w:p>
+            <w:pPr>
+              <w:rPr>
+                <w:rFonts w:ascii="Times New Roman" w:eastAsia="Times New Roman" w:hAnsi="Times New Roman" w:cs="Times New Roman"/>
+                <w:kern w:val="0"/>
+                <w:sz w:val="24"/>
+                <w:szCs w:val="24"/>
+                <w:lang w:val="en-GB" w:eastAsia="en-GB" w:bidi="ar-SA"/>
+                <w14:ligatures w14:val="none"/>
+              </w:rPr>
+            </w:pPr>
+            <w:r>
+              <w:rPr>
+                <w:rFonts w:ascii="Times New Roman" w:eastAsia="Times New Roman" w:hAnsi="Times New Roman" w:cs="Times New Roman"/>
+                <w:kern w:val="0"/>
+                <w:sz w:val="24"/>
+                <w:szCs w:val="24"/>
+                <w:lang w:val="en-GB" w:eastAsia="en-GB" w:bidi="ar-SA"/>
+                <w14:ligatures w14:val="none"/>
+              </w:rPr>
+              <w:t>Classification</w:t>
+            </w:r>
+          </w:p>
+        </w:tc>
+        <w:tc>
+          <w:tcPr>
+            <w:tcW w:w="6480" w:type="dxa"/>
+            <w:hideMark/>
+          </w:tcPr>
+          <w:p>
+            <w:pPr>
+              <w:cnfStyle w:val="000000000000" w:firstRow="0" w:lastRow="0" w:firstColumn="0" w:lastColumn="0" w:oddVBand="0" w:evenVBand="0" w:oddHBand="0" w:evenHBand="0" w:firstRowFirstColumn="0" w:firstRowLastColumn="0" w:lastRowFirstColumn="0" w:lastRowLastColumn="0"/>
+              <w:rPr>
+                <w:rFonts w:ascii="Times New Roman" w:eastAsia="Times New Roman" w:hAnsi="Times New Roman" w:cs="Times New Roman"/>
+                <w:kern w:val="0"/>
+                <w:sz w:val="24"/>
+                <w:szCs w:val="24"/>
+                <w:lang w:val="en-GB" w:eastAsia="en-GB" w:bidi="ar-SA"/>
+                <w14:ligatures w14:val="none"/>
+              </w:rPr>
+            </w:pPr>
+            <w:r>
+              <w:rPr>
+                <w:rFonts w:ascii="Times New Roman" w:eastAsia="Times New Roman" w:hAnsi="Times New Roman" w:cs="Times New Roman"/>
+                <w:kern w:val="0"/>
+                <w:sz w:val="24"/>
+                <w:szCs w:val="24"/>
+                <w:lang w:val="en-GB" w:eastAsia="en-GB" w:bidi="ar-SA"/>
+                <w14:ligatures w14:val="none"/>
+              </w:rPr>
+              <w:t>Internal</w:t>
+            </w:r>
+          </w:p>
+        </w:tc>
+      </w:tr>
+      <w:tr>
+        <w:trPr>
+          <w:cnfStyle w:val="000000100000" w:firstRow="0" w:lastRow="0" w:firstColumn="0" w:lastColumn="0" w:oddVBand="0" w:evenVBand="0" w:oddHBand="1" w:evenHBand="0" w:firstRowFirstColumn="0" w:firstRowLastColumn="0" w:lastRowFirstColumn="0" w:lastRowLastColumn="0"/>
+        </w:trPr>
+        <w:tc>
+          <w:tcPr>
+            <w:cnfStyle w:val="001000000000" w:firstRow="0" w:lastRow="0" w:firstColumn="1" w:lastColumn="0" w:oddVBand="0" w:evenVBand="0" w:oddHBand="0" w:evenHBand="0" w:firstRowFirstColumn="0" w:firstRowLastColumn="0" w:lastRowFirstColumn="0" w:lastRowLastColumn="0"/>
+            <w:tcW w:w="2605" w:type="dxa"/>
+            <w:hideMark/>
+          </w:tcPr>
+          <w:p>
+            <w:pPr>
+              <w:rPr>
+                <w:rFonts w:ascii="Times New Roman" w:eastAsia="Times New Roman" w:hAnsi="Times New Roman" w:cs="Times New Roman"/>
+                <w:kern w:val="0"/>
+                <w:sz w:val="24"/>
+                <w:szCs w:val="24"/>
+                <w:lang w:val="en-GB" w:eastAsia="en-GB" w:bidi="ar-SA"/>
+                <w14:ligatures w14:val="none"/>
+              </w:rPr>
+            </w:pPr>
+            <w:r>
+              <w:rPr>
+                <w:rFonts w:ascii="Times New Roman" w:eastAsia="Times New Roman" w:hAnsi="Times New Roman" w:cs="Times New Roman"/>
+                <w:kern w:val="0"/>
+                <w:sz w:val="24"/>
+                <w:szCs w:val="24"/>
+                <w:lang w:val="en-GB" w:eastAsia="en-GB" w:bidi="ar-SA"/>
+                <w14:ligatures w14:val="none"/>
+              </w:rPr>
+              <w:t>Next Review</w:t>
+            </w:r>
+          </w:p>
+        </w:tc>
+        <w:tc>
+          <w:tcPr>
+            <w:tcW w:w="6480" w:type="dxa"/>
+            <w:hideMark/>
+          </w:tcPr>
+          <w:p>
+            <w:pPr>
+              <w:cnfStyle w:val="000000100000" w:firstRow="0" w:lastRow="0" w:firstColumn="0" w:lastColumn="0" w:oddVBand="0" w:evenVBand="0" w:oddHBand="1" w:evenHBand="0" w:firstRowFirstColumn="0" w:firstRowLastColumn="0" w:lastRowFirstColumn="0" w:lastRowLastColumn="0"/>
+              <w:rPr>
+                <w:rFonts w:ascii="Times New Roman" w:eastAsia="Times New Roman" w:hAnsi="Times New Roman" w:cs="Times New Roman"/>
+                <w:kern w:val="0"/>
+                <w:sz w:val="24"/>
+                <w:szCs w:val="24"/>
+                <w:lang w:val="en-GB" w:eastAsia="en-GB" w:bidi="ar-SA"/>
+                <w14:ligatures w14:val="none"/>
+              </w:rPr>
+            </w:pPr>
+            <w:r>
+              <w:rPr>
+                <w:rFonts w:ascii="Times New Roman" w:eastAsia="Times New Roman" w:hAnsi="Times New Roman" w:cs="Times New Roman"/>
+                <w:kern w:val="0"/>
+                <w:sz w:val="24"/>
+                <w:szCs w:val="24"/>
+                <w:lang w:val="en-GB" w:eastAsia="en-GB" w:bidi="ar-SA"/>
+                <w14:ligatures w14:val="none"/>
+              </w:rPr>
+              <w:t>Jan 2027</w:t>
+            </w:r>
+          </w:p>
+        </w:tc>
+      </w:tr>
+    </w:tbl>
+    <w:p>
+      <w:pPr>
+        <w:rPr>
+          <w:rFonts w:ascii="Times New Roman" w:eastAsia="Times New Roman" w:hAnsi="Times New Roman" w:cs="Times New Roman"/>
+          <w:kern w:val="0"/>
+          <w:sz w:val="24"/>
+          <w:szCs w:val="24"/>
+          <w:lang w:val="en-GB" w:eastAsia="en-GB" w:bidi="ar-SA"/>
+          <w14:ligatures w14:val="none"/>
+        </w:rPr>
+      </w:pPr>
+    </w:p>
+    <w:p>
+      <w:pPr>
+        <w:rPr>
+          <w:rFonts w:ascii="Times New Roman" w:eastAsia="Times New Roman" w:hAnsi="Times New Roman" w:cs="Times New Roman"/>
+          <w:b/>
+          <w:bCs/>
+          <w:kern w:val="0"/>
+          <w:sz w:val="27"/>
+          <w:szCs w:val="27"/>
+          <w:lang w:val="en-GB" w:eastAsia="en-GB" w:bidi="ar-SA"/>
+          <w14:ligatures w14:val="none"/>
+        </w:rPr>
+      </w:pPr>
+      <w:r>
+        <w:rPr>
+          <w:rFonts w:ascii="Times New Roman" w:eastAsia="Times New Roman" w:hAnsi="Times New Roman" w:cs="Times New Roman"/>
+          <w:b/>
+          <w:bCs/>
+          <w:kern w:val="0"/>
+          <w:sz w:val="27"/>
+          <w:szCs w:val="27"/>
+          <w:lang w:val="en-GB" w:eastAsia="en-GB" w:bidi="ar-SA"/>
+          <w14:ligatures w14:val="none"/>
+        </w:rPr>
+        <w:t>Revision History</w:t>
+      </w:r>
+    </w:p>
+    <w:tbl>
+      <w:tblPr>
+        <w:tblStyle w:val="PlainTable1"/>
+        <w:tblW w:w="9085" w:type="dxa"/>
+        <w:tblLook w:val="04A0" w:firstRow="1" w:lastRow="0" w:firstColumn="1" w:lastColumn="0" w:noHBand="0" w:noVBand="1"/>
+      </w:tblPr>
+      <w:tblGrid>
+        <w:gridCol w:w="1016"/>
+        <w:gridCol w:w="1376"/>
+        <w:gridCol w:w="2049"/>
+        <w:gridCol w:w="4644"/>
+      </w:tblGrid>
+      <w:tr>
+        <w:trPr>
+          <w:cnfStyle w:val="100000000000" w:firstRow="1" w:lastRow="0" w:firstColumn="0" w:lastColumn="0" w:oddVBand="0" w:evenVBand="0" w:oddHBand="0" w:evenHBand="0" w:firstRowFirstColumn="0" w:firstRowLastColumn="0" w:lastRowFirstColumn="0" w:lastRowLastColumn="0"/>
+        </w:trPr>
+        <w:tc>
+          <w:tcPr>
+            <w:cnfStyle w:val="001000000000" w:firstRow="0" w:lastRow="0" w:firstColumn="1" w:lastColumn="0" w:oddVBand="0" w:evenVBand="0" w:oddHBand="0" w:evenHBand="0" w:firstRowFirstColumn="0" w:firstRowLastColumn="0" w:lastRowFirstColumn="0" w:lastRowLastColumn="0"/>
+            <w:tcW w:w="0" w:type="auto"/>
+            <w:shd w:val="clear" w:color="auto" w:fill="0A2F41" w:themeFill="accent1" w:themeFillShade="80"/>
+            <w:hideMark/>
+          </w:tcPr>
+          <w:p>
+            <w:pPr>
+              <w:jc w:val="center"/>
+              <w:rPr>
+                <w:rFonts w:ascii="Times New Roman" w:eastAsia="Times New Roman" w:hAnsi="Times New Roman" w:cs="Times New Roman"/>
+                <w:kern w:val="0"/>
+                <w:sz w:val="24"/>
+                <w:szCs w:val="24"/>
+                <w:lang w:val="en-GB" w:eastAsia="en-GB" w:bidi="ar-SA"/>
+                <w14:ligatures w14:val="none"/>
+              </w:rPr>
+            </w:pPr>
+            <w:r>
+              <w:rPr>
+                <w:rFonts w:ascii="Times New Roman" w:eastAsia="Times New Roman" w:hAnsi="Times New Roman" w:cs="Times New Roman"/>
+                <w:kern w:val="0"/>
+                <w:sz w:val="24"/>
+                <w:szCs w:val="24"/>
+                <w:lang w:val="en-GB" w:eastAsia="en-GB" w:bidi="ar-SA"/>
+                <w14:ligatures w14:val="none"/>
+              </w:rPr>
+              <w:t>Version</w:t>
+            </w:r>
+          </w:p>
+        </w:tc>
+        <w:tc>
+          <w:tcPr>
+            <w:tcW w:w="0" w:type="auto"/>
+            <w:shd w:val="clear" w:color="auto" w:fill="0A2F41" w:themeFill="accent1" w:themeFillShade="80"/>
+            <w:hideMark/>
+          </w:tcPr>
+          <w:p>
+            <w:pPr>
+              <w:jc w:val="center"/>
+              <w:cnfStyle w:val="100000000000" w:firstRow="1" w:lastRow="0" w:firstColumn="0" w:lastColumn="0" w:oddVBand="0" w:evenVBand="0" w:oddHBand="0" w:evenHBand="0" w:firstRowFirstColumn="0" w:firstRowLastColumn="0" w:lastRowFirstColumn="0" w:lastRowLastColumn="0"/>
+              <w:rPr>
+                <w:rFonts w:ascii="Times New Roman" w:eastAsia="Times New Roman" w:hAnsi="Times New Roman" w:cs="Times New Roman"/>
+                <w:kern w:val="0"/>
+                <w:sz w:val="24"/>
+                <w:szCs w:val="24"/>
+                <w:lang w:val="en-GB" w:eastAsia="en-GB" w:bidi="ar-SA"/>
+                <w14:ligatures w14:val="none"/>
+              </w:rPr>
+            </w:pPr>
+            <w:r>
+              <w:rPr>
+                <w:rFonts w:ascii="Times New Roman" w:eastAsia="Times New Roman" w:hAnsi="Times New Roman" w:cs="Times New Roman"/>
+                <w:kern w:val="0"/>
+                <w:sz w:val="24"/>
+                <w:szCs w:val="24"/>
+                <w:lang w:val="en-GB" w:eastAsia="en-GB" w:bidi="ar-SA"/>
+                <w14:ligatures w14:val="none"/>
+              </w:rPr>
+              <w:t>Date</w:t>
+            </w:r>
+          </w:p>
+        </w:tc>
+        <w:tc>
+          <w:tcPr>
+            <w:tcW w:w="0" w:type="auto"/>
+            <w:shd w:val="clear" w:color="auto" w:fill="0A2F41" w:themeFill="accent1" w:themeFillShade="80"/>
+            <w:hideMark/>
+          </w:tcPr>
+          <w:p>
+            <w:pPr>
+              <w:jc w:val="center"/>
+              <w:cnfStyle w:val="100000000000" w:firstRow="1" w:lastRow="0" w:firstColumn="0" w:lastColumn="0" w:oddVBand="0" w:evenVBand="0" w:oddHBand="0" w:evenHBand="0" w:firstRowFirstColumn="0" w:firstRowLastColumn="0" w:lastRowFirstColumn="0" w:lastRowLastColumn="0"/>
+              <w:rPr>
+                <w:rFonts w:ascii="Times New Roman" w:eastAsia="Times New Roman" w:hAnsi="Times New Roman" w:cs="Times New Roman"/>
+                <w:kern w:val="0"/>
+                <w:sz w:val="24"/>
+                <w:szCs w:val="24"/>
+                <w:lang w:val="en-GB" w:eastAsia="en-GB" w:bidi="ar-SA"/>
+                <w14:ligatures w14:val="none"/>
+              </w:rPr>
+            </w:pPr>
+            <w:r>
+              <w:rPr>
+                <w:rFonts w:ascii="Times New Roman" w:eastAsia="Times New Roman" w:hAnsi="Times New Roman" w:cs="Times New Roman"/>
+                <w:kern w:val="0"/>
+                <w:sz w:val="24"/>
+                <w:szCs w:val="24"/>
+                <w:lang w:val="en-GB" w:eastAsia="en-GB" w:bidi="ar-SA"/>
+                <w14:ligatures w14:val="none"/>
+              </w:rPr>
+              <w:t>Author</w:t>
+            </w:r>
+          </w:p>
+        </w:tc>
+        <w:tc>
+          <w:tcPr>
+            <w:tcW w:w="4644" w:type="dxa"/>
+            <w:shd w:val="clear" w:color="auto" w:fill="0A2F41" w:themeFill="accent1" w:themeFillShade="80"/>
+            <w:hideMark/>
+          </w:tcPr>
+          <w:p>
+            <w:pPr>
+              <w:jc w:val="center"/>
+              <w:cnfStyle w:val="100000000000" w:firstRow="1" w:lastRow="0" w:firstColumn="0" w:lastColumn="0" w:oddVBand="0" w:evenVBand="0" w:oddHBand="0" w:evenHBand="0" w:firstRowFirstColumn="0" w:firstRowLastColumn="0" w:lastRowFirstColumn="0" w:lastRowLastColumn="0"/>
+              <w:rPr>
+                <w:rFonts w:ascii="Times New Roman" w:eastAsia="Times New Roman" w:hAnsi="Times New Roman" w:cs="Times New Roman"/>
+                <w:kern w:val="0"/>
+                <w:sz w:val="24"/>
+                <w:szCs w:val="24"/>
+                <w:lang w:val="en-GB" w:eastAsia="en-GB" w:bidi="ar-SA"/>
+                <w14:ligatures w14:val="none"/>
+              </w:rPr>
+            </w:pPr>
+            <w:r>
+              <w:rPr>
+                <w:rFonts w:ascii="Times New Roman" w:eastAsia="Times New Roman" w:hAnsi="Times New Roman" w:cs="Times New Roman"/>
+                <w:kern w:val="0"/>
+                <w:sz w:val="24"/>
+                <w:szCs w:val="24"/>
+                <w:lang w:val="en-GB" w:eastAsia="en-GB" w:bidi="ar-SA"/>
+                <w14:ligatures w14:val="none"/>
+              </w:rPr>
+              <w:t>Changes</w:t>
+            </w:r>
+          </w:p>
+        </w:tc>
+      </w:tr>
+      <w:tr>
+        <w:trPr>
+          <w:cnfStyle w:val="000000100000" w:firstRow="0" w:lastRow="0" w:firstColumn="0" w:lastColumn="0" w:oddVBand="0" w:evenVBand="0" w:oddHBand="1" w:evenHBand="0" w:firstRowFirstColumn="0" w:firstRowLastColumn="0" w:lastRowFirstColumn="0" w:lastRowLastColumn="0"/>
+        </w:trPr>
+        <w:tc>
+          <w:tcPr>
+            <w:cnfStyle w:val="001000000000" w:firstRow="0" w:lastRow="0" w:firstColumn="1" w:lastColumn="0" w:oddVBand="0" w:evenVBand="0" w:oddHBand="0" w:evenHBand="0" w:firstRowFirstColumn="0" w:firstRowLastColumn="0" w:lastRowFirstColumn="0" w:lastRowLastColumn="0"/>
+            <w:tcW w:w="0" w:type="auto"/>
+            <w:hideMark/>
+          </w:tcPr>
+          <w:p>
+            <w:pPr>
+              <w:rPr>
+                <w:rFonts w:ascii="Times New Roman" w:eastAsia="Times New Roman" w:hAnsi="Times New Roman" w:cs="Times New Roman"/>
+                <w:kern w:val="0"/>
+                <w:sz w:val="24"/>
+                <w:szCs w:val="24"/>
+                <w:lang w:val="en-GB" w:eastAsia="en-GB" w:bidi="ar-SA"/>
+                <w14:ligatures w14:val="none"/>
+              </w:rPr>
+            </w:pPr>
+            <w:r>
+              <w:rPr>
+                <w:rFonts w:ascii="Times New Roman" w:eastAsia="Times New Roman" w:hAnsi="Times New Roman" w:cs="Times New Roman"/>
+                <w:kern w:val="0"/>
+                <w:sz w:val="24"/>
+                <w:szCs w:val="24"/>
+                <w:lang w:val="en-GB" w:eastAsia="en-GB" w:bidi="ar-SA"/>
+                <w14:ligatures w14:val="none"/>
+              </w:rPr>
+              <w:t>1.0</w:t>
+            </w:r>
+          </w:p>
+        </w:tc>
+        <w:tc>
+          <w:tcPr>
+            <w:tcW w:w="0" w:type="auto"/>
+            <w:hideMark/>
+          </w:tcPr>
+          <w:p>
+            <w:pPr>
+              <w:cnfStyle w:val="000000100000" w:firstRow="0" w:lastRow="0" w:firstColumn="0" w:lastColumn="0" w:oddVBand="0" w:evenVBand="0" w:oddHBand="1" w:evenHBand="0" w:firstRowFirstColumn="0" w:firstRowLastColumn="0" w:lastRowFirstColumn="0" w:lastRowLastColumn="0"/>
+              <w:rPr>
+                <w:rFonts w:ascii="Times New Roman" w:eastAsia="Times New Roman" w:hAnsi="Times New Roman" w:cs="Times New Roman"/>
+                <w:kern w:val="0"/>
+                <w:sz w:val="24"/>
+                <w:szCs w:val="24"/>
+                <w:lang w:val="en-GB" w:eastAsia="en-GB" w:bidi="ar-SA"/>
+                <w14:ligatures w14:val="none"/>
+              </w:rPr>
+            </w:pPr>
+            <w:r>
+              <w:rPr>
+                <w:rFonts w:ascii="Times New Roman" w:eastAsia="Times New Roman" w:hAnsi="Times New Roman" w:cs="Times New Roman"/>
+                <w:kern w:val="0"/>
+                <w:sz w:val="24"/>
+                <w:szCs w:val="24"/>
+                <w:lang w:val="en-GB" w:eastAsia="en-GB" w:bidi="ar-SA"/>
+                <w14:ligatures w14:val="none"/>
+              </w:rPr>
+              <w:t>01 Jan 2026</w:t>
+            </w:r>
+          </w:p>
+        </w:tc>
+        <w:tc>
+          <w:tcPr>
+            <w:tcW w:w="0" w:type="auto"/>
+            <w:hideMark/>
+          </w:tcPr>
+          <w:p>
+            <w:pPr>
+              <w:cnfStyle w:val="000000100000" w:firstRow="0" w:lastRow="0" w:firstColumn="0" w:lastColumn="0" w:oddVBand="0" w:evenVBand="0" w:oddHBand="1" w:evenHBand="0" w:firstRowFirstColumn="0" w:firstRowLastColumn="0" w:lastRowFirstColumn="0" w:lastRowLastColumn="0"/>
+              <w:rPr>
+                <w:rFonts w:ascii="Times New Roman" w:eastAsia="Times New Roman" w:hAnsi="Times New Roman" w:cs="Times New Roman"/>
+                <w:kern w:val="0"/>
+                <w:sz w:val="24"/>
+                <w:szCs w:val="24"/>
+                <w:lang w:val="en-GB" w:eastAsia="en-GB" w:bidi="ar-SA"/>
+                <w14:ligatures w14:val="none"/>
+              </w:rPr>
+            </w:pPr>
+            <w:r>
+              <w:rPr>
+                <w:rFonts w:ascii="Times New Roman" w:eastAsia="Times New Roman" w:hAnsi="Times New Roman" w:cs="Times New Roman"/>
+                <w:kern w:val="0"/>
+                <w:sz w:val="24"/>
+                <w:szCs w:val="24"/>
+                <w:lang w:val="en-GB" w:eastAsia="en-GB" w:bidi="ar-SA"/>
+                <w14:ligatures w14:val="none"/>
+              </w:rPr>
+              <w:t>Governance Office</w:t>
+            </w:r>
+          </w:p>
+        </w:tc>
+        <w:tc>
+          <w:tcPr>
+            <w:tcW w:w="4644" w:type="dxa"/>
+            <w:hideMark/>
+          </w:tcPr>
+          <w:p>
+            <w:pPr>
+              <w:cnfStyle w:val="000000100000" w:firstRow="0" w:lastRow="0" w:firstColumn="0" w:lastColumn="0" w:oddVBand="0" w:evenVBand="0" w:oddHBand="1" w:evenHBand="0" w:firstRowFirstColumn="0" w:firstRowLastColumn="0" w:lastRowFirstColumn="0" w:lastRowLastColumn="0"/>
+              <w:rPr>
+                <w:rFonts w:ascii="Times New Roman" w:eastAsia="Times New Roman" w:hAnsi="Times New Roman" w:cs="Times New Roman"/>
+                <w:kern w:val="0"/>
+                <w:sz w:val="24"/>
+                <w:szCs w:val="24"/>
+                <w:lang w:val="en-GB" w:eastAsia="en-GB" w:bidi="ar-SA"/>
+                <w14:ligatures w14:val="none"/>
+              </w:rPr>
+            </w:pPr>
+            <w:r>
+              <w:rPr>
+                <w:rFonts w:ascii="Times New Roman" w:eastAsia="Times New Roman" w:hAnsi="Times New Roman" w:cs="Times New Roman"/>
+                <w:kern w:val="0"/>
+                <w:sz w:val="24"/>
+                <w:szCs w:val="24"/>
+                <w:lang w:val="en-GB" w:eastAsia="en-GB" w:bidi="ar-SA"/>
+                <w14:ligatures w14:val="none"/>
+              </w:rPr>
+              <w:t>Initial Issue</w:t>
+            </w:r>
+          </w:p>
+        </w:tc>
+      </w:tr>
+    </w:tbl>
+    <w:p>
+      <w:pPr>
+        <w:rPr>
+          <w:rFonts w:ascii="Times New Roman" w:eastAsia="Times New Roman" w:hAnsi="Times New Roman" w:cs="Times New Roman"/>
+          <w:b/>
+          <w:bCs/>
+          <w:kern w:val="0"/>
+          <w:sz w:val="27"/>
+          <w:szCs w:val="27"/>
+          <w:lang w:val="en-GB" w:eastAsia="en-GB" w:bidi="ar-SA"/>
+          <w14:ligatures w14:val="none"/>
+        </w:rPr>
+      </w:pPr>
+      <w:r>
+        <w:rPr>
+          <w:rFonts w:ascii="Times New Roman" w:eastAsia="Times New Roman" w:hAnsi="Times New Roman" w:cs="Times New Roman"/>
+          <w:b/>
+          <w:bCs/>
+          <w:kern w:val="0"/>
+          <w:sz w:val="27"/>
+          <w:szCs w:val="27"/>
+          <w:lang w:val="en-GB" w:eastAsia="en-GB" w:bidi="ar-SA"/>
+          <w14:ligatures w14:val="none"/>
+        </w:rPr>
+        <w:t>Distribution List</w:t>
+      </w:r>
+    </w:p>
+    <w:tbl>
+      <w:tblPr>
+        <w:tblStyle w:val="PlainTable1"/>
+        <w:tblW w:w="9085" w:type="dxa"/>
+        <w:tblLook w:val="04A0" w:firstRow="1" w:lastRow="0" w:firstColumn="1" w:lastColumn="0" w:noHBand="0" w:noVBand="1"/>
+      </w:tblPr>
+      <w:tblGrid>
+        <w:gridCol w:w="1563"/>
+        <w:gridCol w:w="7522"/>
+      </w:tblGrid>
+      <w:tr>
+        <w:trPr>
+          <w:cnfStyle w:val="100000000000" w:firstRow="1" w:lastRow="0" w:firstColumn="0" w:lastColumn="0" w:oddVBand="0" w:evenVBand="0" w:oddHBand="0" w:evenHBand="0" w:firstRowFirstColumn="0" w:firstRowLastColumn="0" w:lastRowFirstColumn="0" w:lastRowLastColumn="0"/>
+        </w:trPr>
+        <w:tc>
+          <w:tcPr>
+            <w:cnfStyle w:val="001000000000" w:firstRow="0" w:lastRow="0" w:firstColumn="1" w:lastColumn="0" w:oddVBand="0" w:evenVBand="0" w:oddHBand="0" w:evenHBand="0" w:firstRowFirstColumn="0" w:firstRowLastColumn="0" w:lastRowFirstColumn="0" w:lastRowLastColumn="0"/>
+            <w:tcW w:w="0" w:type="auto"/>
+            <w:shd w:val="clear" w:color="auto" w:fill="0A2F41" w:themeFill="accent1" w:themeFillShade="80"/>
+            <w:hideMark/>
+          </w:tcPr>
+          <w:p>
+            <w:pPr>
+              <w:jc w:val="center"/>
+              <w:rPr>
+                <w:rFonts w:ascii="Times New Roman" w:eastAsia="Times New Roman" w:hAnsi="Times New Roman" w:cs="Times New Roman"/>
+                <w:kern w:val="0"/>
+                <w:sz w:val="24"/>
+                <w:szCs w:val="24"/>
+                <w:lang w:val="en-GB" w:eastAsia="en-GB" w:bidi="ar-SA"/>
+                <w14:ligatures w14:val="none"/>
+              </w:rPr>
+            </w:pPr>
+            <w:r>
+              <w:rPr>
+                <w:rFonts w:ascii="Times New Roman" w:eastAsia="Times New Roman" w:hAnsi="Times New Roman" w:cs="Times New Roman"/>
+                <w:kern w:val="0"/>
+                <w:sz w:val="24"/>
+                <w:szCs w:val="24"/>
+                <w:lang w:val="en-GB" w:eastAsia="en-GB" w:bidi="ar-SA"/>
+                <w14:ligatures w14:val="none"/>
+              </w:rPr>
+              <w:t>Department</w:t>
+            </w:r>
+          </w:p>
+        </w:tc>
+        <w:tc>
+          <w:tcPr>
+            <w:tcW w:w="7522" w:type="dxa"/>
+            <w:shd w:val="clear" w:color="auto" w:fill="0A2F41" w:themeFill="accent1" w:themeFillShade="80"/>
+            <w:hideMark/>
+          </w:tcPr>
+          <w:p>
+            <w:pPr>
+              <w:jc w:val="center"/>
+              <w:cnfStyle w:val="100000000000" w:firstRow="1" w:lastRow="0" w:firstColumn="0" w:lastColumn="0" w:oddVBand="0" w:evenVBand="0" w:oddHBand="0" w:evenHBand="0" w:firstRowFirstColumn="0" w:firstRowLastColumn="0" w:lastRowFirstColumn="0" w:lastRowLastColumn="0"/>
+              <w:rPr>
+                <w:rFonts w:ascii="Times New Roman" w:eastAsia="Times New Roman" w:hAnsi="Times New Roman" w:cs="Times New Roman"/>
+                <w:kern w:val="0"/>
+                <w:sz w:val="24"/>
+                <w:szCs w:val="24"/>
+                <w:lang w:val="en-GB" w:eastAsia="en-GB" w:bidi="ar-SA"/>
+                <w14:ligatures w14:val="none"/>
+              </w:rPr>
+            </w:pPr>
+            <w:r>
+              <w:rPr>
+                <w:rFonts w:ascii="Times New Roman" w:eastAsia="Times New Roman" w:hAnsi="Times New Roman" w:cs="Times New Roman"/>
+                <w:kern w:val="0"/>
+                <w:sz w:val="24"/>
+                <w:szCs w:val="24"/>
+                <w:lang w:val="en-GB" w:eastAsia="en-GB" w:bidi="ar-SA"/>
+                <w14:ligatures w14:val="none"/>
+              </w:rPr>
+              <w:t>Access</w:t>
+            </w:r>
+          </w:p>
+        </w:tc>
+      </w:tr>
+      <w:tr>
+        <w:trPr>
+          <w:cnfStyle w:val="000000100000" w:firstRow="0" w:lastRow="0" w:firstColumn="0" w:lastColumn="0" w:oddVBand="0" w:evenVBand="0" w:oddHBand="1" w:evenHBand="0" w:firstRowFirstColumn="0" w:firstRowLastColumn="0" w:lastRowFirstColumn="0" w:lastRowLastColumn="0"/>
+        </w:trPr>
+        <w:tc>
+          <w:tcPr>
+            <w:cnfStyle w:val="001000000000" w:firstRow="0" w:lastRow="0" w:firstColumn="1" w:lastColumn="0" w:oddVBand="0" w:evenVBand="0" w:oddHBand="0" w:evenHBand="0" w:firstRowFirstColumn="0" w:firstRowLastColumn="0" w:lastRowFirstColumn="0" w:lastRowLastColumn="0"/>
+            <w:tcW w:w="0" w:type="auto"/>
+            <w:hideMark/>
+          </w:tcPr>
+          <w:p>
+            <w:pPr>
+              <w:rPr>
+                <w:rFonts w:ascii="Times New Roman" w:eastAsia="Times New Roman" w:hAnsi="Times New Roman" w:cs="Times New Roman"/>
+                <w:kern w:val="0"/>
+                <w:sz w:val="24"/>
+                <w:szCs w:val="24"/>
+                <w:lang w:val="en-GB" w:eastAsia="en-GB" w:bidi="ar-SA"/>
+                <w14:ligatures w14:val="none"/>
+              </w:rPr>
+            </w:pPr>
+            <w:r>
+              <w:rPr>
+                <w:rFonts w:ascii="Times New Roman" w:eastAsia="Times New Roman" w:hAnsi="Times New Roman" w:cs="Times New Roman"/>
+                <w:kern w:val="0"/>
+                <w:sz w:val="24"/>
+                <w:szCs w:val="24"/>
+                <w:lang w:val="en-GB" w:eastAsia="en-GB" w:bidi="ar-SA"/>
+                <w14:ligatures w14:val="none"/>
+              </w:rPr>
+              <w:t>Board</w:t>
+            </w:r>
+          </w:p>
+        </w:tc>
+        <w:tc>
+          <w:tcPr>
+            <w:tcW w:w="7522" w:type="dxa"/>
+            <w:hideMark/>
+          </w:tcPr>
+          <w:p>
+            <w:pPr>
+              <w:cnfStyle w:val="000000100000" w:firstRow="0" w:lastRow="0" w:firstColumn="0" w:lastColumn="0" w:oddVBand="0" w:evenVBand="0" w:oddHBand="1" w:evenHBand="0" w:firstRowFirstColumn="0" w:firstRowLastColumn="0" w:lastRowFirstColumn="0" w:lastRowLastColumn="0"/>
+              <w:rPr>
+                <w:rFonts w:ascii="Times New Roman" w:eastAsia="Times New Roman" w:hAnsi="Times New Roman" w:cs="Times New Roman"/>
+                <w:kern w:val="0"/>
+                <w:sz w:val="24"/>
+                <w:szCs w:val="24"/>
+                <w:lang w:val="en-GB" w:eastAsia="en-GB" w:bidi="ar-SA"/>
+                <w14:ligatures w14:val="none"/>
+              </w:rPr>
+            </w:pPr>
+            <w:r>
+              <w:rPr>
+                <w:rFonts w:ascii="Times New Roman" w:eastAsia="Times New Roman" w:hAnsi="Times New Roman" w:cs="Times New Roman"/>
+                <w:kern w:val="0"/>
+                <w:sz w:val="24"/>
+                <w:szCs w:val="24"/>
+                <w:lang w:val="en-GB" w:eastAsia="en-GB" w:bidi="ar-SA"/>
+                <w14:ligatures w14:val="none"/>
+              </w:rPr>
+              <w:t>Full</w:t>
+            </w:r>
+          </w:p>
+        </w:tc>
+      </w:tr>
+      <w:tr>
+        <w:tc>
+          <w:tcPr>
+            <w:cnfStyle w:val="001000000000" w:firstRow="0" w:lastRow="0" w:firstColumn="1" w:lastColumn="0" w:oddVBand="0" w:evenVBand="0" w:oddHBand="0" w:evenHBand="0" w:firstRowFirstColumn="0" w:firstRowLastColumn="0" w:lastRowFirstColumn="0" w:lastRowLastColumn="0"/>
+            <w:tcW w:w="0" w:type="auto"/>
+            <w:hideMark/>
+          </w:tcPr>
+          <w:p>
+            <w:pPr>
+              <w:rPr>
+                <w:rFonts w:ascii="Times New Roman" w:eastAsia="Times New Roman" w:hAnsi="Times New Roman" w:cs="Times New Roman"/>
+                <w:kern w:val="0"/>
+                <w:sz w:val="24"/>
+                <w:szCs w:val="24"/>
+                <w:lang w:val="en-GB" w:eastAsia="en-GB" w:bidi="ar-SA"/>
+                <w14:ligatures w14:val="none"/>
+              </w:rPr>
+            </w:pPr>
+            <w:r>
+              <w:rPr>
+                <w:rFonts w:ascii="Times New Roman" w:eastAsia="Times New Roman" w:hAnsi="Times New Roman" w:cs="Times New Roman"/>
+                <w:kern w:val="0"/>
+                <w:sz w:val="24"/>
+                <w:szCs w:val="24"/>
+                <w:lang w:val="en-GB" w:eastAsia="en-GB" w:bidi="ar-SA"/>
+                <w14:ligatures w14:val="none"/>
+              </w:rPr>
+              <w:t>Management</w:t>
+            </w:r>
+          </w:p>
+        </w:tc>
+        <w:tc>
+          <w:tcPr>
+            <w:tcW w:w="7522" w:type="dxa"/>
+            <w:hideMark/>
+          </w:tcPr>
+          <w:p>
+            <w:pPr>
+              <w:cnfStyle w:val="000000000000" w:firstRow="0" w:lastRow="0" w:firstColumn="0" w:lastColumn="0" w:oddVBand="0" w:evenVBand="0" w:oddHBand="0" w:evenHBand="0" w:firstRowFirstColumn="0" w:firstRowLastColumn="0" w:lastRowFirstColumn="0" w:lastRowLastColumn="0"/>
+              <w:rPr>
+                <w:rFonts w:ascii="Times New Roman" w:eastAsia="Times New Roman" w:hAnsi="Times New Roman" w:cs="Times New Roman"/>
+                <w:kern w:val="0"/>
+                <w:sz w:val="24"/>
+                <w:szCs w:val="24"/>
+                <w:lang w:val="en-GB" w:eastAsia="en-GB" w:bidi="ar-SA"/>
+                <w14:ligatures w14:val="none"/>
+              </w:rPr>
+            </w:pPr>
+            <w:r>
+              <w:rPr>
+                <w:rFonts w:ascii="Times New Roman" w:eastAsia="Times New Roman" w:hAnsi="Times New Roman" w:cs="Times New Roman"/>
+                <w:kern w:val="0"/>
+                <w:sz w:val="24"/>
+                <w:szCs w:val="24"/>
+                <w:lang w:val="en-GB" w:eastAsia="en-GB" w:bidi="ar-SA"/>
+                <w14:ligatures w14:val="none"/>
+              </w:rPr>
+              <w:t>Full</w:t>
+            </w:r>
+          </w:p>
+        </w:tc>
+      </w:tr>
+      <w:tr>
+        <w:trPr>
+          <w:cnfStyle w:val="000000100000" w:firstRow="0" w:lastRow="0" w:firstColumn="0" w:lastColumn="0" w:oddVBand="0" w:evenVBand="0" w:oddHBand="1" w:evenHBand="0" w:firstRowFirstColumn="0" w:firstRowLastColumn="0" w:lastRowFirstColumn="0" w:lastRowLastColumn="0"/>
+        </w:trPr>
+        <w:tc>
+          <w:tcPr>
+            <w:cnfStyle w:val="001000000000" w:firstRow="0" w:lastRow="0" w:firstColumn="1" w:lastColumn="0" w:oddVBand="0" w:evenVBand="0" w:oddHBand="0" w:evenHBand="0" w:firstRowFirstColumn="0" w:firstRowLastColumn="0" w:lastRowFirstColumn="0" w:lastRowLastColumn="0"/>
+            <w:tcW w:w="0" w:type="auto"/>
+            <w:hideMark/>
+          </w:tcPr>
+          <w:p>
+            <w:pPr>
+              <w:rPr>
+                <w:rFonts w:ascii="Times New Roman" w:eastAsia="Times New Roman" w:hAnsi="Times New Roman" w:cs="Times New Roman"/>
+                <w:kern w:val="0"/>
+                <w:sz w:val="24"/>
+                <w:szCs w:val="24"/>
+                <w:lang w:val="en-GB" w:eastAsia="en-GB" w:bidi="ar-SA"/>
+                <w14:ligatures w14:val="none"/>
+              </w:rPr>
+            </w:pPr>
+            <w:r>
+              <w:rPr>
+                <w:rFonts w:ascii="Times New Roman" w:eastAsia="Times New Roman" w:hAnsi="Times New Roman" w:cs="Times New Roman"/>
+                <w:kern w:val="0"/>
+                <w:sz w:val="24"/>
+                <w:szCs w:val="24"/>
+                <w:lang w:val="en-GB" w:eastAsia="en-GB" w:bidi="ar-SA"/>
+                <w14:ligatures w14:val="none"/>
+              </w:rPr>
+              <w:t>Departments</w:t>
+            </w:r>
+          </w:p>
+        </w:tc>
+        <w:tc>
+          <w:tcPr>
+            <w:tcW w:w="7522" w:type="dxa"/>
+            <w:hideMark/>
+          </w:tcPr>
+          <w:p>
+            <w:pPr>
+              <w:cnfStyle w:val="000000100000" w:firstRow="0" w:lastRow="0" w:firstColumn="0" w:lastColumn="0" w:oddVBand="0" w:evenVBand="0" w:oddHBand="1" w:evenHBand="0" w:firstRowFirstColumn="0" w:firstRowLastColumn="0" w:lastRowFirstColumn="0" w:lastRowLastColumn="0"/>
+              <w:rPr>
+                <w:rFonts w:ascii="Times New Roman" w:eastAsia="Times New Roman" w:hAnsi="Times New Roman" w:cs="Times New Roman"/>
+                <w:kern w:val="0"/>
+                <w:sz w:val="24"/>
+                <w:szCs w:val="24"/>
+                <w:lang w:val="en-GB" w:eastAsia="en-GB" w:bidi="ar-SA"/>
+                <w14:ligatures w14:val="none"/>
+              </w:rPr>
+            </w:pPr>
+            <w:r>
+              <w:rPr>
+                <w:rFonts w:ascii="Times New Roman" w:eastAsia="Times New Roman" w:hAnsi="Times New Roman" w:cs="Times New Roman"/>
+                <w:kern w:val="0"/>
+                <w:sz w:val="24"/>
+                <w:szCs w:val="24"/>
+                <w:lang w:val="en-GB" w:eastAsia="en-GB" w:bidi="ar-SA"/>
+                <w14:ligatures w14:val="none"/>
+              </w:rPr>
+              <w:t>Relevant sections</w:t>
+            </w:r>
+          </w:p>
+        </w:tc>
+      </w:tr>
+    </w:tbl>
+    <w:p>
+      <w:pPr>
+        <w:keepNext/>
+        <w:keepLines/>
+        <w:spacing w:before="160" w:after="80"/>
+        <w:outlineLvl w:val="2"/>
+        <w:rPr>
+          <w:rFonts w:ascii="Times New Roman" w:eastAsia="Times New Roman" w:hAnsi="Times New Roman" w:cs="Times New Roman"/>
+          <w:b/>
+          <w:bCs/>
+          <w:kern w:val="0"/>
+          <w:sz w:val="27"/>
+          <w:szCs w:val="27"/>
+          <w:lang w:val="en-GB" w:eastAsia="en-GB" w:bidi="ar-SA"/>
+          <w14:ligatures w14:val="none"/>
+        </w:rPr>
+      </w:pPr>
+    </w:p>
+    <w:p>
+      <w:pPr>
+        <w:rPr>
+          <w:rFonts w:ascii="Times New Roman" w:eastAsia="Times New Roman" w:hAnsi="Times New Roman" w:cs="Times New Roman"/>
+          <w:b/>
+          <w:bCs/>
+          <w:kern w:val="0"/>
+          <w:sz w:val="27"/>
+          <w:szCs w:val="27"/>
+          <w:lang w:val="en-GB" w:eastAsia="en-GB" w:bidi="ar-SA"/>
+          <w14:ligatures w14:val="none"/>
+        </w:rPr>
+      </w:pPr>
+      <w:r>
+        <w:rPr>
+          <w:rFonts w:ascii="Times New Roman" w:eastAsia="Times New Roman" w:hAnsi="Times New Roman" w:cs="Times New Roman"/>
+          <w:b/>
+          <w:bCs/>
+          <w:kern w:val="0"/>
+          <w:sz w:val="27"/>
+          <w:szCs w:val="27"/>
+          <w:lang w:val="en-GB" w:eastAsia="en-GB" w:bidi="ar-SA"/>
+          <w14:ligatures w14:val="none"/>
+        </w:rPr>
+        <w:t>Document Hierarchy</w:t>
       </w:r>
     </w:p>
     <w:p>
       <w:pPr>
-        <w:spacing w:after="0" w:line="240" w:lineRule="auto"/>
-        <w:rPr>
-          <w:rFonts w:ascii="Times New Roman" w:eastAsia="Times New Roman" w:hAnsi="Times New Roman" w:cs="Times New Roman"/>
-          <w:kern w:val="0"/>
-          <w:sz w:val="24"/>
-          <w:szCs w:val="24"/>
+        <w:spacing w:after="0"/>
+        <w:rPr>
+          <w:rFonts w:ascii="Courier New" w:eastAsia="Times New Roman" w:hAnsi="Courier New" w:cs="Courier New"/>
+          <w:kern w:val="0"/>
+          <w:sz w:val="20"/>
+          <w:szCs w:val="20"/>
           <w:lang w:val="en-GB" w:eastAsia="en-GB" w:bidi="ar-SA"/>
           <w14:ligatures w14:val="none"/>
         </w:rPr>
       </w:pPr>
       <w:r>
         <w:rPr>
-          <w:rFonts w:ascii="Times New Roman" w:eastAsia="Times New Roman" w:hAnsi="Times New Roman" w:cs="Times New Roman"/>
-          <w:kern w:val="0"/>
-          <w:sz w:val="24"/>
-          <w:szCs w:val="24"/>
-          <w:lang w:val="en-GB" w:eastAsia="en-GB" w:bidi="ar-SA"/>
-          <w14:ligatures w14:val="none"/>
-        </w:rPr>
-        <w:pict w14:anchorId="493B9738">
-          <v:rect id="_x0000_i1025" style="width:0;height:1.5pt" o:hralign="center" o:hrstd="t" o:hr="t" fillcolor="#a0a0a0" stroked="f"/>
-        </w:pict>
+          <w:rFonts w:ascii="Courier New" w:eastAsia="Times New Roman" w:hAnsi="Courier New" w:cs="Courier New"/>
+          <w:kern w:val="0"/>
+          <w:sz w:val="20"/>
+          <w:szCs w:val="20"/>
+          <w:lang w:val="en-GB" w:eastAsia="en-GB" w:bidi="ar-SA"/>
+          <w14:ligatures w14:val="none"/>
+        </w:rPr>
+        <w:t>Level 1 – Policy</w:t>
+      </w:r>
+      <w:r>
+        <w:rPr>
+          <w:rFonts w:ascii="Courier New" w:eastAsia="Times New Roman" w:hAnsi="Courier New" w:cs="Courier New"/>
+          <w:kern w:val="0"/>
+          <w:sz w:val="20"/>
+          <w:szCs w:val="20"/>
+          <w:lang w:val="en-GB" w:eastAsia="en-GB" w:bidi="ar-SA"/>
+          <w14:ligatures w14:val="none"/>
+        </w:rPr>
+        <w:br/>
+        <w:t>Level 2 – Procedure</w:t>
+      </w:r>
+      <w:r>
+        <w:rPr>
+          <w:rFonts w:ascii="Courier New" w:eastAsia="Times New Roman" w:hAnsi="Courier New" w:cs="Courier New"/>
+          <w:kern w:val="0"/>
+          <w:sz w:val="20"/>
+          <w:szCs w:val="20"/>
+          <w:lang w:val="en-GB" w:eastAsia="en-GB" w:bidi="ar-SA"/>
+          <w14:ligatures w14:val="none"/>
+        </w:rPr>
+        <w:br/>
+        <w:t>Level 3 – Work Instruction</w:t>
+      </w:r>
+      <w:r>
+        <w:rPr>
+          <w:rFonts w:ascii="Courier New" w:eastAsia="Times New Roman" w:hAnsi="Courier New" w:cs="Courier New"/>
+          <w:kern w:val="0"/>
+          <w:sz w:val="20"/>
+          <w:szCs w:val="20"/>
+          <w:lang w:val="en-GB" w:eastAsia="en-GB" w:bidi="ar-SA"/>
+          <w14:ligatures w14:val="none"/>
+        </w:rPr>
+        <w:br/>
+        <w:t>Level 4 – Forms / Templates</w:t>
+      </w:r>
+    </w:p>
+    <w:p/>
+    <w:p>
+      <w:pPr>
+        <w:rPr>
+          <w:rFonts w:ascii="Times New Roman" w:eastAsia="Times New Roman" w:hAnsi="Times New Roman" w:cs="Times New Roman"/>
+          <w:kern w:val="0"/>
+          <w:sz w:val="24"/>
+          <w:szCs w:val="24"/>
+          <w:lang w:val="en-GB" w:eastAsia="en-GB" w:bidi="ar-SA"/>
+          <w14:ligatures w14:val="none"/>
+        </w:rPr>
+      </w:pPr>
+      <w:r>
+        <w:rPr>
+          <w:rFonts w:ascii="Times New Roman" w:eastAsia="Times New Roman" w:hAnsi="Times New Roman" w:cs="Times New Roman"/>
+          <w:kern w:val="0"/>
+          <w:sz w:val="24"/>
+          <w:szCs w:val="24"/>
+          <w:lang w:val="en-GB" w:eastAsia="en-GB" w:bidi="ar-SA"/>
+          <w14:ligatures w14:val="none"/>
+        </w:rPr>
+        <w:br w:type="page"/>
+      </w:r>
+    </w:p>
+    <w:sdt>
+      <w:sdtPr>
+        <w:id w:val="1406105532"/>
+        <w:docPartObj>
+          <w:docPartGallery w:val="Table of Contents"/>
+          <w:docPartUnique/>
+        </w:docPartObj>
+      </w:sdtPr>
+      <w:sdtEndPr>
+        <w:rPr>
+          <w:rFonts w:asciiTheme="minorHAnsi" w:eastAsiaTheme="minorHAnsi" w:hAnsiTheme="minorHAnsi" w:cstheme="minorBidi"/>
+          <w:b/>
+          <w:bCs/>
+          <w:noProof/>
+          <w:color w:val="auto"/>
+          <w:kern w:val="2"/>
+          <w:sz w:val="22"/>
+          <w:szCs w:val="22"/>
+          <w:lang w:bidi="ar-EG"/>
+          <w14:ligatures w14:val="standardContextual"/>
+        </w:rPr>
+      </w:sdtEndPr>
+      <w:sdtContent>
+        <w:p>
+          <w:pPr>
+            <w:pStyle w:val="TOCHeading"/>
+          </w:pPr>
+          <w:r>
+            <w:t>Contents</w:t>
+          </w:r>
+        </w:p>
+        <w:p>
+          <w:pPr>
+            <w:pStyle w:val="TOC1"/>
+            <w:tabs>
+              <w:tab w:val="right" w:leader="dot" w:pos="9016"/>
+            </w:tabs>
+            <w:rPr>
+              <w:rFonts w:eastAsiaTheme="minorEastAsia"/>
+              <w:noProof/>
+              <w:sz w:val="24"/>
+              <w:szCs w:val="24"/>
+              <w:lang w:val="en-GB" w:eastAsia="en-GB" w:bidi="ar-SA"/>
+            </w:rPr>
+          </w:pPr>
+          <w:r>
+            <w:fldChar w:fldCharType="begin"/>
+          </w:r>
+          <w:r>
+            <w:instrText xml:space="preserve"> TOC \o "1-3" \h \z \u </w:instrText>
+          </w:r>
+          <w:r>
+            <w:fldChar w:fldCharType="separate"/>
+          </w:r>
+          <w:hyperlink w:anchor="_Toc224161187" w:history="1">
+            <w:r>
+              <w:rPr>
+                <w:rStyle w:val="Hyperlink"/>
+                <w:rFonts w:ascii="Times New Roman" w:eastAsia="Times New Roman" w:hAnsi="Times New Roman" w:cs="Times New Roman"/>
+                <w:b/>
+                <w:bCs/>
+                <w:noProof/>
+                <w:kern w:val="36"/>
+                <w:lang w:val="en-GB" w:eastAsia="en-GB"/>
+                <w14:ligatures w14:val="none"/>
+              </w:rPr>
+              <w:t>14_Human_Resources_Interface</w:t>
+            </w:r>
+            <w:r>
+              <w:rPr>
+                <w:noProof/>
+                <w:webHidden/>
+              </w:rPr>
+              <w:tab/>
+            </w:r>
+            <w:r>
+              <w:rPr>
+                <w:noProof/>
+                <w:webHidden/>
+              </w:rPr>
+              <w:fldChar w:fldCharType="begin"/>
+            </w:r>
+            <w:r>
+              <w:rPr>
+                <w:noProof/>
+                <w:webHidden/>
+              </w:rPr>
+              <w:instrText xml:space="preserve"> PAGEREF _Toc224161187 \h </w:instrText>
+            </w:r>
+            <w:r>
+              <w:rPr>
+                <w:noProof/>
+                <w:webHidden/>
+              </w:rPr>
+            </w:r>
+            <w:r>
+              <w:rPr>
+                <w:noProof/>
+                <w:webHidden/>
+              </w:rPr>
+              <w:fldChar w:fldCharType="separate"/>
+            </w:r>
+            <w:r>
+              <w:rPr>
+                <w:noProof/>
+                <w:webHidden/>
+              </w:rPr>
+              <w:t>1</w:t>
+            </w:r>
+            <w:r>
+              <w:rPr>
+                <w:noProof/>
+                <w:webHidden/>
+              </w:rPr>
+              <w:fldChar w:fldCharType="end"/>
+            </w:r>
+          </w:hyperlink>
+        </w:p>
+        <w:p>
+          <w:pPr>
+            <w:pStyle w:val="TOC2"/>
+            <w:tabs>
+              <w:tab w:val="right" w:leader="dot" w:pos="9016"/>
+            </w:tabs>
+            <w:rPr>
+              <w:rFonts w:eastAsiaTheme="minorEastAsia"/>
+              <w:noProof/>
+              <w:sz w:val="24"/>
+              <w:szCs w:val="24"/>
+              <w:lang w:val="en-GB" w:eastAsia="en-GB" w:bidi="ar-SA"/>
+            </w:rPr>
+          </w:pPr>
+          <w:hyperlink w:anchor="_Toc224161188" w:history="1">
+            <w:r>
+              <w:rPr>
+                <w:rStyle w:val="Hyperlink"/>
+                <w:rFonts w:ascii="Times New Roman" w:eastAsia="Times New Roman" w:hAnsi="Times New Roman" w:cs="Times New Roman"/>
+                <w:b/>
+                <w:bCs/>
+                <w:noProof/>
+                <w:kern w:val="0"/>
+                <w:lang w:val="en-GB" w:eastAsia="en-GB"/>
+                <w14:ligatures w14:val="none"/>
+              </w:rPr>
+              <w:t>14.1 Human Resources Governance Policy</w:t>
+            </w:r>
+            <w:r>
+              <w:rPr>
+                <w:noProof/>
+                <w:webHidden/>
+              </w:rPr>
+              <w:tab/>
+            </w:r>
+            <w:r>
+              <w:rPr>
+                <w:noProof/>
+                <w:webHidden/>
+              </w:rPr>
+              <w:fldChar w:fldCharType="begin"/>
+            </w:r>
+            <w:r>
+              <w:rPr>
+                <w:noProof/>
+                <w:webHidden/>
+              </w:rPr>
+              <w:instrText xml:space="preserve"> PAGEREF _Toc224161188 \h </w:instrText>
+            </w:r>
+            <w:r>
+              <w:rPr>
+                <w:noProof/>
+                <w:webHidden/>
+              </w:rPr>
+            </w:r>
+            <w:r>
+              <w:rPr>
+                <w:noProof/>
+                <w:webHidden/>
+              </w:rPr>
+              <w:fldChar w:fldCharType="separate"/>
+            </w:r>
+            <w:r>
+              <w:rPr>
+                <w:noProof/>
+                <w:webHidden/>
+              </w:rPr>
+              <w:t>3</w:t>
+            </w:r>
+            <w:r>
+              <w:rPr>
+                <w:noProof/>
+                <w:webHidden/>
+              </w:rPr>
+              <w:fldChar w:fldCharType="end"/>
+            </w:r>
+          </w:hyperlink>
+        </w:p>
+        <w:p>
+          <w:pPr>
+            <w:pStyle w:val="TOC1"/>
+            <w:tabs>
+              <w:tab w:val="right" w:leader="dot" w:pos="9016"/>
+            </w:tabs>
+            <w:rPr>
+              <w:rFonts w:eastAsiaTheme="minorEastAsia"/>
+              <w:noProof/>
+              <w:sz w:val="24"/>
+              <w:szCs w:val="24"/>
+              <w:lang w:val="en-GB" w:eastAsia="en-GB" w:bidi="ar-SA"/>
+            </w:rPr>
+          </w:pPr>
+          <w:hyperlink w:anchor="_Toc224161189" w:history="1">
+            <w:r>
+              <w:rPr>
+                <w:rStyle w:val="Hyperlink"/>
+                <w:rFonts w:ascii="Times New Roman" w:eastAsia="Times New Roman" w:hAnsi="Times New Roman" w:cs="Times New Roman"/>
+                <w:b/>
+                <w:bCs/>
+                <w:noProof/>
+                <w:kern w:val="36"/>
+                <w:lang w:val="en-GB" w:eastAsia="en-GB"/>
+                <w14:ligatures w14:val="none"/>
+              </w:rPr>
+              <w:t>14.2 HR Operating Model (Business Interface Architecture)</w:t>
+            </w:r>
+            <w:r>
+              <w:rPr>
+                <w:noProof/>
+                <w:webHidden/>
+              </w:rPr>
+              <w:tab/>
+            </w:r>
+            <w:r>
+              <w:rPr>
+                <w:noProof/>
+                <w:webHidden/>
+              </w:rPr>
+              <w:fldChar w:fldCharType="begin"/>
+            </w:r>
+            <w:r>
+              <w:rPr>
+                <w:noProof/>
+                <w:webHidden/>
+              </w:rPr>
+              <w:instrText xml:space="preserve"> PAGEREF _Toc224161189 \h </w:instrText>
+            </w:r>
+            <w:r>
+              <w:rPr>
+                <w:noProof/>
+                <w:webHidden/>
+              </w:rPr>
+            </w:r>
+            <w:r>
+              <w:rPr>
+                <w:noProof/>
+                <w:webHidden/>
+              </w:rPr>
+              <w:fldChar w:fldCharType="separate"/>
+            </w:r>
+            <w:r>
+              <w:rPr>
+                <w:noProof/>
+                <w:webHidden/>
+              </w:rPr>
+              <w:t>3</w:t>
+            </w:r>
+            <w:r>
+              <w:rPr>
+                <w:noProof/>
+                <w:webHidden/>
+              </w:rPr>
+              <w:fldChar w:fldCharType="end"/>
+            </w:r>
+          </w:hyperlink>
+        </w:p>
+        <w:p>
+          <w:pPr>
+            <w:pStyle w:val="TOC3"/>
+            <w:rPr>
+              <w:rFonts w:eastAsiaTheme="minorEastAsia"/>
+              <w:noProof/>
+              <w:sz w:val="24"/>
+              <w:szCs w:val="24"/>
+              <w:lang w:val="en-GB" w:eastAsia="en-GB" w:bidi="ar-SA"/>
+            </w:rPr>
+          </w:pPr>
+          <w:hyperlink w:anchor="_Toc224161190" w:history="1">
+            <w:r>
+              <w:rPr>
+                <w:rStyle w:val="Hyperlink"/>
+                <w:rFonts w:ascii="Times New Roman" w:eastAsia="Times New Roman" w:hAnsi="Times New Roman" w:cs="Times New Roman"/>
+                <w:b/>
+                <w:bCs/>
+                <w:noProof/>
+                <w:kern w:val="0"/>
+                <w:lang w:val="en-GB" w:eastAsia="en-GB"/>
+                <w14:ligatures w14:val="none"/>
+              </w:rPr>
+              <w:t>14.2.1 HR Structure Model for RAM</w:t>
+            </w:r>
+            <w:r>
+              <w:rPr>
+                <w:noProof/>
+                <w:webHidden/>
+              </w:rPr>
+              <w:tab/>
+            </w:r>
+            <w:r>
+              <w:rPr>
+                <w:noProof/>
+                <w:webHidden/>
+              </w:rPr>
+              <w:fldChar w:fldCharType="begin"/>
+            </w:r>
+            <w:r>
+              <w:rPr>
+                <w:noProof/>
+                <w:webHidden/>
+              </w:rPr>
+              <w:instrText xml:space="preserve"> PAGEREF _Toc224161190 \h </w:instrText>
+            </w:r>
+            <w:r>
+              <w:rPr>
+                <w:noProof/>
+                <w:webHidden/>
+              </w:rPr>
+            </w:r>
+            <w:r>
+              <w:rPr>
+                <w:noProof/>
+                <w:webHidden/>
+              </w:rPr>
+              <w:fldChar w:fldCharType="separate"/>
+            </w:r>
+            <w:r>
+              <w:rPr>
+                <w:noProof/>
+                <w:webHidden/>
+              </w:rPr>
+              <w:t>3</w:t>
+            </w:r>
+            <w:r>
+              <w:rPr>
+                <w:noProof/>
+                <w:webHidden/>
+              </w:rPr>
+              <w:fldChar w:fldCharType="end"/>
+            </w:r>
+          </w:hyperlink>
+        </w:p>
+        <w:p>
+          <w:pPr>
+            <w:pStyle w:val="TOC1"/>
+            <w:tabs>
+              <w:tab w:val="right" w:leader="dot" w:pos="9016"/>
+            </w:tabs>
+            <w:rPr>
+              <w:rFonts w:eastAsiaTheme="minorEastAsia"/>
+              <w:noProof/>
+              <w:sz w:val="24"/>
+              <w:szCs w:val="24"/>
+              <w:lang w:val="en-GB" w:eastAsia="en-GB" w:bidi="ar-SA"/>
+            </w:rPr>
+          </w:pPr>
+          <w:hyperlink w:anchor="_Toc224161191" w:history="1">
+            <w:r>
+              <w:rPr>
+                <w:rStyle w:val="Hyperlink"/>
+                <w:rFonts w:ascii="Times New Roman" w:eastAsia="Times New Roman" w:hAnsi="Times New Roman" w:cs="Times New Roman"/>
+                <w:b/>
+                <w:bCs/>
+                <w:noProof/>
+                <w:kern w:val="36"/>
+                <w:lang w:val="en-GB" w:eastAsia="en-GB"/>
+                <w14:ligatures w14:val="none"/>
+              </w:rPr>
+              <w:t>14.3 Core HR Interface Processes (WBS Structure)</w:t>
+            </w:r>
+            <w:r>
+              <w:rPr>
+                <w:noProof/>
+                <w:webHidden/>
+              </w:rPr>
+              <w:tab/>
+            </w:r>
+            <w:r>
+              <w:rPr>
+                <w:noProof/>
+                <w:webHidden/>
+              </w:rPr>
+              <w:fldChar w:fldCharType="begin"/>
+            </w:r>
+            <w:r>
+              <w:rPr>
+                <w:noProof/>
+                <w:webHidden/>
+              </w:rPr>
+              <w:instrText xml:space="preserve"> PAGEREF _Toc224161191 \h </w:instrText>
+            </w:r>
+            <w:r>
+              <w:rPr>
+                <w:noProof/>
+                <w:webHidden/>
+              </w:rPr>
+            </w:r>
+            <w:r>
+              <w:rPr>
+                <w:noProof/>
+                <w:webHidden/>
+              </w:rPr>
+              <w:fldChar w:fldCharType="separate"/>
+            </w:r>
+            <w:r>
+              <w:rPr>
+                <w:noProof/>
+                <w:webHidden/>
+              </w:rPr>
+              <w:t>4</w:t>
+            </w:r>
+            <w:r>
+              <w:rPr>
+                <w:noProof/>
+                <w:webHidden/>
+              </w:rPr>
+              <w:fldChar w:fldCharType="end"/>
+            </w:r>
+          </w:hyperlink>
+        </w:p>
+        <w:p>
+          <w:pPr>
+            <w:pStyle w:val="TOC2"/>
+            <w:tabs>
+              <w:tab w:val="right" w:leader="dot" w:pos="9016"/>
+            </w:tabs>
+            <w:rPr>
+              <w:rFonts w:eastAsiaTheme="minorEastAsia"/>
+              <w:noProof/>
+              <w:sz w:val="24"/>
+              <w:szCs w:val="24"/>
+              <w:lang w:val="en-GB" w:eastAsia="en-GB" w:bidi="ar-SA"/>
+            </w:rPr>
+          </w:pPr>
+          <w:hyperlink w:anchor="_Toc224161192" w:history="1">
+            <w:r>
+              <w:rPr>
+                <w:rStyle w:val="Hyperlink"/>
+                <w:rFonts w:ascii="Times New Roman" w:eastAsia="Times New Roman" w:hAnsi="Times New Roman" w:cs="Times New Roman"/>
+                <w:b/>
+                <w:bCs/>
+                <w:noProof/>
+                <w:kern w:val="0"/>
+                <w:lang w:val="en-GB" w:eastAsia="en-GB"/>
+                <w14:ligatures w14:val="none"/>
+              </w:rPr>
+              <w:t>14.3.1 Workforce Planning Interface</w:t>
+            </w:r>
+            <w:r>
+              <w:rPr>
+                <w:noProof/>
+                <w:webHidden/>
+              </w:rPr>
+              <w:tab/>
+            </w:r>
+            <w:r>
+              <w:rPr>
+                <w:noProof/>
+                <w:webHidden/>
+              </w:rPr>
+              <w:fldChar w:fldCharType="begin"/>
+            </w:r>
+            <w:r>
+              <w:rPr>
+                <w:noProof/>
+                <w:webHidden/>
+              </w:rPr>
+              <w:instrText xml:space="preserve"> PAGEREF _Toc224161192 \h </w:instrText>
+            </w:r>
+            <w:r>
+              <w:rPr>
+                <w:noProof/>
+                <w:webHidden/>
+              </w:rPr>
+            </w:r>
+            <w:r>
+              <w:rPr>
+                <w:noProof/>
+                <w:webHidden/>
+              </w:rPr>
+              <w:fldChar w:fldCharType="separate"/>
+            </w:r>
+            <w:r>
+              <w:rPr>
+                <w:noProof/>
+                <w:webHidden/>
+              </w:rPr>
+              <w:t>4</w:t>
+            </w:r>
+            <w:r>
+              <w:rPr>
+                <w:noProof/>
+                <w:webHidden/>
+              </w:rPr>
+              <w:fldChar w:fldCharType="end"/>
+            </w:r>
+          </w:hyperlink>
+        </w:p>
+        <w:p>
+          <w:pPr>
+            <w:pStyle w:val="TOC3"/>
+            <w:rPr>
+              <w:rFonts w:eastAsiaTheme="minorEastAsia"/>
+              <w:noProof/>
+              <w:sz w:val="24"/>
+              <w:szCs w:val="24"/>
+              <w:lang w:val="en-GB" w:eastAsia="en-GB" w:bidi="ar-SA"/>
+            </w:rPr>
+          </w:pPr>
+          <w:hyperlink w:anchor="_Toc224161193" w:history="1">
+            <w:r>
+              <w:rPr>
+                <w:rStyle w:val="Hyperlink"/>
+                <w:rFonts w:ascii="Times New Roman" w:eastAsia="Times New Roman" w:hAnsi="Times New Roman" w:cs="Times New Roman"/>
+                <w:b/>
+                <w:bCs/>
+                <w:noProof/>
+                <w:kern w:val="0"/>
+                <w:lang w:val="en-GB" w:eastAsia="en-GB"/>
+                <w14:ligatures w14:val="none"/>
+              </w:rPr>
+              <w:t>14.3.1.1 Annual Manpower Planning Procedure</w:t>
+            </w:r>
+            <w:r>
+              <w:rPr>
+                <w:noProof/>
+                <w:webHidden/>
+              </w:rPr>
+              <w:tab/>
+            </w:r>
+            <w:r>
+              <w:rPr>
+                <w:noProof/>
+                <w:webHidden/>
+              </w:rPr>
+              <w:fldChar w:fldCharType="begin"/>
+            </w:r>
+            <w:r>
+              <w:rPr>
+                <w:noProof/>
+                <w:webHidden/>
+              </w:rPr>
+              <w:instrText xml:space="preserve"> PAGEREF _Toc224161193 \h </w:instrText>
+            </w:r>
+            <w:r>
+              <w:rPr>
+                <w:noProof/>
+                <w:webHidden/>
+              </w:rPr>
+            </w:r>
+            <w:r>
+              <w:rPr>
+                <w:noProof/>
+                <w:webHidden/>
+              </w:rPr>
+              <w:fldChar w:fldCharType="separate"/>
+            </w:r>
+            <w:r>
+              <w:rPr>
+                <w:noProof/>
+                <w:webHidden/>
+              </w:rPr>
+              <w:t>4</w:t>
+            </w:r>
+            <w:r>
+              <w:rPr>
+                <w:noProof/>
+                <w:webHidden/>
+              </w:rPr>
+              <w:fldChar w:fldCharType="end"/>
+            </w:r>
+          </w:hyperlink>
+        </w:p>
+        <w:p>
+          <w:pPr>
+            <w:pStyle w:val="TOC3"/>
+            <w:rPr>
+              <w:rFonts w:eastAsiaTheme="minorEastAsia"/>
+              <w:noProof/>
+              <w:sz w:val="24"/>
+              <w:szCs w:val="24"/>
+              <w:lang w:val="en-GB" w:eastAsia="en-GB" w:bidi="ar-SA"/>
+            </w:rPr>
+          </w:pPr>
+          <w:hyperlink w:anchor="_Toc224161194" w:history="1">
+            <w:r>
+              <w:rPr>
+                <w:rStyle w:val="Hyperlink"/>
+                <w:rFonts w:ascii="Times New Roman" w:eastAsia="Times New Roman" w:hAnsi="Times New Roman" w:cs="Times New Roman"/>
+                <w:b/>
+                <w:bCs/>
+                <w:noProof/>
+                <w:kern w:val="0"/>
+                <w:lang w:val="en-GB" w:eastAsia="en-GB"/>
+                <w14:ligatures w14:val="none"/>
+              </w:rPr>
+              <w:t>14.3.1.2 Workforce Gap Analysis</w:t>
+            </w:r>
+            <w:r>
+              <w:rPr>
+                <w:noProof/>
+                <w:webHidden/>
+              </w:rPr>
+              <w:tab/>
+            </w:r>
+            <w:r>
+              <w:rPr>
+                <w:noProof/>
+                <w:webHidden/>
+              </w:rPr>
+              <w:fldChar w:fldCharType="begin"/>
+            </w:r>
+            <w:r>
+              <w:rPr>
+                <w:noProof/>
+                <w:webHidden/>
+              </w:rPr>
+              <w:instrText xml:space="preserve"> PAGEREF _Toc224161194 \h </w:instrText>
+            </w:r>
+            <w:r>
+              <w:rPr>
+                <w:noProof/>
+                <w:webHidden/>
+              </w:rPr>
+            </w:r>
+            <w:r>
+              <w:rPr>
+                <w:noProof/>
+                <w:webHidden/>
+              </w:rPr>
+              <w:fldChar w:fldCharType="separate"/>
+            </w:r>
+            <w:r>
+              <w:rPr>
+                <w:noProof/>
+                <w:webHidden/>
+              </w:rPr>
+              <w:t>4</w:t>
+            </w:r>
+            <w:r>
+              <w:rPr>
+                <w:noProof/>
+                <w:webHidden/>
+              </w:rPr>
+              <w:fldChar w:fldCharType="end"/>
+            </w:r>
+          </w:hyperlink>
+        </w:p>
+        <w:p>
+          <w:pPr>
+            <w:pStyle w:val="TOC2"/>
+            <w:tabs>
+              <w:tab w:val="right" w:leader="dot" w:pos="9016"/>
+            </w:tabs>
+            <w:rPr>
+              <w:rFonts w:eastAsiaTheme="minorEastAsia"/>
+              <w:noProof/>
+              <w:sz w:val="24"/>
+              <w:szCs w:val="24"/>
+              <w:lang w:val="en-GB" w:eastAsia="en-GB" w:bidi="ar-SA"/>
+            </w:rPr>
+          </w:pPr>
+          <w:hyperlink w:anchor="_Toc224161195" w:history="1">
+            <w:r>
+              <w:rPr>
+                <w:rStyle w:val="Hyperlink"/>
+                <w:rFonts w:ascii="Times New Roman" w:eastAsia="Times New Roman" w:hAnsi="Times New Roman" w:cs="Times New Roman"/>
+                <w:b/>
+                <w:bCs/>
+                <w:noProof/>
+                <w:kern w:val="0"/>
+                <w:lang w:val="en-GB" w:eastAsia="en-GB"/>
+                <w14:ligatures w14:val="none"/>
+              </w:rPr>
+              <w:t>14.3.2 Recruitment &amp; Onboarding Interface</w:t>
+            </w:r>
+            <w:r>
+              <w:rPr>
+                <w:noProof/>
+                <w:webHidden/>
+              </w:rPr>
+              <w:tab/>
+            </w:r>
+            <w:r>
+              <w:rPr>
+                <w:noProof/>
+                <w:webHidden/>
+              </w:rPr>
+              <w:fldChar w:fldCharType="begin"/>
+            </w:r>
+            <w:r>
+              <w:rPr>
+                <w:noProof/>
+                <w:webHidden/>
+              </w:rPr>
+              <w:instrText xml:space="preserve"> PAGEREF _Toc224161195 \h </w:instrText>
+            </w:r>
+            <w:r>
+              <w:rPr>
+                <w:noProof/>
+                <w:webHidden/>
+              </w:rPr>
+            </w:r>
+            <w:r>
+              <w:rPr>
+                <w:noProof/>
+                <w:webHidden/>
+              </w:rPr>
+              <w:fldChar w:fldCharType="separate"/>
+            </w:r>
+            <w:r>
+              <w:rPr>
+                <w:noProof/>
+                <w:webHidden/>
+              </w:rPr>
+              <w:t>4</w:t>
+            </w:r>
+            <w:r>
+              <w:rPr>
+                <w:noProof/>
+                <w:webHidden/>
+              </w:rPr>
+              <w:fldChar w:fldCharType="end"/>
+            </w:r>
+          </w:hyperlink>
+        </w:p>
+        <w:p>
+          <w:pPr>
+            <w:pStyle w:val="TOC3"/>
+            <w:rPr>
+              <w:rFonts w:eastAsiaTheme="minorEastAsia"/>
+              <w:noProof/>
+              <w:sz w:val="24"/>
+              <w:szCs w:val="24"/>
+              <w:lang w:val="en-GB" w:eastAsia="en-GB" w:bidi="ar-SA"/>
+            </w:rPr>
+          </w:pPr>
+          <w:hyperlink w:anchor="_Toc224161196" w:history="1">
+            <w:r>
+              <w:rPr>
+                <w:rStyle w:val="Hyperlink"/>
+                <w:rFonts w:ascii="Times New Roman" w:eastAsia="Times New Roman" w:hAnsi="Times New Roman" w:cs="Times New Roman"/>
+                <w:b/>
+                <w:bCs/>
+                <w:noProof/>
+                <w:kern w:val="0"/>
+                <w:lang w:val="en-GB" w:eastAsia="en-GB"/>
+                <w14:ligatures w14:val="none"/>
+              </w:rPr>
+              <w:t>14.3.2.1 Recruitment Requisition Workflow</w:t>
+            </w:r>
+            <w:r>
+              <w:rPr>
+                <w:noProof/>
+                <w:webHidden/>
+              </w:rPr>
+              <w:tab/>
+            </w:r>
+            <w:r>
+              <w:rPr>
+                <w:noProof/>
+                <w:webHidden/>
+              </w:rPr>
+              <w:fldChar w:fldCharType="begin"/>
+            </w:r>
+            <w:r>
+              <w:rPr>
+                <w:noProof/>
+                <w:webHidden/>
+              </w:rPr>
+              <w:instrText xml:space="preserve"> PAGEREF _Toc224161196 \h </w:instrText>
+            </w:r>
+            <w:r>
+              <w:rPr>
+                <w:noProof/>
+                <w:webHidden/>
+              </w:rPr>
+            </w:r>
+            <w:r>
+              <w:rPr>
+                <w:noProof/>
+                <w:webHidden/>
+              </w:rPr>
+              <w:fldChar w:fldCharType="separate"/>
+            </w:r>
+            <w:r>
+              <w:rPr>
+                <w:noProof/>
+                <w:webHidden/>
+              </w:rPr>
+              <w:t>4</w:t>
+            </w:r>
+            <w:r>
+              <w:rPr>
+                <w:noProof/>
+                <w:webHidden/>
+              </w:rPr>
+              <w:fldChar w:fldCharType="end"/>
+            </w:r>
+          </w:hyperlink>
+        </w:p>
+        <w:p>
+          <w:pPr>
+            <w:pStyle w:val="TOC3"/>
+            <w:rPr>
+              <w:rFonts w:eastAsiaTheme="minorEastAsia"/>
+              <w:noProof/>
+              <w:sz w:val="24"/>
+              <w:szCs w:val="24"/>
+              <w:lang w:val="en-GB" w:eastAsia="en-GB" w:bidi="ar-SA"/>
+            </w:rPr>
+          </w:pPr>
+          <w:hyperlink w:anchor="_Toc224161197" w:history="1">
+            <w:r>
+              <w:rPr>
+                <w:rStyle w:val="Hyperlink"/>
+                <w:rFonts w:ascii="Times New Roman" w:eastAsia="Times New Roman" w:hAnsi="Times New Roman" w:cs="Times New Roman"/>
+                <w:b/>
+                <w:bCs/>
+                <w:noProof/>
+                <w:kern w:val="0"/>
+                <w:lang w:val="en-GB" w:eastAsia="en-GB"/>
+                <w14:ligatures w14:val="none"/>
+              </w:rPr>
+              <w:t>14.3.2.2 Onboarding Governance</w:t>
+            </w:r>
+            <w:r>
+              <w:rPr>
+                <w:noProof/>
+                <w:webHidden/>
+              </w:rPr>
+              <w:tab/>
+            </w:r>
+            <w:r>
+              <w:rPr>
+                <w:noProof/>
+                <w:webHidden/>
+              </w:rPr>
+              <w:fldChar w:fldCharType="begin"/>
+            </w:r>
+            <w:r>
+              <w:rPr>
+                <w:noProof/>
+                <w:webHidden/>
+              </w:rPr>
+              <w:instrText xml:space="preserve"> PAGEREF _Toc224161197 \h </w:instrText>
+            </w:r>
+            <w:r>
+              <w:rPr>
+                <w:noProof/>
+                <w:webHidden/>
+              </w:rPr>
+            </w:r>
+            <w:r>
+              <w:rPr>
+                <w:noProof/>
+                <w:webHidden/>
+              </w:rPr>
+              <w:fldChar w:fldCharType="separate"/>
+            </w:r>
+            <w:r>
+              <w:rPr>
+                <w:noProof/>
+                <w:webHidden/>
+              </w:rPr>
+              <w:t>4</w:t>
+            </w:r>
+            <w:r>
+              <w:rPr>
+                <w:noProof/>
+                <w:webHidden/>
+              </w:rPr>
+              <w:fldChar w:fldCharType="end"/>
+            </w:r>
+          </w:hyperlink>
+        </w:p>
+        <w:p>
+          <w:pPr>
+            <w:pStyle w:val="TOC2"/>
+            <w:tabs>
+              <w:tab w:val="right" w:leader="dot" w:pos="9016"/>
+            </w:tabs>
+            <w:rPr>
+              <w:rFonts w:eastAsiaTheme="minorEastAsia"/>
+              <w:noProof/>
+              <w:sz w:val="24"/>
+              <w:szCs w:val="24"/>
+              <w:lang w:val="en-GB" w:eastAsia="en-GB" w:bidi="ar-SA"/>
+            </w:rPr>
+          </w:pPr>
+          <w:hyperlink w:anchor="_Toc224161198" w:history="1">
+            <w:r>
+              <w:rPr>
+                <w:rStyle w:val="Hyperlink"/>
+                <w:rFonts w:ascii="Times New Roman" w:eastAsia="Times New Roman" w:hAnsi="Times New Roman" w:cs="Times New Roman"/>
+                <w:b/>
+                <w:bCs/>
+                <w:noProof/>
+                <w:kern w:val="0"/>
+                <w:lang w:val="en-GB" w:eastAsia="en-GB"/>
+                <w14:ligatures w14:val="none"/>
+              </w:rPr>
+              <w:t>14.3.3 Performance Management Interface</w:t>
+            </w:r>
+            <w:r>
+              <w:rPr>
+                <w:noProof/>
+                <w:webHidden/>
+              </w:rPr>
+              <w:tab/>
+            </w:r>
+            <w:r>
+              <w:rPr>
+                <w:noProof/>
+                <w:webHidden/>
+              </w:rPr>
+              <w:fldChar w:fldCharType="begin"/>
+            </w:r>
+            <w:r>
+              <w:rPr>
+                <w:noProof/>
+                <w:webHidden/>
+              </w:rPr>
+              <w:instrText xml:space="preserve"> PAGEREF _Toc224161198 \h </w:instrText>
+            </w:r>
+            <w:r>
+              <w:rPr>
+                <w:noProof/>
+                <w:webHidden/>
+              </w:rPr>
+            </w:r>
+            <w:r>
+              <w:rPr>
+                <w:noProof/>
+                <w:webHidden/>
+              </w:rPr>
+              <w:fldChar w:fldCharType="separate"/>
+            </w:r>
+            <w:r>
+              <w:rPr>
+                <w:noProof/>
+                <w:webHidden/>
+              </w:rPr>
+              <w:t>5</w:t>
+            </w:r>
+            <w:r>
+              <w:rPr>
+                <w:noProof/>
+                <w:webHidden/>
+              </w:rPr>
+              <w:fldChar w:fldCharType="end"/>
+            </w:r>
+          </w:hyperlink>
+        </w:p>
+        <w:p>
+          <w:pPr>
+            <w:pStyle w:val="TOC3"/>
+            <w:rPr>
+              <w:rFonts w:eastAsiaTheme="minorEastAsia"/>
+              <w:noProof/>
+              <w:sz w:val="24"/>
+              <w:szCs w:val="24"/>
+              <w:lang w:val="en-GB" w:eastAsia="en-GB" w:bidi="ar-SA"/>
+            </w:rPr>
+          </w:pPr>
+          <w:hyperlink w:anchor="_Toc224161199" w:history="1">
+            <w:r>
+              <w:rPr>
+                <w:rStyle w:val="Hyperlink"/>
+                <w:rFonts w:ascii="Times New Roman" w:eastAsia="Times New Roman" w:hAnsi="Times New Roman" w:cs="Times New Roman"/>
+                <w:b/>
+                <w:bCs/>
+                <w:noProof/>
+                <w:kern w:val="0"/>
+                <w:lang w:val="en-GB" w:eastAsia="en-GB"/>
+                <w14:ligatures w14:val="none"/>
+              </w:rPr>
+              <w:t>14.3.3.1 KPI Alignment Procedure</w:t>
+            </w:r>
+            <w:r>
+              <w:rPr>
+                <w:noProof/>
+                <w:webHidden/>
+              </w:rPr>
+              <w:tab/>
+            </w:r>
+            <w:r>
+              <w:rPr>
+                <w:noProof/>
+                <w:webHidden/>
+              </w:rPr>
+              <w:fldChar w:fldCharType="begin"/>
+            </w:r>
+            <w:r>
+              <w:rPr>
+                <w:noProof/>
+                <w:webHidden/>
+              </w:rPr>
+              <w:instrText xml:space="preserve"> PAGEREF _Toc224161199 \h </w:instrText>
+            </w:r>
+            <w:r>
+              <w:rPr>
+                <w:noProof/>
+                <w:webHidden/>
+              </w:rPr>
+            </w:r>
+            <w:r>
+              <w:rPr>
+                <w:noProof/>
+                <w:webHidden/>
+              </w:rPr>
+              <w:fldChar w:fldCharType="separate"/>
+            </w:r>
+            <w:r>
+              <w:rPr>
+                <w:noProof/>
+                <w:webHidden/>
+              </w:rPr>
+              <w:t>5</w:t>
+            </w:r>
+            <w:r>
+              <w:rPr>
+                <w:noProof/>
+                <w:webHidden/>
+              </w:rPr>
+              <w:fldChar w:fldCharType="end"/>
+            </w:r>
+          </w:hyperlink>
+        </w:p>
+        <w:p>
+          <w:pPr>
+            <w:pStyle w:val="TOC3"/>
+            <w:rPr>
+              <w:rFonts w:eastAsiaTheme="minorEastAsia"/>
+              <w:noProof/>
+              <w:sz w:val="24"/>
+              <w:szCs w:val="24"/>
+              <w:lang w:val="en-GB" w:eastAsia="en-GB" w:bidi="ar-SA"/>
+            </w:rPr>
+          </w:pPr>
+          <w:hyperlink w:anchor="_Toc224161200" w:history="1">
+            <w:r>
+              <w:rPr>
+                <w:rStyle w:val="Hyperlink"/>
+                <w:rFonts w:ascii="Times New Roman" w:eastAsia="Times New Roman" w:hAnsi="Times New Roman" w:cs="Times New Roman"/>
+                <w:b/>
+                <w:bCs/>
+                <w:noProof/>
+                <w:kern w:val="0"/>
+                <w:lang w:val="en-GB" w:eastAsia="en-GB"/>
+                <w14:ligatures w14:val="none"/>
+              </w:rPr>
+              <w:t>14.3.3.2 Appraisal Cycle</w:t>
+            </w:r>
+            <w:r>
+              <w:rPr>
+                <w:noProof/>
+                <w:webHidden/>
+              </w:rPr>
+              <w:tab/>
+            </w:r>
+            <w:r>
+              <w:rPr>
+                <w:noProof/>
+                <w:webHidden/>
+              </w:rPr>
+              <w:fldChar w:fldCharType="begin"/>
+            </w:r>
+            <w:r>
+              <w:rPr>
+                <w:noProof/>
+                <w:webHidden/>
+              </w:rPr>
+              <w:instrText xml:space="preserve"> PAGEREF _Toc224161200 \h </w:instrText>
+            </w:r>
+            <w:r>
+              <w:rPr>
+                <w:noProof/>
+                <w:webHidden/>
+              </w:rPr>
+            </w:r>
+            <w:r>
+              <w:rPr>
+                <w:noProof/>
+                <w:webHidden/>
+              </w:rPr>
+              <w:fldChar w:fldCharType="separate"/>
+            </w:r>
+            <w:r>
+              <w:rPr>
+                <w:noProof/>
+                <w:webHidden/>
+              </w:rPr>
+              <w:t>5</w:t>
+            </w:r>
+            <w:r>
+              <w:rPr>
+                <w:noProof/>
+                <w:webHidden/>
+              </w:rPr>
+              <w:fldChar w:fldCharType="end"/>
+            </w:r>
+          </w:hyperlink>
+        </w:p>
+        <w:p>
+          <w:pPr>
+            <w:pStyle w:val="TOC3"/>
+            <w:rPr>
+              <w:rFonts w:eastAsiaTheme="minorEastAsia"/>
+              <w:noProof/>
+              <w:sz w:val="24"/>
+              <w:szCs w:val="24"/>
+              <w:lang w:val="en-GB" w:eastAsia="en-GB" w:bidi="ar-SA"/>
+            </w:rPr>
+          </w:pPr>
+          <w:hyperlink w:anchor="_Toc224161201" w:history="1">
+            <w:r>
+              <w:rPr>
+                <w:rStyle w:val="Hyperlink"/>
+                <w:rFonts w:ascii="Times New Roman" w:eastAsia="Times New Roman" w:hAnsi="Times New Roman" w:cs="Times New Roman"/>
+                <w:b/>
+                <w:bCs/>
+                <w:noProof/>
+                <w:kern w:val="0"/>
+                <w:lang w:val="en-GB" w:eastAsia="en-GB"/>
+                <w14:ligatures w14:val="none"/>
+              </w:rPr>
+              <w:t>14.3.3.3 Performance Risk Escalation</w:t>
+            </w:r>
+            <w:r>
+              <w:rPr>
+                <w:noProof/>
+                <w:webHidden/>
+              </w:rPr>
+              <w:tab/>
+            </w:r>
+            <w:r>
+              <w:rPr>
+                <w:noProof/>
+                <w:webHidden/>
+              </w:rPr>
+              <w:fldChar w:fldCharType="begin"/>
+            </w:r>
+            <w:r>
+              <w:rPr>
+                <w:noProof/>
+                <w:webHidden/>
+              </w:rPr>
+              <w:instrText xml:space="preserve"> PAGEREF _Toc224161201 \h </w:instrText>
+            </w:r>
+            <w:r>
+              <w:rPr>
+                <w:noProof/>
+                <w:webHidden/>
+              </w:rPr>
+            </w:r>
+            <w:r>
+              <w:rPr>
+                <w:noProof/>
+                <w:webHidden/>
+              </w:rPr>
+              <w:fldChar w:fldCharType="separate"/>
+            </w:r>
+            <w:r>
+              <w:rPr>
+                <w:noProof/>
+                <w:webHidden/>
+              </w:rPr>
+              <w:t>5</w:t>
+            </w:r>
+            <w:r>
+              <w:rPr>
+                <w:noProof/>
+                <w:webHidden/>
+              </w:rPr>
+              <w:fldChar w:fldCharType="end"/>
+            </w:r>
+          </w:hyperlink>
+        </w:p>
+        <w:p>
+          <w:pPr>
+            <w:pStyle w:val="TOC2"/>
+            <w:tabs>
+              <w:tab w:val="right" w:leader="dot" w:pos="9016"/>
+            </w:tabs>
+            <w:rPr>
+              <w:rFonts w:eastAsiaTheme="minorEastAsia"/>
+              <w:noProof/>
+              <w:sz w:val="24"/>
+              <w:szCs w:val="24"/>
+              <w:lang w:val="en-GB" w:eastAsia="en-GB" w:bidi="ar-SA"/>
+            </w:rPr>
+          </w:pPr>
+          <w:hyperlink w:anchor="_Toc224161202" w:history="1">
+            <w:r>
+              <w:rPr>
+                <w:rStyle w:val="Hyperlink"/>
+                <w:rFonts w:ascii="Times New Roman" w:eastAsia="Times New Roman" w:hAnsi="Times New Roman" w:cs="Times New Roman"/>
+                <w:b/>
+                <w:bCs/>
+                <w:noProof/>
+                <w:kern w:val="0"/>
+                <w:lang w:val="en-GB" w:eastAsia="en-GB"/>
+                <w14:ligatures w14:val="none"/>
+              </w:rPr>
+              <w:t>14.3.4 Compensation &amp; Payroll Interface</w:t>
+            </w:r>
+            <w:r>
+              <w:rPr>
+                <w:noProof/>
+                <w:webHidden/>
+              </w:rPr>
+              <w:tab/>
+            </w:r>
+            <w:r>
+              <w:rPr>
+                <w:noProof/>
+                <w:webHidden/>
+              </w:rPr>
+              <w:fldChar w:fldCharType="begin"/>
+            </w:r>
+            <w:r>
+              <w:rPr>
+                <w:noProof/>
+                <w:webHidden/>
+              </w:rPr>
+              <w:instrText xml:space="preserve"> PAGEREF _Toc224161202 \h </w:instrText>
+            </w:r>
+            <w:r>
+              <w:rPr>
+                <w:noProof/>
+                <w:webHidden/>
+              </w:rPr>
+            </w:r>
+            <w:r>
+              <w:rPr>
+                <w:noProof/>
+                <w:webHidden/>
+              </w:rPr>
+              <w:fldChar w:fldCharType="separate"/>
+            </w:r>
+            <w:r>
+              <w:rPr>
+                <w:noProof/>
+                <w:webHidden/>
+              </w:rPr>
+              <w:t>5</w:t>
+            </w:r>
+            <w:r>
+              <w:rPr>
+                <w:noProof/>
+                <w:webHidden/>
+              </w:rPr>
+              <w:fldChar w:fldCharType="end"/>
+            </w:r>
+          </w:hyperlink>
+        </w:p>
+        <w:p>
+          <w:pPr>
+            <w:pStyle w:val="TOC3"/>
+            <w:rPr>
+              <w:rFonts w:eastAsiaTheme="minorEastAsia"/>
+              <w:noProof/>
+              <w:sz w:val="24"/>
+              <w:szCs w:val="24"/>
+              <w:lang w:val="en-GB" w:eastAsia="en-GB" w:bidi="ar-SA"/>
+            </w:rPr>
+          </w:pPr>
+          <w:hyperlink w:anchor="_Toc224161203" w:history="1">
+            <w:r>
+              <w:rPr>
+                <w:rStyle w:val="Hyperlink"/>
+                <w:rFonts w:ascii="Times New Roman" w:eastAsia="Times New Roman" w:hAnsi="Times New Roman" w:cs="Times New Roman"/>
+                <w:b/>
+                <w:bCs/>
+                <w:noProof/>
+                <w:kern w:val="0"/>
+                <w:lang w:val="en-GB" w:eastAsia="en-GB"/>
+                <w14:ligatures w14:val="none"/>
+              </w:rPr>
+              <w:t>14.3.4.1 Payroll Control Procedure</w:t>
+            </w:r>
+            <w:r>
+              <w:rPr>
+                <w:noProof/>
+                <w:webHidden/>
+              </w:rPr>
+              <w:tab/>
+            </w:r>
+            <w:r>
+              <w:rPr>
+                <w:noProof/>
+                <w:webHidden/>
+              </w:rPr>
+              <w:fldChar w:fldCharType="begin"/>
+            </w:r>
+            <w:r>
+              <w:rPr>
+                <w:noProof/>
+                <w:webHidden/>
+              </w:rPr>
+              <w:instrText xml:space="preserve"> PAGEREF _Toc224161203 \h </w:instrText>
+            </w:r>
+            <w:r>
+              <w:rPr>
+                <w:noProof/>
+                <w:webHidden/>
+              </w:rPr>
+            </w:r>
+            <w:r>
+              <w:rPr>
+                <w:noProof/>
+                <w:webHidden/>
+              </w:rPr>
+              <w:fldChar w:fldCharType="separate"/>
+            </w:r>
+            <w:r>
+              <w:rPr>
+                <w:noProof/>
+                <w:webHidden/>
+              </w:rPr>
+              <w:t>5</w:t>
+            </w:r>
+            <w:r>
+              <w:rPr>
+                <w:noProof/>
+                <w:webHidden/>
+              </w:rPr>
+              <w:fldChar w:fldCharType="end"/>
+            </w:r>
+          </w:hyperlink>
+        </w:p>
+        <w:p>
+          <w:pPr>
+            <w:pStyle w:val="TOC3"/>
+            <w:rPr>
+              <w:rFonts w:eastAsiaTheme="minorEastAsia"/>
+              <w:noProof/>
+              <w:sz w:val="24"/>
+              <w:szCs w:val="24"/>
+              <w:lang w:val="en-GB" w:eastAsia="en-GB" w:bidi="ar-SA"/>
+            </w:rPr>
+          </w:pPr>
+          <w:hyperlink w:anchor="_Toc224161204" w:history="1">
+            <w:r>
+              <w:rPr>
+                <w:rStyle w:val="Hyperlink"/>
+                <w:rFonts w:ascii="Times New Roman" w:eastAsia="Times New Roman" w:hAnsi="Times New Roman" w:cs="Times New Roman"/>
+                <w:b/>
+                <w:bCs/>
+                <w:noProof/>
+                <w:kern w:val="0"/>
+                <w:lang w:val="en-GB" w:eastAsia="en-GB"/>
+                <w14:ligatures w14:val="none"/>
+              </w:rPr>
+              <w:t>14.3.4.2 Compensation Review Governance</w:t>
+            </w:r>
+            <w:r>
+              <w:rPr>
+                <w:noProof/>
+                <w:webHidden/>
+              </w:rPr>
+              <w:tab/>
+            </w:r>
+            <w:r>
+              <w:rPr>
+                <w:noProof/>
+                <w:webHidden/>
+              </w:rPr>
+              <w:fldChar w:fldCharType="begin"/>
+            </w:r>
+            <w:r>
+              <w:rPr>
+                <w:noProof/>
+                <w:webHidden/>
+              </w:rPr>
+              <w:instrText xml:space="preserve"> PAGEREF _Toc224161204 \h </w:instrText>
+            </w:r>
+            <w:r>
+              <w:rPr>
+                <w:noProof/>
+                <w:webHidden/>
+              </w:rPr>
+            </w:r>
+            <w:r>
+              <w:rPr>
+                <w:noProof/>
+                <w:webHidden/>
+              </w:rPr>
+              <w:fldChar w:fldCharType="separate"/>
+            </w:r>
+            <w:r>
+              <w:rPr>
+                <w:noProof/>
+                <w:webHidden/>
+              </w:rPr>
+              <w:t>6</w:t>
+            </w:r>
+            <w:r>
+              <w:rPr>
+                <w:noProof/>
+                <w:webHidden/>
+              </w:rPr>
+              <w:fldChar w:fldCharType="end"/>
+            </w:r>
+          </w:hyperlink>
+        </w:p>
+        <w:p>
+          <w:pPr>
+            <w:pStyle w:val="TOC2"/>
+            <w:tabs>
+              <w:tab w:val="right" w:leader="dot" w:pos="9016"/>
+            </w:tabs>
+            <w:rPr>
+              <w:rFonts w:eastAsiaTheme="minorEastAsia"/>
+              <w:noProof/>
+              <w:sz w:val="24"/>
+              <w:szCs w:val="24"/>
+              <w:lang w:val="en-GB" w:eastAsia="en-GB" w:bidi="ar-SA"/>
+            </w:rPr>
+          </w:pPr>
+          <w:hyperlink w:anchor="_Toc224161205" w:history="1">
+            <w:r>
+              <w:rPr>
+                <w:rStyle w:val="Hyperlink"/>
+                <w:rFonts w:ascii="Times New Roman" w:eastAsia="Times New Roman" w:hAnsi="Times New Roman" w:cs="Times New Roman"/>
+                <w:b/>
+                <w:bCs/>
+                <w:noProof/>
+                <w:kern w:val="0"/>
+                <w:lang w:val="en-GB" w:eastAsia="en-GB"/>
+                <w14:ligatures w14:val="none"/>
+              </w:rPr>
+              <w:t>14.3.5 Learning &amp; Development Interface</w:t>
+            </w:r>
+            <w:r>
+              <w:rPr>
+                <w:noProof/>
+                <w:webHidden/>
+              </w:rPr>
+              <w:tab/>
+            </w:r>
+            <w:r>
+              <w:rPr>
+                <w:noProof/>
+                <w:webHidden/>
+              </w:rPr>
+              <w:fldChar w:fldCharType="begin"/>
+            </w:r>
+            <w:r>
+              <w:rPr>
+                <w:noProof/>
+                <w:webHidden/>
+              </w:rPr>
+              <w:instrText xml:space="preserve"> PAGEREF _Toc224161205 \h </w:instrText>
+            </w:r>
+            <w:r>
+              <w:rPr>
+                <w:noProof/>
+                <w:webHidden/>
+              </w:rPr>
+            </w:r>
+            <w:r>
+              <w:rPr>
+                <w:noProof/>
+                <w:webHidden/>
+              </w:rPr>
+              <w:fldChar w:fldCharType="separate"/>
+            </w:r>
+            <w:r>
+              <w:rPr>
+                <w:noProof/>
+                <w:webHidden/>
+              </w:rPr>
+              <w:t>6</w:t>
+            </w:r>
+            <w:r>
+              <w:rPr>
+                <w:noProof/>
+                <w:webHidden/>
+              </w:rPr>
+              <w:fldChar w:fldCharType="end"/>
+            </w:r>
+          </w:hyperlink>
+        </w:p>
+        <w:p>
+          <w:pPr>
+            <w:pStyle w:val="TOC3"/>
+            <w:rPr>
+              <w:rFonts w:eastAsiaTheme="minorEastAsia"/>
+              <w:noProof/>
+              <w:sz w:val="24"/>
+              <w:szCs w:val="24"/>
+              <w:lang w:val="en-GB" w:eastAsia="en-GB" w:bidi="ar-SA"/>
+            </w:rPr>
+          </w:pPr>
+          <w:hyperlink w:anchor="_Toc224161206" w:history="1">
+            <w:r>
+              <w:rPr>
+                <w:rStyle w:val="Hyperlink"/>
+                <w:rFonts w:ascii="Times New Roman" w:eastAsia="Times New Roman" w:hAnsi="Times New Roman" w:cs="Times New Roman"/>
+                <w:b/>
+                <w:bCs/>
+                <w:noProof/>
+                <w:kern w:val="0"/>
+                <w:lang w:val="en-GB" w:eastAsia="en-GB"/>
+                <w14:ligatures w14:val="none"/>
+              </w:rPr>
+              <w:t>14.3.5.1 Training Needs Analysis (TNA)</w:t>
+            </w:r>
+            <w:r>
+              <w:rPr>
+                <w:noProof/>
+                <w:webHidden/>
+              </w:rPr>
+              <w:tab/>
+            </w:r>
+            <w:r>
+              <w:rPr>
+                <w:noProof/>
+                <w:webHidden/>
+              </w:rPr>
+              <w:fldChar w:fldCharType="begin"/>
+            </w:r>
+            <w:r>
+              <w:rPr>
+                <w:noProof/>
+                <w:webHidden/>
+              </w:rPr>
+              <w:instrText xml:space="preserve"> PAGEREF _Toc224161206 \h </w:instrText>
+            </w:r>
+            <w:r>
+              <w:rPr>
+                <w:noProof/>
+                <w:webHidden/>
+              </w:rPr>
+            </w:r>
+            <w:r>
+              <w:rPr>
+                <w:noProof/>
+                <w:webHidden/>
+              </w:rPr>
+              <w:fldChar w:fldCharType="separate"/>
+            </w:r>
+            <w:r>
+              <w:rPr>
+                <w:noProof/>
+                <w:webHidden/>
+              </w:rPr>
+              <w:t>6</w:t>
+            </w:r>
+            <w:r>
+              <w:rPr>
+                <w:noProof/>
+                <w:webHidden/>
+              </w:rPr>
+              <w:fldChar w:fldCharType="end"/>
+            </w:r>
+          </w:hyperlink>
+        </w:p>
+        <w:p>
+          <w:pPr>
+            <w:pStyle w:val="TOC3"/>
+            <w:rPr>
+              <w:rFonts w:eastAsiaTheme="minorEastAsia"/>
+              <w:noProof/>
+              <w:sz w:val="24"/>
+              <w:szCs w:val="24"/>
+              <w:lang w:val="en-GB" w:eastAsia="en-GB" w:bidi="ar-SA"/>
+            </w:rPr>
+          </w:pPr>
+          <w:hyperlink w:anchor="_Toc224161207" w:history="1">
+            <w:r>
+              <w:rPr>
+                <w:rStyle w:val="Hyperlink"/>
+                <w:rFonts w:ascii="Times New Roman" w:eastAsia="Times New Roman" w:hAnsi="Times New Roman" w:cs="Times New Roman"/>
+                <w:b/>
+                <w:bCs/>
+                <w:noProof/>
+                <w:kern w:val="0"/>
+                <w:lang w:val="en-GB" w:eastAsia="en-GB"/>
+                <w14:ligatures w14:val="none"/>
+              </w:rPr>
+              <w:t>14.3.5.2 Mandatory Training Governance</w:t>
+            </w:r>
+            <w:r>
+              <w:rPr>
+                <w:noProof/>
+                <w:webHidden/>
+              </w:rPr>
+              <w:tab/>
+            </w:r>
+            <w:r>
+              <w:rPr>
+                <w:noProof/>
+                <w:webHidden/>
+              </w:rPr>
+              <w:fldChar w:fldCharType="begin"/>
+            </w:r>
+            <w:r>
+              <w:rPr>
+                <w:noProof/>
+                <w:webHidden/>
+              </w:rPr>
+              <w:instrText xml:space="preserve"> PAGEREF _Toc224161207 \h </w:instrText>
+            </w:r>
+            <w:r>
+              <w:rPr>
+                <w:noProof/>
+                <w:webHidden/>
+              </w:rPr>
+            </w:r>
+            <w:r>
+              <w:rPr>
+                <w:noProof/>
+                <w:webHidden/>
+              </w:rPr>
+              <w:fldChar w:fldCharType="separate"/>
+            </w:r>
+            <w:r>
+              <w:rPr>
+                <w:noProof/>
+                <w:webHidden/>
+              </w:rPr>
+              <w:t>6</w:t>
+            </w:r>
+            <w:r>
+              <w:rPr>
+                <w:noProof/>
+                <w:webHidden/>
+              </w:rPr>
+              <w:fldChar w:fldCharType="end"/>
+            </w:r>
+          </w:hyperlink>
+        </w:p>
+        <w:p>
+          <w:pPr>
+            <w:pStyle w:val="TOC3"/>
+            <w:rPr>
+              <w:rFonts w:eastAsiaTheme="minorEastAsia"/>
+              <w:noProof/>
+              <w:sz w:val="24"/>
+              <w:szCs w:val="24"/>
+              <w:lang w:val="en-GB" w:eastAsia="en-GB" w:bidi="ar-SA"/>
+            </w:rPr>
+          </w:pPr>
+          <w:hyperlink w:anchor="_Toc224161208" w:history="1">
+            <w:r>
+              <w:rPr>
+                <w:rStyle w:val="Hyperlink"/>
+                <w:rFonts w:ascii="Times New Roman" w:eastAsia="Times New Roman" w:hAnsi="Times New Roman" w:cs="Times New Roman"/>
+                <w:b/>
+                <w:bCs/>
+                <w:noProof/>
+                <w:kern w:val="0"/>
+                <w:lang w:val="en-GB" w:eastAsia="en-GB"/>
+                <w14:ligatures w14:val="none"/>
+              </w:rPr>
+              <w:t>14.3.5.3 Leadership Development Track</w:t>
+            </w:r>
+            <w:r>
+              <w:rPr>
+                <w:noProof/>
+                <w:webHidden/>
+              </w:rPr>
+              <w:tab/>
+            </w:r>
+            <w:r>
+              <w:rPr>
+                <w:noProof/>
+                <w:webHidden/>
+              </w:rPr>
+              <w:fldChar w:fldCharType="begin"/>
+            </w:r>
+            <w:r>
+              <w:rPr>
+                <w:noProof/>
+                <w:webHidden/>
+              </w:rPr>
+              <w:instrText xml:space="preserve"> PAGEREF _Toc224161208 \h </w:instrText>
+            </w:r>
+            <w:r>
+              <w:rPr>
+                <w:noProof/>
+                <w:webHidden/>
+              </w:rPr>
+            </w:r>
+            <w:r>
+              <w:rPr>
+                <w:noProof/>
+                <w:webHidden/>
+              </w:rPr>
+              <w:fldChar w:fldCharType="separate"/>
+            </w:r>
+            <w:r>
+              <w:rPr>
+                <w:noProof/>
+                <w:webHidden/>
+              </w:rPr>
+              <w:t>6</w:t>
+            </w:r>
+            <w:r>
+              <w:rPr>
+                <w:noProof/>
+                <w:webHidden/>
+              </w:rPr>
+              <w:fldChar w:fldCharType="end"/>
+            </w:r>
+          </w:hyperlink>
+        </w:p>
+        <w:p>
+          <w:pPr>
+            <w:pStyle w:val="TOC2"/>
+            <w:tabs>
+              <w:tab w:val="right" w:leader="dot" w:pos="9016"/>
+            </w:tabs>
+            <w:rPr>
+              <w:rFonts w:eastAsiaTheme="minorEastAsia"/>
+              <w:noProof/>
+              <w:sz w:val="24"/>
+              <w:szCs w:val="24"/>
+              <w:lang w:val="en-GB" w:eastAsia="en-GB" w:bidi="ar-SA"/>
+            </w:rPr>
+          </w:pPr>
+          <w:hyperlink w:anchor="_Toc224161209" w:history="1">
+            <w:r>
+              <w:rPr>
+                <w:rStyle w:val="Hyperlink"/>
+                <w:rFonts w:ascii="Times New Roman" w:eastAsia="Times New Roman" w:hAnsi="Times New Roman" w:cs="Times New Roman"/>
+                <w:b/>
+                <w:bCs/>
+                <w:noProof/>
+                <w:kern w:val="0"/>
+                <w:lang w:val="en-GB" w:eastAsia="en-GB"/>
+                <w14:ligatures w14:val="none"/>
+              </w:rPr>
+              <w:t>14.3.6 Employee Relations &amp; Compliance Interface</w:t>
+            </w:r>
+            <w:r>
+              <w:rPr>
+                <w:noProof/>
+                <w:webHidden/>
+              </w:rPr>
+              <w:tab/>
+            </w:r>
+            <w:r>
+              <w:rPr>
+                <w:noProof/>
+                <w:webHidden/>
+              </w:rPr>
+              <w:fldChar w:fldCharType="begin"/>
+            </w:r>
+            <w:r>
+              <w:rPr>
+                <w:noProof/>
+                <w:webHidden/>
+              </w:rPr>
+              <w:instrText xml:space="preserve"> PAGEREF _Toc224161209 \h </w:instrText>
+            </w:r>
+            <w:r>
+              <w:rPr>
+                <w:noProof/>
+                <w:webHidden/>
+              </w:rPr>
+            </w:r>
+            <w:r>
+              <w:rPr>
+                <w:noProof/>
+                <w:webHidden/>
+              </w:rPr>
+              <w:fldChar w:fldCharType="separate"/>
+            </w:r>
+            <w:r>
+              <w:rPr>
+                <w:noProof/>
+                <w:webHidden/>
+              </w:rPr>
+              <w:t>6</w:t>
+            </w:r>
+            <w:r>
+              <w:rPr>
+                <w:noProof/>
+                <w:webHidden/>
+              </w:rPr>
+              <w:fldChar w:fldCharType="end"/>
+            </w:r>
+          </w:hyperlink>
+        </w:p>
+        <w:p>
+          <w:pPr>
+            <w:pStyle w:val="TOC3"/>
+            <w:rPr>
+              <w:rFonts w:eastAsiaTheme="minorEastAsia"/>
+              <w:noProof/>
+              <w:sz w:val="24"/>
+              <w:szCs w:val="24"/>
+              <w:lang w:val="en-GB" w:eastAsia="en-GB" w:bidi="ar-SA"/>
+            </w:rPr>
+          </w:pPr>
+          <w:hyperlink w:anchor="_Toc224161210" w:history="1">
+            <w:r>
+              <w:rPr>
+                <w:rStyle w:val="Hyperlink"/>
+                <w:rFonts w:ascii="Times New Roman" w:eastAsia="Times New Roman" w:hAnsi="Times New Roman" w:cs="Times New Roman"/>
+                <w:b/>
+                <w:bCs/>
+                <w:noProof/>
+                <w:kern w:val="0"/>
+                <w:lang w:val="en-GB" w:eastAsia="en-GB"/>
+                <w14:ligatures w14:val="none"/>
+              </w:rPr>
+              <w:t>14.3.6.1 Grievance Handling Procedure</w:t>
+            </w:r>
+            <w:r>
+              <w:rPr>
+                <w:noProof/>
+                <w:webHidden/>
+              </w:rPr>
+              <w:tab/>
+            </w:r>
+            <w:r>
+              <w:rPr>
+                <w:noProof/>
+                <w:webHidden/>
+              </w:rPr>
+              <w:fldChar w:fldCharType="begin"/>
+            </w:r>
+            <w:r>
+              <w:rPr>
+                <w:noProof/>
+                <w:webHidden/>
+              </w:rPr>
+              <w:instrText xml:space="preserve"> PAGEREF _Toc224161210 \h </w:instrText>
+            </w:r>
+            <w:r>
+              <w:rPr>
+                <w:noProof/>
+                <w:webHidden/>
+              </w:rPr>
+            </w:r>
+            <w:r>
+              <w:rPr>
+                <w:noProof/>
+                <w:webHidden/>
+              </w:rPr>
+              <w:fldChar w:fldCharType="separate"/>
+            </w:r>
+            <w:r>
+              <w:rPr>
+                <w:noProof/>
+                <w:webHidden/>
+              </w:rPr>
+              <w:t>6</w:t>
+            </w:r>
+            <w:r>
+              <w:rPr>
+                <w:noProof/>
+                <w:webHidden/>
+              </w:rPr>
+              <w:fldChar w:fldCharType="end"/>
+            </w:r>
+          </w:hyperlink>
+        </w:p>
+        <w:p>
+          <w:pPr>
+            <w:pStyle w:val="TOC3"/>
+            <w:rPr>
+              <w:rFonts w:eastAsiaTheme="minorEastAsia"/>
+              <w:noProof/>
+              <w:sz w:val="24"/>
+              <w:szCs w:val="24"/>
+              <w:lang w:val="en-GB" w:eastAsia="en-GB" w:bidi="ar-SA"/>
+            </w:rPr>
+          </w:pPr>
+          <w:hyperlink w:anchor="_Toc224161211" w:history="1">
+            <w:r>
+              <w:rPr>
+                <w:rStyle w:val="Hyperlink"/>
+                <w:rFonts w:ascii="Times New Roman" w:eastAsia="Times New Roman" w:hAnsi="Times New Roman" w:cs="Times New Roman"/>
+                <w:b/>
+                <w:bCs/>
+                <w:noProof/>
+                <w:kern w:val="0"/>
+                <w:lang w:val="en-GB" w:eastAsia="en-GB"/>
+                <w14:ligatures w14:val="none"/>
+              </w:rPr>
+              <w:t>14.3.6.2 Disciplinary Process</w:t>
+            </w:r>
+            <w:r>
+              <w:rPr>
+                <w:noProof/>
+                <w:webHidden/>
+              </w:rPr>
+              <w:tab/>
+            </w:r>
+            <w:r>
+              <w:rPr>
+                <w:noProof/>
+                <w:webHidden/>
+              </w:rPr>
+              <w:fldChar w:fldCharType="begin"/>
+            </w:r>
+            <w:r>
+              <w:rPr>
+                <w:noProof/>
+                <w:webHidden/>
+              </w:rPr>
+              <w:instrText xml:space="preserve"> PAGEREF _Toc224161211 \h </w:instrText>
+            </w:r>
+            <w:r>
+              <w:rPr>
+                <w:noProof/>
+                <w:webHidden/>
+              </w:rPr>
+            </w:r>
+            <w:r>
+              <w:rPr>
+                <w:noProof/>
+                <w:webHidden/>
+              </w:rPr>
+              <w:fldChar w:fldCharType="separate"/>
+            </w:r>
+            <w:r>
+              <w:rPr>
+                <w:noProof/>
+                <w:webHidden/>
+              </w:rPr>
+              <w:t>6</w:t>
+            </w:r>
+            <w:r>
+              <w:rPr>
+                <w:noProof/>
+                <w:webHidden/>
+              </w:rPr>
+              <w:fldChar w:fldCharType="end"/>
+            </w:r>
+          </w:hyperlink>
+        </w:p>
+        <w:p>
+          <w:pPr>
+            <w:pStyle w:val="TOC3"/>
+            <w:rPr>
+              <w:rFonts w:eastAsiaTheme="minorEastAsia"/>
+              <w:noProof/>
+              <w:sz w:val="24"/>
+              <w:szCs w:val="24"/>
+              <w:lang w:val="en-GB" w:eastAsia="en-GB" w:bidi="ar-SA"/>
+            </w:rPr>
+          </w:pPr>
+          <w:hyperlink w:anchor="_Toc224161212" w:history="1">
+            <w:r>
+              <w:rPr>
+                <w:rStyle w:val="Hyperlink"/>
+                <w:rFonts w:ascii="Times New Roman" w:eastAsia="Times New Roman" w:hAnsi="Times New Roman" w:cs="Times New Roman"/>
+                <w:b/>
+                <w:bCs/>
+                <w:noProof/>
+                <w:kern w:val="0"/>
+                <w:lang w:val="en-GB" w:eastAsia="en-GB"/>
+                <w14:ligatures w14:val="none"/>
+              </w:rPr>
+              <w:t>14.3.6.3 Ethics &amp; Whistleblowing</w:t>
+            </w:r>
+            <w:r>
+              <w:rPr>
+                <w:noProof/>
+                <w:webHidden/>
+              </w:rPr>
+              <w:tab/>
+            </w:r>
+            <w:r>
+              <w:rPr>
+                <w:noProof/>
+                <w:webHidden/>
+              </w:rPr>
+              <w:fldChar w:fldCharType="begin"/>
+            </w:r>
+            <w:r>
+              <w:rPr>
+                <w:noProof/>
+                <w:webHidden/>
+              </w:rPr>
+              <w:instrText xml:space="preserve"> PAGEREF _Toc224161212 \h </w:instrText>
+            </w:r>
+            <w:r>
+              <w:rPr>
+                <w:noProof/>
+                <w:webHidden/>
+              </w:rPr>
+            </w:r>
+            <w:r>
+              <w:rPr>
+                <w:noProof/>
+                <w:webHidden/>
+              </w:rPr>
+              <w:fldChar w:fldCharType="separate"/>
+            </w:r>
+            <w:r>
+              <w:rPr>
+                <w:noProof/>
+                <w:webHidden/>
+              </w:rPr>
+              <w:t>7</w:t>
+            </w:r>
+            <w:r>
+              <w:rPr>
+                <w:noProof/>
+                <w:webHidden/>
+              </w:rPr>
+              <w:fldChar w:fldCharType="end"/>
+            </w:r>
+          </w:hyperlink>
+        </w:p>
+        <w:p>
+          <w:pPr>
+            <w:pStyle w:val="TOC1"/>
+            <w:tabs>
+              <w:tab w:val="right" w:leader="dot" w:pos="9016"/>
+            </w:tabs>
+            <w:rPr>
+              <w:rFonts w:eastAsiaTheme="minorEastAsia"/>
+              <w:noProof/>
+              <w:sz w:val="24"/>
+              <w:szCs w:val="24"/>
+              <w:lang w:val="en-GB" w:eastAsia="en-GB" w:bidi="ar-SA"/>
+            </w:rPr>
+          </w:pPr>
+          <w:hyperlink w:anchor="_Toc224161213" w:history="1">
+            <w:r>
+              <w:rPr>
+                <w:rStyle w:val="Hyperlink"/>
+                <w:rFonts w:ascii="Times New Roman" w:eastAsia="Times New Roman" w:hAnsi="Times New Roman" w:cs="Times New Roman"/>
+                <w:b/>
+                <w:bCs/>
+                <w:noProof/>
+                <w:kern w:val="36"/>
+                <w:lang w:val="en-GB" w:eastAsia="en-GB"/>
+                <w14:ligatures w14:val="none"/>
+              </w:rPr>
+              <w:t>14.4 SIPOC – HR Interface</w:t>
+            </w:r>
+            <w:r>
+              <w:rPr>
+                <w:noProof/>
+                <w:webHidden/>
+              </w:rPr>
+              <w:tab/>
+            </w:r>
+            <w:r>
+              <w:rPr>
+                <w:noProof/>
+                <w:webHidden/>
+              </w:rPr>
+              <w:fldChar w:fldCharType="begin"/>
+            </w:r>
+            <w:r>
+              <w:rPr>
+                <w:noProof/>
+                <w:webHidden/>
+              </w:rPr>
+              <w:instrText xml:space="preserve"> PAGEREF _Toc224161213 \h </w:instrText>
+            </w:r>
+            <w:r>
+              <w:rPr>
+                <w:noProof/>
+                <w:webHidden/>
+              </w:rPr>
+            </w:r>
+            <w:r>
+              <w:rPr>
+                <w:noProof/>
+                <w:webHidden/>
+              </w:rPr>
+              <w:fldChar w:fldCharType="separate"/>
+            </w:r>
+            <w:r>
+              <w:rPr>
+                <w:noProof/>
+                <w:webHidden/>
+              </w:rPr>
+              <w:t>7</w:t>
+            </w:r>
+            <w:r>
+              <w:rPr>
+                <w:noProof/>
+                <w:webHidden/>
+              </w:rPr>
+              <w:fldChar w:fldCharType="end"/>
+            </w:r>
+          </w:hyperlink>
+        </w:p>
+        <w:p>
+          <w:pPr>
+            <w:pStyle w:val="TOC1"/>
+            <w:tabs>
+              <w:tab w:val="right" w:leader="dot" w:pos="9016"/>
+            </w:tabs>
+            <w:rPr>
+              <w:rFonts w:eastAsiaTheme="minorEastAsia"/>
+              <w:noProof/>
+              <w:sz w:val="24"/>
+              <w:szCs w:val="24"/>
+              <w:lang w:val="en-GB" w:eastAsia="en-GB" w:bidi="ar-SA"/>
+            </w:rPr>
+          </w:pPr>
+          <w:hyperlink w:anchor="_Toc224161214" w:history="1">
+            <w:r>
+              <w:rPr>
+                <w:rStyle w:val="Hyperlink"/>
+                <w:rFonts w:ascii="Times New Roman" w:eastAsia="Times New Roman" w:hAnsi="Times New Roman" w:cs="Times New Roman"/>
+                <w:b/>
+                <w:bCs/>
+                <w:noProof/>
+                <w:kern w:val="36"/>
+                <w:lang w:val="en-GB" w:eastAsia="en-GB"/>
+                <w14:ligatures w14:val="none"/>
+              </w:rPr>
+              <w:t>14.5 BPMN – Recruitment Interface (Textual Representation)</w:t>
+            </w:r>
+            <w:r>
+              <w:rPr>
+                <w:noProof/>
+                <w:webHidden/>
+              </w:rPr>
+              <w:tab/>
+            </w:r>
+            <w:r>
+              <w:rPr>
+                <w:noProof/>
+                <w:webHidden/>
+              </w:rPr>
+              <w:fldChar w:fldCharType="begin"/>
+            </w:r>
+            <w:r>
+              <w:rPr>
+                <w:noProof/>
+                <w:webHidden/>
+              </w:rPr>
+              <w:instrText xml:space="preserve"> PAGEREF _Toc224161214 \h </w:instrText>
+            </w:r>
+            <w:r>
+              <w:rPr>
+                <w:noProof/>
+                <w:webHidden/>
+              </w:rPr>
+            </w:r>
+            <w:r>
+              <w:rPr>
+                <w:noProof/>
+                <w:webHidden/>
+              </w:rPr>
+              <w:fldChar w:fldCharType="separate"/>
+            </w:r>
+            <w:r>
+              <w:rPr>
+                <w:noProof/>
+                <w:webHidden/>
+              </w:rPr>
+              <w:t>7</w:t>
+            </w:r>
+            <w:r>
+              <w:rPr>
+                <w:noProof/>
+                <w:webHidden/>
+              </w:rPr>
+              <w:fldChar w:fldCharType="end"/>
+            </w:r>
+          </w:hyperlink>
+        </w:p>
+        <w:p>
+          <w:pPr>
+            <w:pStyle w:val="TOC1"/>
+            <w:tabs>
+              <w:tab w:val="right" w:leader="dot" w:pos="9016"/>
+            </w:tabs>
+            <w:rPr>
+              <w:rFonts w:eastAsiaTheme="minorEastAsia"/>
+              <w:noProof/>
+              <w:sz w:val="24"/>
+              <w:szCs w:val="24"/>
+              <w:lang w:val="en-GB" w:eastAsia="en-GB" w:bidi="ar-SA"/>
+            </w:rPr>
+          </w:pPr>
+          <w:hyperlink w:anchor="_Toc224161215" w:history="1">
+            <w:r>
+              <w:rPr>
+                <w:rStyle w:val="Hyperlink"/>
+                <w:rFonts w:ascii="Times New Roman" w:eastAsia="Times New Roman" w:hAnsi="Times New Roman" w:cs="Times New Roman"/>
+                <w:b/>
+                <w:bCs/>
+                <w:noProof/>
+                <w:kern w:val="36"/>
+                <w:lang w:val="en-GB" w:eastAsia="en-GB"/>
+                <w14:ligatures w14:val="none"/>
+              </w:rPr>
+              <w:t>14.6 RACI Matrix – Key HR Interface Processes</w:t>
+            </w:r>
+            <w:r>
+              <w:rPr>
+                <w:noProof/>
+                <w:webHidden/>
+              </w:rPr>
+              <w:tab/>
+            </w:r>
+            <w:r>
+              <w:rPr>
+                <w:noProof/>
+                <w:webHidden/>
+              </w:rPr>
+              <w:fldChar w:fldCharType="begin"/>
+            </w:r>
+            <w:r>
+              <w:rPr>
+                <w:noProof/>
+                <w:webHidden/>
+              </w:rPr>
+              <w:instrText xml:space="preserve"> PAGEREF _Toc224161215 \h </w:instrText>
+            </w:r>
+            <w:r>
+              <w:rPr>
+                <w:noProof/>
+                <w:webHidden/>
+              </w:rPr>
+            </w:r>
+            <w:r>
+              <w:rPr>
+                <w:noProof/>
+                <w:webHidden/>
+              </w:rPr>
+              <w:fldChar w:fldCharType="separate"/>
+            </w:r>
+            <w:r>
+              <w:rPr>
+                <w:noProof/>
+                <w:webHidden/>
+              </w:rPr>
+              <w:t>7</w:t>
+            </w:r>
+            <w:r>
+              <w:rPr>
+                <w:noProof/>
+                <w:webHidden/>
+              </w:rPr>
+              <w:fldChar w:fldCharType="end"/>
+            </w:r>
+          </w:hyperlink>
+        </w:p>
+        <w:p>
+          <w:pPr>
+            <w:pStyle w:val="TOC1"/>
+            <w:tabs>
+              <w:tab w:val="right" w:leader="dot" w:pos="9016"/>
+            </w:tabs>
+            <w:rPr>
+              <w:rFonts w:eastAsiaTheme="minorEastAsia"/>
+              <w:noProof/>
+              <w:sz w:val="24"/>
+              <w:szCs w:val="24"/>
+              <w:lang w:val="en-GB" w:eastAsia="en-GB" w:bidi="ar-SA"/>
+            </w:rPr>
+          </w:pPr>
+          <w:hyperlink w:anchor="_Toc224161216" w:history="1">
+            <w:r>
+              <w:rPr>
+                <w:rStyle w:val="Hyperlink"/>
+                <w:rFonts w:ascii="Times New Roman" w:eastAsia="Times New Roman" w:hAnsi="Times New Roman" w:cs="Times New Roman"/>
+                <w:b/>
+                <w:bCs/>
+                <w:noProof/>
+                <w:kern w:val="36"/>
+                <w:lang w:val="en-GB" w:eastAsia="en-GB"/>
+                <w14:ligatures w14:val="none"/>
+              </w:rPr>
+              <w:t>14.7 SAP / ERP Integration Points</w:t>
+            </w:r>
+            <w:r>
+              <w:rPr>
+                <w:noProof/>
+                <w:webHidden/>
+              </w:rPr>
+              <w:tab/>
+            </w:r>
+            <w:r>
+              <w:rPr>
+                <w:noProof/>
+                <w:webHidden/>
+              </w:rPr>
+              <w:fldChar w:fldCharType="begin"/>
+            </w:r>
+            <w:r>
+              <w:rPr>
+                <w:noProof/>
+                <w:webHidden/>
+              </w:rPr>
+              <w:instrText xml:space="preserve"> PAGEREF _Toc224161216 \h </w:instrText>
+            </w:r>
+            <w:r>
+              <w:rPr>
+                <w:noProof/>
+                <w:webHidden/>
+              </w:rPr>
+            </w:r>
+            <w:r>
+              <w:rPr>
+                <w:noProof/>
+                <w:webHidden/>
+              </w:rPr>
+              <w:fldChar w:fldCharType="separate"/>
+            </w:r>
+            <w:r>
+              <w:rPr>
+                <w:noProof/>
+                <w:webHidden/>
+              </w:rPr>
+              <w:t>7</w:t>
+            </w:r>
+            <w:r>
+              <w:rPr>
+                <w:noProof/>
+                <w:webHidden/>
+              </w:rPr>
+              <w:fldChar w:fldCharType="end"/>
+            </w:r>
+          </w:hyperlink>
+        </w:p>
+        <w:p>
+          <w:pPr>
+            <w:pStyle w:val="TOC1"/>
+            <w:tabs>
+              <w:tab w:val="right" w:leader="dot" w:pos="9016"/>
+            </w:tabs>
+            <w:rPr>
+              <w:rFonts w:eastAsiaTheme="minorEastAsia"/>
+              <w:noProof/>
+              <w:sz w:val="24"/>
+              <w:szCs w:val="24"/>
+              <w:lang w:val="en-GB" w:eastAsia="en-GB" w:bidi="ar-SA"/>
+            </w:rPr>
+          </w:pPr>
+          <w:hyperlink w:anchor="_Toc224161217" w:history="1">
+            <w:r>
+              <w:rPr>
+                <w:rStyle w:val="Hyperlink"/>
+                <w:rFonts w:ascii="Times New Roman" w:eastAsia="Times New Roman" w:hAnsi="Times New Roman" w:cs="Times New Roman"/>
+                <w:b/>
+                <w:bCs/>
+                <w:noProof/>
+                <w:kern w:val="36"/>
+                <w:lang w:val="en-GB" w:eastAsia="en-GB"/>
+                <w14:ligatures w14:val="none"/>
+              </w:rPr>
+              <w:t>14.8 HR KPI Dashboard</w:t>
+            </w:r>
+            <w:r>
+              <w:rPr>
+                <w:noProof/>
+                <w:webHidden/>
+              </w:rPr>
+              <w:tab/>
+            </w:r>
+            <w:r>
+              <w:rPr>
+                <w:noProof/>
+                <w:webHidden/>
+              </w:rPr>
+              <w:fldChar w:fldCharType="begin"/>
+            </w:r>
+            <w:r>
+              <w:rPr>
+                <w:noProof/>
+                <w:webHidden/>
+              </w:rPr>
+              <w:instrText xml:space="preserve"> PAGEREF _Toc224161217 \h </w:instrText>
+            </w:r>
+            <w:r>
+              <w:rPr>
+                <w:noProof/>
+                <w:webHidden/>
+              </w:rPr>
+            </w:r>
+            <w:r>
+              <w:rPr>
+                <w:noProof/>
+                <w:webHidden/>
+              </w:rPr>
+              <w:fldChar w:fldCharType="separate"/>
+            </w:r>
+            <w:r>
+              <w:rPr>
+                <w:noProof/>
+                <w:webHidden/>
+              </w:rPr>
+              <w:t>8</w:t>
+            </w:r>
+            <w:r>
+              <w:rPr>
+                <w:noProof/>
+                <w:webHidden/>
+              </w:rPr>
+              <w:fldChar w:fldCharType="end"/>
+            </w:r>
+          </w:hyperlink>
+        </w:p>
+        <w:p>
+          <w:pPr>
+            <w:pStyle w:val="TOC1"/>
+            <w:tabs>
+              <w:tab w:val="right" w:leader="dot" w:pos="9016"/>
+            </w:tabs>
+            <w:rPr>
+              <w:rFonts w:eastAsiaTheme="minorEastAsia"/>
+              <w:noProof/>
+              <w:sz w:val="24"/>
+              <w:szCs w:val="24"/>
+              <w:lang w:val="en-GB" w:eastAsia="en-GB" w:bidi="ar-SA"/>
+            </w:rPr>
+          </w:pPr>
+          <w:hyperlink w:anchor="_Toc224161218" w:history="1">
+            <w:r>
+              <w:rPr>
+                <w:rStyle w:val="Hyperlink"/>
+                <w:rFonts w:ascii="Times New Roman" w:eastAsia="Times New Roman" w:hAnsi="Times New Roman" w:cs="Times New Roman"/>
+                <w:b/>
+                <w:bCs/>
+                <w:noProof/>
+                <w:kern w:val="36"/>
+                <w:lang w:val="en-GB" w:eastAsia="en-GB"/>
+                <w14:ligatures w14:val="none"/>
+              </w:rPr>
+              <w:t>14.9 HR Risk &amp; Control Matrix (Aligned with ISO 37301 &amp; COSO)</w:t>
+            </w:r>
+            <w:r>
+              <w:rPr>
+                <w:noProof/>
+                <w:webHidden/>
+              </w:rPr>
+              <w:tab/>
+            </w:r>
+            <w:r>
+              <w:rPr>
+                <w:noProof/>
+                <w:webHidden/>
+              </w:rPr>
+              <w:fldChar w:fldCharType="begin"/>
+            </w:r>
+            <w:r>
+              <w:rPr>
+                <w:noProof/>
+                <w:webHidden/>
+              </w:rPr>
+              <w:instrText xml:space="preserve"> PAGEREF _Toc224161218 \h </w:instrText>
+            </w:r>
+            <w:r>
+              <w:rPr>
+                <w:noProof/>
+                <w:webHidden/>
+              </w:rPr>
+            </w:r>
+            <w:r>
+              <w:rPr>
+                <w:noProof/>
+                <w:webHidden/>
+              </w:rPr>
+              <w:fldChar w:fldCharType="separate"/>
+            </w:r>
+            <w:r>
+              <w:rPr>
+                <w:noProof/>
+                <w:webHidden/>
+              </w:rPr>
+              <w:t>8</w:t>
+            </w:r>
+            <w:r>
+              <w:rPr>
+                <w:noProof/>
+                <w:webHidden/>
+              </w:rPr>
+              <w:fldChar w:fldCharType="end"/>
+            </w:r>
+          </w:hyperlink>
+        </w:p>
+        <w:p>
+          <w:pPr>
+            <w:pStyle w:val="TOC1"/>
+            <w:tabs>
+              <w:tab w:val="right" w:leader="dot" w:pos="9016"/>
+            </w:tabs>
+            <w:rPr>
+              <w:rFonts w:eastAsiaTheme="minorEastAsia"/>
+              <w:noProof/>
+              <w:sz w:val="24"/>
+              <w:szCs w:val="24"/>
+              <w:lang w:val="en-GB" w:eastAsia="en-GB" w:bidi="ar-SA"/>
+            </w:rPr>
+          </w:pPr>
+          <w:hyperlink w:anchor="_Toc224161219" w:history="1">
+            <w:r>
+              <w:rPr>
+                <w:rStyle w:val="Hyperlink"/>
+                <w:rFonts w:ascii="Times New Roman" w:eastAsia="Times New Roman" w:hAnsi="Times New Roman" w:cs="Times New Roman"/>
+                <w:b/>
+                <w:bCs/>
+                <w:noProof/>
+                <w:kern w:val="36"/>
+                <w:lang w:val="en-GB" w:eastAsia="en-GB"/>
+                <w14:ligatures w14:val="none"/>
+              </w:rPr>
+              <w:t>14.10 Key Templates Index</w:t>
+            </w:r>
+            <w:r>
+              <w:rPr>
+                <w:noProof/>
+                <w:webHidden/>
+              </w:rPr>
+              <w:tab/>
+            </w:r>
+            <w:r>
+              <w:rPr>
+                <w:noProof/>
+                <w:webHidden/>
+              </w:rPr>
+              <w:fldChar w:fldCharType="begin"/>
+            </w:r>
+            <w:r>
+              <w:rPr>
+                <w:noProof/>
+                <w:webHidden/>
+              </w:rPr>
+              <w:instrText xml:space="preserve"> PAGEREF _Toc224161219 \h </w:instrText>
+            </w:r>
+            <w:r>
+              <w:rPr>
+                <w:noProof/>
+                <w:webHidden/>
+              </w:rPr>
+            </w:r>
+            <w:r>
+              <w:rPr>
+                <w:noProof/>
+                <w:webHidden/>
+              </w:rPr>
+              <w:fldChar w:fldCharType="separate"/>
+            </w:r>
+            <w:r>
+              <w:rPr>
+                <w:noProof/>
+                <w:webHidden/>
+              </w:rPr>
+              <w:t>8</w:t>
+            </w:r>
+            <w:r>
+              <w:rPr>
+                <w:noProof/>
+                <w:webHidden/>
+              </w:rPr>
+              <w:fldChar w:fldCharType="end"/>
+            </w:r>
+          </w:hyperlink>
+        </w:p>
+        <w:p>
+          <w:pPr>
+            <w:pStyle w:val="TOC1"/>
+            <w:tabs>
+              <w:tab w:val="right" w:leader="dot" w:pos="9016"/>
+            </w:tabs>
+            <w:rPr>
+              <w:rFonts w:eastAsiaTheme="minorEastAsia"/>
+              <w:noProof/>
+              <w:sz w:val="24"/>
+              <w:szCs w:val="24"/>
+              <w:lang w:val="en-GB" w:eastAsia="en-GB" w:bidi="ar-SA"/>
+            </w:rPr>
+          </w:pPr>
+          <w:hyperlink w:anchor="_Toc224161220" w:history="1">
+            <w:r>
+              <w:rPr>
+                <w:rStyle w:val="Hyperlink"/>
+                <w:rFonts w:ascii="Times New Roman" w:eastAsia="Times New Roman" w:hAnsi="Times New Roman" w:cs="Times New Roman"/>
+                <w:b/>
+                <w:bCs/>
+                <w:noProof/>
+                <w:kern w:val="36"/>
+                <w:lang w:val="en-GB" w:eastAsia="en-GB"/>
+                <w14:ligatures w14:val="none"/>
+              </w:rPr>
+              <w:t>14.11 Maturity Levels (HR Interface Model)</w:t>
+            </w:r>
+            <w:r>
+              <w:rPr>
+                <w:noProof/>
+                <w:webHidden/>
+              </w:rPr>
+              <w:tab/>
+            </w:r>
+            <w:r>
+              <w:rPr>
+                <w:noProof/>
+                <w:webHidden/>
+              </w:rPr>
+              <w:fldChar w:fldCharType="begin"/>
+            </w:r>
+            <w:r>
+              <w:rPr>
+                <w:noProof/>
+                <w:webHidden/>
+              </w:rPr>
+              <w:instrText xml:space="preserve"> PAGEREF _Toc224161220 \h </w:instrText>
+            </w:r>
+            <w:r>
+              <w:rPr>
+                <w:noProof/>
+                <w:webHidden/>
+              </w:rPr>
+            </w:r>
+            <w:r>
+              <w:rPr>
+                <w:noProof/>
+                <w:webHidden/>
+              </w:rPr>
+              <w:fldChar w:fldCharType="separate"/>
+            </w:r>
+            <w:r>
+              <w:rPr>
+                <w:noProof/>
+                <w:webHidden/>
+              </w:rPr>
+              <w:t>8</w:t>
+            </w:r>
+            <w:r>
+              <w:rPr>
+                <w:noProof/>
+                <w:webHidden/>
+              </w:rPr>
+              <w:fldChar w:fldCharType="end"/>
+            </w:r>
+          </w:hyperlink>
+        </w:p>
+        <w:p>
+          <w:pPr>
+            <w:pStyle w:val="TOC3"/>
+            <w:rPr>
+              <w:rFonts w:eastAsiaTheme="minorEastAsia"/>
+              <w:noProof/>
+              <w:sz w:val="24"/>
+              <w:szCs w:val="24"/>
+              <w:lang w:val="en-GB" w:eastAsia="en-GB" w:bidi="ar-SA"/>
+            </w:rPr>
+          </w:pPr>
+          <w:hyperlink w:anchor="_Toc224161221" w:history="1">
+            <w:r>
+              <w:rPr>
+                <w:rStyle w:val="Hyperlink"/>
+                <w:rFonts w:ascii="Times New Roman" w:eastAsia="Times New Roman" w:hAnsi="Times New Roman" w:cs="Times New Roman"/>
+                <w:noProof/>
+                <w:kern w:val="0"/>
+                <w:lang w:val="en-GB" w:eastAsia="en-GB"/>
+                <w14:ligatures w14:val="none"/>
+              </w:rPr>
+              <w:t>Forms and templates</w:t>
+            </w:r>
+            <w:r>
+              <w:rPr>
+                <w:noProof/>
+                <w:webHidden/>
+              </w:rPr>
+              <w:tab/>
+            </w:r>
+            <w:r>
+              <w:rPr>
+                <w:noProof/>
+                <w:webHidden/>
+              </w:rPr>
+              <w:fldChar w:fldCharType="begin"/>
+            </w:r>
+            <w:r>
+              <w:rPr>
+                <w:noProof/>
+                <w:webHidden/>
+              </w:rPr>
+              <w:instrText xml:space="preserve"> PAGEREF _Toc224161221 \h </w:instrText>
+            </w:r>
+            <w:r>
+              <w:rPr>
+                <w:noProof/>
+                <w:webHidden/>
+              </w:rPr>
+            </w:r>
+            <w:r>
+              <w:rPr>
+                <w:noProof/>
+                <w:webHidden/>
+              </w:rPr>
+              <w:fldChar w:fldCharType="separate"/>
+            </w:r>
+            <w:r>
+              <w:rPr>
+                <w:noProof/>
+                <w:webHidden/>
+              </w:rPr>
+              <w:t>9</w:t>
+            </w:r>
+            <w:r>
+              <w:rPr>
+                <w:noProof/>
+                <w:webHidden/>
+              </w:rPr>
+              <w:fldChar w:fldCharType="end"/>
+            </w:r>
+          </w:hyperlink>
+        </w:p>
+        <w:p>
+          <w:r>
+            <w:rPr>
+              <w:b/>
+              <w:bCs/>
+              <w:noProof/>
+            </w:rPr>
+            <w:fldChar w:fldCharType="end"/>
+          </w:r>
+        </w:p>
+      </w:sdtContent>
+    </w:sdt>
+    <w:p>
+      <w:pPr>
+        <w:rPr>
+          <w:rFonts w:ascii="Times New Roman" w:eastAsia="Times New Roman" w:hAnsi="Times New Roman" w:cs="Times New Roman"/>
+          <w:b/>
+          <w:bCs/>
+          <w:kern w:val="0"/>
+          <w:sz w:val="36"/>
+          <w:szCs w:val="36"/>
+          <w:lang w:val="en-GB" w:eastAsia="en-GB" w:bidi="ar-SA"/>
+          <w14:ligatures w14:val="none"/>
+        </w:rPr>
+      </w:pPr>
+      <w:r>
+        <w:rPr>
+          <w:rFonts w:ascii="Times New Roman" w:eastAsia="Times New Roman" w:hAnsi="Times New Roman" w:cs="Times New Roman"/>
+          <w:b/>
+          <w:bCs/>
+          <w:kern w:val="0"/>
+          <w:sz w:val="36"/>
+          <w:szCs w:val="36"/>
+          <w:lang w:val="en-GB" w:eastAsia="en-GB" w:bidi="ar-SA"/>
+          <w14:ligatures w14:val="none"/>
+        </w:rPr>
+        <w:br w:type="page"/>
       </w:r>
     </w:p>
     <w:p>
       <w:pPr>
+        <w:shd w:val="clear" w:color="auto" w:fill="0E2841" w:themeFill="text2"/>
         <w:spacing w:before="100" w:beforeAutospacing="1" w:after="100" w:afterAutospacing="1" w:line="240" w:lineRule="auto"/>
         <w:outlineLvl w:val="1"/>
         <w:rPr>
@@ -99,6 +4492,7 @@
           <w14:ligatures w14:val="none"/>
         </w:rPr>
       </w:pPr>
+      <w:bookmarkStart w:id="1" w:name="_Toc224161188"/>
       <w:r>
         <w:rPr>
           <w:rFonts w:ascii="Times New Roman" w:eastAsia="Times New Roman" w:hAnsi="Times New Roman" w:cs="Times New Roman"/>
@@ -110,8 +4504,10 @@
           <w:lang w:val="en-GB" w:eastAsia="en-GB" w:bidi="ar-SA"/>
           <w14:ligatures w14:val="none"/>
         </w:rPr>
+        <w:lastRenderedPageBreak/>
         <w:t>14.1 Human Resources Governance Policy</w:t>
       </w:r>
+      <w:bookmarkEnd w:id="1"/>
     </w:p>
     <w:p>
       <w:pPr>
@@ -368,6 +4764,7 @@
           <w14:ligatures w14:val="none"/>
         </w:rPr>
       </w:pPr>
+      <w:bookmarkStart w:id="2" w:name="_Toc224161189"/>
       <w:r>
         <w:rPr>
           <w:rFonts w:ascii="Times New Roman" w:eastAsia="Times New Roman" w:hAnsi="Times New Roman" w:cs="Times New Roman"/>
@@ -381,6 +4778,7 @@
         </w:rPr>
         <w:t>14.2 HR Operating Model (Business Interface Architecture)</w:t>
       </w:r>
+      <w:bookmarkEnd w:id="2"/>
     </w:p>
     <w:p>
       <w:pPr>
@@ -405,7 +4803,7 @@
           <w14:ligatures w14:val="none"/>
         </w:rPr>
         <w:drawing>
-          <wp:inline distT="0" distB="0" distL="0" distR="0" wp14:anchorId="1CAB4A58" wp14:editId="5BAA77B1">
+          <wp:inline distT="0" distB="0" distL="0" distR="0" wp14:anchorId="1CAB4A58" wp14:editId="3FA43FEA">
             <wp:extent cx="5417888" cy="2851798"/>
             <wp:effectExtent l="0" t="0" r="0" b="5715"/>
             <wp:docPr id="3" name="Picture 3"/>
@@ -501,7 +4899,6 @@
           <w:lang w:val="en-GB" w:eastAsia="en-GB" w:bidi="ar-SA"/>
           <w14:ligatures w14:val="none"/>
         </w:rPr>
-        <w:lastRenderedPageBreak/>
         <w:t>4</w:t>
       </w:r>
     </w:p>
@@ -520,6 +4917,7 @@
           <w14:ligatures w14:val="none"/>
         </w:rPr>
       </w:pPr>
+      <w:bookmarkStart w:id="3" w:name="_Toc224161190"/>
       <w:r>
         <w:rPr>
           <w:rFonts w:ascii="Times New Roman" w:eastAsia="Times New Roman" w:hAnsi="Times New Roman" w:cs="Times New Roman"/>
@@ -533,6 +4931,7 @@
         </w:rPr>
         <w:t>14.2.1 HR Structure Model for RAM</w:t>
       </w:r>
+      <w:bookmarkEnd w:id="3"/>
     </w:p>
     <w:tbl>
       <w:tblPr>
@@ -778,6 +5177,7 @@
                 <w:lang w:val="en-GB" w:eastAsia="en-GB" w:bidi="ar-SA"/>
                 <w14:ligatures w14:val="none"/>
               </w:rPr>
+              <w:lastRenderedPageBreak/>
               <w:t>Tactical</w:t>
             </w:r>
           </w:p>
@@ -1072,6 +5472,7 @@
           <w14:ligatures w14:val="none"/>
         </w:rPr>
       </w:pPr>
+      <w:bookmarkStart w:id="4" w:name="_Toc224161191"/>
       <w:r>
         <w:rPr>
           <w:rFonts w:ascii="Times New Roman" w:eastAsia="Times New Roman" w:hAnsi="Times New Roman" w:cs="Times New Roman"/>
@@ -1085,6 +5486,7 @@
         </w:rPr>
         <w:t>14.3 Core HR Interface Processes (WBS Structure)</w:t>
       </w:r>
+      <w:bookmarkEnd w:id="4"/>
     </w:p>
     <w:p>
       <w:pPr>
@@ -1101,6 +5503,7 @@
           <w14:ligatures w14:val="none"/>
         </w:rPr>
       </w:pPr>
+      <w:bookmarkStart w:id="5" w:name="_Toc224161192"/>
       <w:r>
         <w:rPr>
           <w:rFonts w:ascii="Times New Roman" w:eastAsia="Times New Roman" w:hAnsi="Times New Roman" w:cs="Times New Roman"/>
@@ -1114,6 +5517,7 @@
         </w:rPr>
         <w:t>14.3.1 Workforce Planning Interface</w:t>
       </w:r>
+      <w:bookmarkEnd w:id="5"/>
     </w:p>
     <w:p>
       <w:pPr>
@@ -1130,6 +5534,7 @@
           <w14:ligatures w14:val="none"/>
         </w:rPr>
       </w:pPr>
+      <w:bookmarkStart w:id="6" w:name="_Toc224161193"/>
       <w:r>
         <w:rPr>
           <w:rFonts w:ascii="Times New Roman" w:eastAsia="Times New Roman" w:hAnsi="Times New Roman" w:cs="Times New Roman"/>
@@ -1143,6 +5548,7 @@
         </w:rPr>
         <w:t>14.3.1.1 Annual Manpower Planning Procedure</w:t>
       </w:r>
+      <w:bookmarkEnd w:id="6"/>
     </w:p>
     <w:p>
       <w:pPr>
@@ -1243,6 +5649,7 @@
           <w14:ligatures w14:val="none"/>
         </w:rPr>
       </w:pPr>
+      <w:bookmarkStart w:id="7" w:name="_Toc224161194"/>
       <w:r>
         <w:rPr>
           <w:rFonts w:ascii="Times New Roman" w:eastAsia="Times New Roman" w:hAnsi="Times New Roman" w:cs="Times New Roman"/>
@@ -1256,6 +5663,7 @@
         </w:rPr>
         <w:t>14.3.1.2 Workforce Gap Analysis</w:t>
       </w:r>
+      <w:bookmarkEnd w:id="7"/>
     </w:p>
     <w:p>
       <w:pPr>
@@ -1464,6 +5872,7 @@
           <w14:ligatures w14:val="none"/>
         </w:rPr>
       </w:pPr>
+      <w:bookmarkStart w:id="8" w:name="_Toc224161195"/>
       <w:r>
         <w:rPr>
           <w:rFonts w:ascii="Times New Roman" w:eastAsia="Times New Roman" w:hAnsi="Times New Roman" w:cs="Times New Roman"/>
@@ -1477,6 +5886,7 @@
         </w:rPr>
         <w:t>14.3.2 Recruitment &amp; Onboarding Interface</w:t>
       </w:r>
+      <w:bookmarkEnd w:id="8"/>
     </w:p>
     <w:p>
       <w:pPr>
@@ -1493,6 +5903,7 @@
           <w14:ligatures w14:val="none"/>
         </w:rPr>
       </w:pPr>
+      <w:bookmarkStart w:id="9" w:name="_Toc224161196"/>
       <w:r>
         <w:rPr>
           <w:rFonts w:ascii="Times New Roman" w:eastAsia="Times New Roman" w:hAnsi="Times New Roman" w:cs="Times New Roman"/>
@@ -1506,6 +5917,7 @@
         </w:rPr>
         <w:t>14.3.2.1 Recruitment Requisition Workflow</w:t>
       </w:r>
+      <w:bookmarkEnd w:id="9"/>
     </w:p>
     <w:p>
       <w:pPr>
@@ -1662,6 +6074,7 @@
           <w14:ligatures w14:val="none"/>
         </w:rPr>
       </w:pPr>
+      <w:bookmarkStart w:id="10" w:name="_Toc224161197"/>
       <w:r>
         <w:rPr>
           <w:rFonts w:ascii="Times New Roman" w:eastAsia="Times New Roman" w:hAnsi="Times New Roman" w:cs="Times New Roman"/>
@@ -1673,9 +6086,9 @@
           <w:lang w:val="en-GB" w:eastAsia="en-GB" w:bidi="ar-SA"/>
           <w14:ligatures w14:val="none"/>
         </w:rPr>
-        <w:lastRenderedPageBreak/>
         <w:t>14.3.2.2 Onboarding Governance</w:t>
       </w:r>
+      <w:bookmarkEnd w:id="10"/>
     </w:p>
     <w:p>
       <w:pPr>
@@ -1786,6 +6199,7 @@
           <w:lang w:val="en-GB" w:eastAsia="en-GB" w:bidi="ar-SA"/>
           <w14:ligatures w14:val="none"/>
         </w:rPr>
+        <w:lastRenderedPageBreak/>
         <w:t>Policy Acknowledgement</w:t>
       </w:r>
     </w:p>
@@ -1996,6 +6410,7 @@
           <w14:ligatures w14:val="none"/>
         </w:rPr>
       </w:pPr>
+      <w:bookmarkStart w:id="11" w:name="_Toc224161198"/>
       <w:r>
         <w:rPr>
           <w:rFonts w:ascii="Times New Roman" w:eastAsia="Times New Roman" w:hAnsi="Times New Roman" w:cs="Times New Roman"/>
@@ -2009,6 +6424,7 @@
         </w:rPr>
         <w:t>14.3.3 Performance Management Interface</w:t>
       </w:r>
+      <w:bookmarkEnd w:id="11"/>
     </w:p>
     <w:p>
       <w:pPr>
@@ -2025,6 +6441,7 @@
           <w14:ligatures w14:val="none"/>
         </w:rPr>
       </w:pPr>
+      <w:bookmarkStart w:id="12" w:name="_Toc224161199"/>
       <w:r>
         <w:rPr>
           <w:rFonts w:ascii="Times New Roman" w:eastAsia="Times New Roman" w:hAnsi="Times New Roman" w:cs="Times New Roman"/>
@@ -2038,6 +6455,7 @@
         </w:rPr>
         <w:t>14.3.3.1 KPI Alignment Procedure</w:t>
       </w:r>
+      <w:bookmarkEnd w:id="12"/>
     </w:p>
     <w:p>
       <w:pPr>
@@ -2138,6 +6556,7 @@
           <w14:ligatures w14:val="none"/>
         </w:rPr>
       </w:pPr>
+      <w:bookmarkStart w:id="13" w:name="_Toc224161200"/>
       <w:r>
         <w:rPr>
           <w:rFonts w:ascii="Times New Roman" w:eastAsia="Times New Roman" w:hAnsi="Times New Roman" w:cs="Times New Roman"/>
@@ -2151,6 +6570,7 @@
         </w:rPr>
         <w:t>14.3.3.2 Appraisal Cycle</w:t>
       </w:r>
+      <w:bookmarkEnd w:id="13"/>
     </w:p>
     <w:p>
       <w:pPr>
@@ -2251,6 +6671,7 @@
           <w14:ligatures w14:val="none"/>
         </w:rPr>
       </w:pPr>
+      <w:bookmarkStart w:id="14" w:name="_Toc224161201"/>
       <w:r>
         <w:rPr>
           <w:rFonts w:ascii="Times New Roman" w:eastAsia="Times New Roman" w:hAnsi="Times New Roman" w:cs="Times New Roman"/>
@@ -2264,6 +6685,7 @@
         </w:rPr>
         <w:t>14.3.3.3 Performance Risk Escalation</w:t>
       </w:r>
+      <w:bookmarkEnd w:id="14"/>
     </w:p>
     <w:p>
       <w:pPr>
@@ -2500,6 +6922,7 @@
           <w14:ligatures w14:val="none"/>
         </w:rPr>
       </w:pPr>
+      <w:bookmarkStart w:id="15" w:name="_Toc224161202"/>
       <w:r>
         <w:rPr>
           <w:rFonts w:ascii="Times New Roman" w:eastAsia="Times New Roman" w:hAnsi="Times New Roman" w:cs="Times New Roman"/>
@@ -2513,6 +6936,7 @@
         </w:rPr>
         <w:t>14.3.4 Compensation &amp; Payroll Interface</w:t>
       </w:r>
+      <w:bookmarkEnd w:id="15"/>
     </w:p>
     <w:p>
       <w:pPr>
@@ -2529,6 +6953,7 @@
           <w14:ligatures w14:val="none"/>
         </w:rPr>
       </w:pPr>
+      <w:bookmarkStart w:id="16" w:name="_Toc224161203"/>
       <w:r>
         <w:rPr>
           <w:rFonts w:ascii="Times New Roman" w:eastAsia="Times New Roman" w:hAnsi="Times New Roman" w:cs="Times New Roman"/>
@@ -2542,6 +6967,7 @@
         </w:rPr>
         <w:t>14.3.4.1 Payroll Control Procedure</w:t>
       </w:r>
+      <w:bookmarkEnd w:id="16"/>
     </w:p>
     <w:p>
       <w:pPr>
@@ -2568,7 +6994,6 @@
           <w:lang w:val="en-GB" w:eastAsia="en-GB" w:bidi="ar-SA"/>
           <w14:ligatures w14:val="none"/>
         </w:rPr>
-        <w:lastRenderedPageBreak/>
         <w:t>Attendance validation</w:t>
       </w:r>
     </w:p>
@@ -2671,6 +7096,7 @@
           <w14:ligatures w14:val="none"/>
         </w:rPr>
       </w:pPr>
+      <w:bookmarkStart w:id="17" w:name="_Toc224161204"/>
       <w:r>
         <w:rPr>
           <w:rFonts w:ascii="Times New Roman" w:eastAsia="Times New Roman" w:hAnsi="Times New Roman" w:cs="Times New Roman"/>
@@ -2682,8 +7108,10 @@
           <w:lang w:val="en-GB" w:eastAsia="en-GB" w:bidi="ar-SA"/>
           <w14:ligatures w14:val="none"/>
         </w:rPr>
+        <w:lastRenderedPageBreak/>
         <w:t>14.3.4.2 Compensation Review Governance</w:t>
       </w:r>
+      <w:bookmarkEnd w:id="17"/>
     </w:p>
     <w:p>
       <w:pPr>
@@ -2920,6 +7348,7 @@
           <w14:ligatures w14:val="none"/>
         </w:rPr>
       </w:pPr>
+      <w:bookmarkStart w:id="18" w:name="_Toc224161205"/>
       <w:r>
         <w:rPr>
           <w:rFonts w:ascii="Times New Roman" w:eastAsia="Times New Roman" w:hAnsi="Times New Roman" w:cs="Times New Roman"/>
@@ -2933,6 +7362,7 @@
         </w:rPr>
         <w:t>14.3.5 Learning &amp; Development Interface</w:t>
       </w:r>
+      <w:bookmarkEnd w:id="18"/>
     </w:p>
     <w:p>
       <w:pPr>
@@ -2949,6 +7379,7 @@
           <w14:ligatures w14:val="none"/>
         </w:rPr>
       </w:pPr>
+      <w:bookmarkStart w:id="19" w:name="_Toc224161206"/>
       <w:r>
         <w:rPr>
           <w:rFonts w:ascii="Times New Roman" w:eastAsia="Times New Roman" w:hAnsi="Times New Roman" w:cs="Times New Roman"/>
@@ -2962,6 +7393,7 @@
         </w:rPr>
         <w:t>14.3.5.1 Training Needs Analysis (TNA)</w:t>
       </w:r>
+      <w:bookmarkEnd w:id="19"/>
     </w:p>
     <w:p>
       <w:pPr>
@@ -3062,6 +7494,7 @@
           <w14:ligatures w14:val="none"/>
         </w:rPr>
       </w:pPr>
+      <w:bookmarkStart w:id="20" w:name="_Toc224161207"/>
       <w:r>
         <w:rPr>
           <w:rFonts w:ascii="Times New Roman" w:eastAsia="Times New Roman" w:hAnsi="Times New Roman" w:cs="Times New Roman"/>
@@ -3075,6 +7508,7 @@
         </w:rPr>
         <w:t>14.3.5.2 Mandatory Training Governance</w:t>
       </w:r>
+      <w:bookmarkEnd w:id="20"/>
     </w:p>
     <w:p>
       <w:pPr>
@@ -3175,6 +7609,7 @@
           <w14:ligatures w14:val="none"/>
         </w:rPr>
       </w:pPr>
+      <w:bookmarkStart w:id="21" w:name="_Toc224161208"/>
       <w:r>
         <w:rPr>
           <w:rFonts w:ascii="Times New Roman" w:eastAsia="Times New Roman" w:hAnsi="Times New Roman" w:cs="Times New Roman"/>
@@ -3188,6 +7623,7 @@
         </w:rPr>
         <w:t>14.3.5.3 Leadership Development Track</w:t>
       </w:r>
+      <w:bookmarkEnd w:id="21"/>
     </w:p>
     <w:p>
       <w:pPr>
@@ -3286,6 +7722,7 @@
           <w14:ligatures w14:val="none"/>
         </w:rPr>
       </w:pPr>
+      <w:bookmarkStart w:id="22" w:name="_Toc224161209"/>
       <w:r>
         <w:rPr>
           <w:rFonts w:ascii="Times New Roman" w:eastAsia="Times New Roman" w:hAnsi="Times New Roman" w:cs="Times New Roman"/>
@@ -3299,6 +7736,7 @@
         </w:rPr>
         <w:t>14.3.6 Employee Relations &amp; Compliance Interface</w:t>
       </w:r>
+      <w:bookmarkEnd w:id="22"/>
     </w:p>
     <w:p>
       <w:pPr>
@@ -3315,6 +7753,7 @@
           <w14:ligatures w14:val="none"/>
         </w:rPr>
       </w:pPr>
+      <w:bookmarkStart w:id="23" w:name="_Toc224161210"/>
       <w:r>
         <w:rPr>
           <w:rFonts w:ascii="Times New Roman" w:eastAsia="Times New Roman" w:hAnsi="Times New Roman" w:cs="Times New Roman"/>
@@ -3328,6 +7767,7 @@
         </w:rPr>
         <w:t>14.3.6.1 Grievance Handling Procedure</w:t>
       </w:r>
+      <w:bookmarkEnd w:id="23"/>
     </w:p>
     <w:p>
       <w:pPr>
@@ -3428,6 +7868,7 @@
           <w14:ligatures w14:val="none"/>
         </w:rPr>
       </w:pPr>
+      <w:bookmarkStart w:id="24" w:name="_Toc224161211"/>
       <w:r>
         <w:rPr>
           <w:rFonts w:ascii="Times New Roman" w:eastAsia="Times New Roman" w:hAnsi="Times New Roman" w:cs="Times New Roman"/>
@@ -3439,9 +7880,9 @@
           <w:lang w:val="en-GB" w:eastAsia="en-GB" w:bidi="ar-SA"/>
           <w14:ligatures w14:val="none"/>
         </w:rPr>
-        <w:lastRenderedPageBreak/>
         <w:t>14.3.6.2 Disciplinary Process</w:t>
       </w:r>
+      <w:bookmarkEnd w:id="24"/>
     </w:p>
     <w:p>
       <w:pPr>
@@ -3542,6 +7983,7 @@
           <w14:ligatures w14:val="none"/>
         </w:rPr>
       </w:pPr>
+      <w:bookmarkStart w:id="25" w:name="_Toc224161212"/>
       <w:r>
         <w:rPr>
           <w:rFonts w:ascii="Times New Roman" w:eastAsia="Times New Roman" w:hAnsi="Times New Roman" w:cs="Times New Roman"/>
@@ -3553,8 +7995,10 @@
           <w:lang w:val="en-GB" w:eastAsia="en-GB" w:bidi="ar-SA"/>
           <w14:ligatures w14:val="none"/>
         </w:rPr>
+        <w:lastRenderedPageBreak/>
         <w:t>14.3.6.3 Ethics &amp; Whistleblowing</w:t>
       </w:r>
+      <w:bookmarkEnd w:id="25"/>
     </w:p>
     <w:p>
       <w:pPr>
@@ -3621,6 +8065,7 @@
           <w14:ligatures w14:val="none"/>
         </w:rPr>
       </w:pPr>
+      <w:bookmarkStart w:id="26" w:name="_Toc224161213"/>
       <w:r>
         <w:rPr>
           <w:rFonts w:ascii="Times New Roman" w:eastAsia="Times New Roman" w:hAnsi="Times New Roman" w:cs="Times New Roman"/>
@@ -3634,6 +8079,7 @@
         </w:rPr>
         <w:t>14.4 SIPOC – HR Interface</w:t>
       </w:r>
+      <w:bookmarkEnd w:id="26"/>
     </w:p>
     <w:tbl>
       <w:tblPr>
@@ -4479,6 +8925,7 @@
           <w14:ligatures w14:val="none"/>
         </w:rPr>
       </w:pPr>
+      <w:bookmarkStart w:id="27" w:name="_Toc224161214"/>
       <w:r>
         <w:rPr>
           <w:rFonts w:ascii="Times New Roman" w:eastAsia="Times New Roman" w:hAnsi="Times New Roman" w:cs="Times New Roman"/>
@@ -4492,6 +8939,7 @@
         </w:rPr>
         <w:t>14.5 BPMN – Recruitment Interface (Textual Representation)</w:t>
       </w:r>
+      <w:bookmarkEnd w:id="27"/>
     </w:p>
     <w:p>
       <w:pPr>
@@ -4588,6 +9036,7 @@
           <w14:ligatures w14:val="none"/>
         </w:rPr>
       </w:pPr>
+      <w:bookmarkStart w:id="28" w:name="_Toc224161215"/>
       <w:r>
         <w:rPr>
           <w:rFonts w:ascii="Times New Roman" w:eastAsia="Times New Roman" w:hAnsi="Times New Roman" w:cs="Times New Roman"/>
@@ -4601,6 +9050,7 @@
         </w:rPr>
         <w:t>14.6 RACI Matrix – Key HR Interface Processes</w:t>
       </w:r>
+      <w:bookmarkEnd w:id="28"/>
     </w:p>
     <w:tbl>
       <w:tblPr>
@@ -5817,6 +10267,7 @@
           <w14:ligatures w14:val="none"/>
         </w:rPr>
       </w:pPr>
+      <w:bookmarkStart w:id="29" w:name="_Toc224161216"/>
       <w:r>
         <w:rPr>
           <w:rFonts w:ascii="Times New Roman" w:eastAsia="Times New Roman" w:hAnsi="Times New Roman" w:cs="Times New Roman"/>
@@ -5828,9 +10279,9 @@
           <w:lang w:val="en-GB" w:eastAsia="en-GB" w:bidi="ar-SA"/>
           <w14:ligatures w14:val="none"/>
         </w:rPr>
-        <w:lastRenderedPageBreak/>
         <w:t>14.7 SAP / ERP Integration Points</w:t>
       </w:r>
+      <w:bookmarkEnd w:id="29"/>
     </w:p>
     <w:tbl>
       <w:tblPr>
@@ -6075,6 +10526,7 @@
                 <w:lang w:val="en-GB" w:eastAsia="en-GB" w:bidi="ar-SA"/>
                 <w14:ligatures w14:val="none"/>
               </w:rPr>
+              <w:lastRenderedPageBreak/>
               <w:t>Organizational Management</w:t>
             </w:r>
           </w:p>
@@ -6279,6 +10731,7 @@
           <w14:ligatures w14:val="none"/>
         </w:rPr>
       </w:pPr>
+      <w:bookmarkStart w:id="30" w:name="_Toc224161217"/>
       <w:r>
         <w:rPr>
           <w:rFonts w:ascii="Times New Roman" w:eastAsia="Times New Roman" w:hAnsi="Times New Roman" w:cs="Times New Roman"/>
@@ -6292,6 +10745,7 @@
         </w:rPr>
         <w:t>14.8 HR KPI Dashboard</w:t>
       </w:r>
+      <w:bookmarkEnd w:id="30"/>
     </w:p>
     <w:tbl>
       <w:tblPr>
@@ -6922,6 +11376,7 @@
           <w14:ligatures w14:val="none"/>
         </w:rPr>
       </w:pPr>
+      <w:bookmarkStart w:id="31" w:name="_Toc224161218"/>
       <w:r>
         <w:rPr>
           <w:rFonts w:ascii="Times New Roman" w:eastAsia="Times New Roman" w:hAnsi="Times New Roman" w:cs="Times New Roman"/>
@@ -6935,6 +11390,7 @@
         </w:rPr>
         <w:t>14.9 HR Risk &amp; Control Matrix (Aligned with ISO 37301 &amp; COSO)</w:t>
       </w:r>
+      <w:bookmarkEnd w:id="31"/>
     </w:p>
     <w:tbl>
       <w:tblPr>
@@ -7629,6 +12085,7 @@
           <w14:ligatures w14:val="none"/>
         </w:rPr>
       </w:pPr>
+      <w:bookmarkStart w:id="32" w:name="_Toc224161219"/>
       <w:r>
         <w:rPr>
           <w:rFonts w:ascii="Times New Roman" w:eastAsia="Times New Roman" w:hAnsi="Times New Roman" w:cs="Times New Roman"/>
@@ -7642,6 +12099,7 @@
         </w:rPr>
         <w:t>14.10 Key Templates Index</w:t>
       </w:r>
+      <w:bookmarkEnd w:id="32"/>
     </w:p>
     <w:p>
       <w:pPr>
@@ -7908,6 +12366,7 @@
           <w14:ligatures w14:val="none"/>
         </w:rPr>
       </w:pPr>
+      <w:bookmarkStart w:id="33" w:name="_Toc224161220"/>
       <w:r>
         <w:rPr>
           <w:rFonts w:ascii="Times New Roman" w:eastAsia="Times New Roman" w:hAnsi="Times New Roman" w:cs="Times New Roman"/>
@@ -7919,9 +12378,9 @@
           <w:lang w:val="en-GB" w:eastAsia="en-GB" w:bidi="ar-SA"/>
           <w14:ligatures w14:val="none"/>
         </w:rPr>
-        <w:lastRenderedPageBreak/>
         <w:t>14.11 Maturity Levels (HR Interface Model)</w:t>
       </w:r>
+      <w:bookmarkEnd w:id="33"/>
     </w:p>
     <w:tbl>
       <w:tblPr>
@@ -8036,6 +12495,7 @@
                 <w:lang w:val="en-GB" w:eastAsia="en-GB" w:bidi="ar-SA"/>
                 <w14:ligatures w14:val="none"/>
               </w:rPr>
+              <w:lastRenderedPageBreak/>
               <w:t>Level 1</w:t>
             </w:r>
           </w:p>
@@ -8568,6 +13028,96 @@
           <w14:ligatures w14:val="none"/>
         </w:rPr>
       </w:pPr>
+    </w:p>
+    <w:p>
+      <w:pPr>
+        <w:pStyle w:val="Heading3"/>
+        <w:rPr>
+          <w:rFonts w:ascii="Times New Roman" w:eastAsia="Times New Roman" w:hAnsi="Times New Roman" w:cs="Times New Roman"/>
+          <w:kern w:val="0"/>
+          <w:sz w:val="24"/>
+          <w:szCs w:val="24"/>
+          <w:lang w:val="en-GB" w:eastAsia="en-GB" w:bidi="ar-SA"/>
+          <w14:ligatures w14:val="none"/>
+        </w:rPr>
+      </w:pPr>
+      <w:bookmarkStart w:id="34" w:name="_Toc224161221"/>
+      <w:r>
+        <w:rPr>
+          <w:rFonts w:ascii="Times New Roman" w:eastAsia="Times New Roman" w:hAnsi="Times New Roman" w:cs="Times New Roman"/>
+          <w:kern w:val="0"/>
+          <w:sz w:val="24"/>
+          <w:szCs w:val="24"/>
+          <w:lang w:val="en-GB" w:eastAsia="en-GB" w:bidi="ar-SA"/>
+          <w14:ligatures w14:val="none"/>
+        </w:rPr>
+        <w:t>Forms and templates</w:t>
+      </w:r>
+      <w:bookmarkEnd w:id="34"/>
+      <w:r>
+        <w:rPr>
+          <w:rFonts w:ascii="Times New Roman" w:eastAsia="Times New Roman" w:hAnsi="Times New Roman" w:cs="Times New Roman"/>
+          <w:kern w:val="0"/>
+          <w:sz w:val="24"/>
+          <w:szCs w:val="24"/>
+          <w:lang w:val="en-GB" w:eastAsia="en-GB" w:bidi="ar-SA"/>
+          <w14:ligatures w14:val="none"/>
+        </w:rPr>
+        <w:t xml:space="preserve"> </w:t>
+      </w:r>
+    </w:p>
+    <w:p>
+      <w:pPr>
+        <w:rPr>
+          <w:lang w:val="en-GB" w:eastAsia="en-GB" w:bidi="ar-SA"/>
+        </w:rPr>
+      </w:pPr>
+      <w:r>
+        <w:rPr>
+          <w:lang w:val="en-GB" w:eastAsia="en-GB" w:bidi="ar-SA"/>
+        </w:rPr>
+        <w:br w:type="page"/>
+      </w:r>
+    </w:p>
+    <w:p>
+      <w:pPr>
+        <w:rPr>
+          <w:lang w:val="en-GB" w:eastAsia="en-GB" w:bidi="ar-SA"/>
+        </w:rPr>
+      </w:pPr>
+      <w:r>
+        <w:rPr>
+          <w:lang w:val="en-GB" w:eastAsia="en-GB" w:bidi="ar-SA"/>
+        </w:rPr>
+        <w:lastRenderedPageBreak/>
+        <w:t>End of document</w:t>
+      </w:r>
+    </w:p>
+    <w:p>
+      <w:pPr>
+        <w:spacing w:before="100" w:beforeAutospacing="1" w:after="100" w:afterAutospacing="1" w:line="240" w:lineRule="auto"/>
+        <w:rPr>
+          <w:rFonts w:ascii="Times New Roman" w:eastAsia="Times New Roman" w:hAnsi="Times New Roman" w:cs="Times New Roman"/>
+          <w:kern w:val="0"/>
+          <w:sz w:val="24"/>
+          <w:szCs w:val="24"/>
+          <w:lang w:val="en-GB" w:eastAsia="en-GB" w:bidi="ar-SA"/>
+          <w14:ligatures w14:val="none"/>
+        </w:rPr>
+      </w:pPr>
+    </w:p>
+    <w:p>
+      <w:pPr>
+        <w:spacing w:before="100" w:beforeAutospacing="1" w:after="100" w:afterAutospacing="1" w:line="240" w:lineRule="auto"/>
+        <w:rPr>
+          <w:rFonts w:ascii="Times New Roman" w:eastAsia="Times New Roman" w:hAnsi="Times New Roman" w:cs="Times New Roman"/>
+          <w:kern w:val="0"/>
+          <w:sz w:val="24"/>
+          <w:szCs w:val="24"/>
+          <w:lang w:val="en-GB" w:eastAsia="en-GB" w:bidi="ar-SA"/>
+          <w14:ligatures w14:val="none"/>
+        </w:rPr>
+      </w:pPr>
       <w:r>
         <w:rPr>
           <w:rFonts w:ascii="Times New Roman" w:eastAsia="Times New Roman" w:hAnsi="Times New Roman" w:cs="Times New Roman"/>
@@ -8612,27 +13162,8 @@
     </w:p>
     <w:p>
       <w:pPr>
-        <w:spacing w:before="100" w:beforeAutospacing="1" w:after="100" w:afterAutospacing="1" w:line="240" w:lineRule="auto"/>
-        <w:rPr>
-          <w:rFonts w:ascii="Times New Roman" w:eastAsia="Times New Roman" w:hAnsi="Times New Roman" w:cs="Times New Roman"/>
-          <w:kern w:val="0"/>
-          <w:sz w:val="24"/>
-          <w:szCs w:val="24"/>
-          <w:lang w:val="en-GB" w:eastAsia="en-GB" w:bidi="ar-SA"/>
-          <w14:ligatures w14:val="none"/>
-        </w:rPr>
-      </w:pPr>
-    </w:p>
-    <w:p>
-      <w:pPr>
-        <w:pBdr>
-          <w:top w:val="single" w:sz="6" w:space="1" w:color="auto"/>
-        </w:pBdr>
-        <w:spacing w:after="0" w:line="240" w:lineRule="auto"/>
-        <w:jc w:val="center"/>
         <w:rPr>
           <w:rFonts w:ascii="Arial" w:eastAsia="Times New Roman" w:hAnsi="Arial" w:cs="Arial"/>
-          <w:vanish/>
           <w:kern w:val="0"/>
           <w:sz w:val="16"/>
           <w:szCs w:val="16"/>
@@ -8640,6 +13171,17 @@
           <w14:ligatures w14:val="none"/>
         </w:rPr>
       </w:pPr>
+      <w:r>
+        <w:rPr>
+          <w:rFonts w:ascii="Arial" w:eastAsia="Times New Roman" w:hAnsi="Arial" w:cs="Arial"/>
+          <w:kern w:val="0"/>
+          <w:sz w:val="16"/>
+          <w:szCs w:val="16"/>
+          <w:lang w:val="en-GB" w:eastAsia="en-GB" w:bidi="ar-SA"/>
+          <w14:ligatures w14:val="none"/>
+        </w:rPr>
+        <w:br w:type="page"/>
+      </w:r>
       <w:r>
         <w:rPr>
           <w:rFonts w:ascii="Arial" w:eastAsia="Times New Roman" w:hAnsi="Arial" w:cs="Arial"/>
@@ -13026,6 +17568,78 @@
       </w:tcPr>
     </w:tblStylePr>
   </w:style>
+  <w:style w:type="paragraph" w:styleId="TOCHeading">
+    <w:name w:val="TOC Heading"/>
+    <w:basedOn w:val="Heading1"/>
+    <w:next w:val="Normal"/>
+    <w:uiPriority w:val="39"/>
+    <w:unhideWhenUsed/>
+    <w:qFormat/>
+    <w:rsid w:val="00A44D59"/>
+    <w:pPr>
+      <w:spacing w:before="240" w:after="0"/>
+      <w:outlineLvl w:val="9"/>
+    </w:pPr>
+    <w:rPr>
+      <w:kern w:val="0"/>
+      <w:sz w:val="32"/>
+      <w:szCs w:val="32"/>
+      <w:lang w:bidi="ar-SA"/>
+      <w14:ligatures w14:val="none"/>
+    </w:rPr>
+  </w:style>
+  <w:style w:type="paragraph" w:styleId="TOC1">
+    <w:name w:val="toc 1"/>
+    <w:basedOn w:val="Normal"/>
+    <w:next w:val="Normal"/>
+    <w:autoRedefine/>
+    <w:uiPriority w:val="39"/>
+    <w:unhideWhenUsed/>
+    <w:rsid w:val="00A44D59"/>
+    <w:pPr>
+      <w:spacing w:after="100"/>
+    </w:pPr>
+  </w:style>
+  <w:style w:type="paragraph" w:styleId="TOC2">
+    <w:name w:val="toc 2"/>
+    <w:basedOn w:val="Normal"/>
+    <w:next w:val="Normal"/>
+    <w:autoRedefine/>
+    <w:uiPriority w:val="39"/>
+    <w:unhideWhenUsed/>
+    <w:rsid w:val="00A44D59"/>
+    <w:pPr>
+      <w:spacing w:after="100"/>
+      <w:ind w:left="220"/>
+    </w:pPr>
+  </w:style>
+  <w:style w:type="paragraph" w:styleId="TOC3">
+    <w:name w:val="toc 3"/>
+    <w:basedOn w:val="Normal"/>
+    <w:next w:val="Normal"/>
+    <w:autoRedefine/>
+    <w:uiPriority w:val="39"/>
+    <w:unhideWhenUsed/>
+    <w:rsid w:val="001C7F4F"/>
+    <w:pPr>
+      <w:tabs>
+        <w:tab w:val="right" w:leader="dot" w:pos="9016"/>
+      </w:tabs>
+      <w:spacing w:after="0"/>
+      <w:ind w:left="440"/>
+    </w:pPr>
+  </w:style>
+  <w:style w:type="character" w:styleId="Hyperlink">
+    <w:name w:val="Hyperlink"/>
+    <w:basedOn w:val="DefaultParagraphFont"/>
+    <w:uiPriority w:val="99"/>
+    <w:unhideWhenUsed/>
+    <w:rsid w:val="00A44D59"/>
+    <w:rPr>
+      <w:color w:val="467886" w:themeColor="hyperlink"/>
+      <w:u w:val="single"/>
+    </w:rPr>
+  </w:style>
 </w:styles>
 </file>
 

--- a/documents/word/14_HR.docx
+++ b/documents/word/14_HR.docx
@@ -331,7 +331,18 @@
                 <w:lang w:val="en-GB" w:eastAsia="en-GB" w:bidi="ar-SA"/>
                 <w14:ligatures w14:val="none"/>
               </w:rPr>
-              <w:t>RAM-PROC-013</w:t>
+              <w:t>RAM-PROC-</w:t>
+            </w:r>
+            <w:r>
+              <w:rPr>
+                <w:rFonts w:ascii="Times New Roman" w:eastAsia="Times New Roman" w:hAnsi="Times New Roman" w:cs="Times New Roman"/>
+                <w:kern w:val="0"/>
+                <w:sz w:val="24"/>
+                <w:szCs w:val="24"/>
+                <w:lang w:val="en-GB" w:eastAsia="en-GB" w:bidi="ar-SA"/>
+                <w14:ligatures w14:val="none"/>
+              </w:rPr>
+              <w:t>14</w:t>
             </w:r>
           </w:p>
         </w:tc>
@@ -339,12 +350,12 @@
       <w:tr>
         <w:tc>
           <w:tcPr>
+            <w:cnfStyle w:val="001000000000" w:firstRow="0" w:lastRow="0" w:firstColumn="1" w:lastColumn="0" w:oddVBand="0" w:evenVBand="0" w:oddHBand="0" w:evenHBand="0" w:firstRowFirstColumn="0" w:firstRowLastColumn="0" w:lastRowFirstColumn="0" w:lastRowLastColumn="0"/>
             <w:tcW w:w="2605" w:type="dxa"/>
             <w:hideMark/>
           </w:tcPr>
           <w:p>
             <w:pPr>
-              <w:cnfStyle w:val="001000000000" w:firstRow="0" w:lastRow="0" w:firstColumn="1" w:lastColumn="0" w:oddVBand="0" w:evenVBand="0" w:oddHBand="0" w:evenHBand="0" w:firstRowFirstColumn="0" w:firstRowLastColumn="0" w:lastRowFirstColumn="0" w:lastRowLastColumn="0"/>
               <w:rPr>
                 <w:rFonts w:ascii="Times New Roman" w:eastAsia="Times New Roman" w:hAnsi="Times New Roman" w:cs="Times New Roman"/>
                 <w:kern w:val="0"/>
@@ -374,6 +385,7 @@
           </w:tcPr>
           <w:p>
             <w:pPr>
+              <w:cnfStyle w:val="000000000000" w:firstRow="0" w:lastRow="0" w:firstColumn="0" w:lastColumn="0" w:oddVBand="0" w:evenVBand="0" w:oddHBand="0" w:evenHBand="0" w:firstRowFirstColumn="0" w:firstRowLastColumn="0" w:lastRowFirstColumn="0" w:lastRowLastColumn="0"/>
               <w:rPr>
                 <w:rFonts w:ascii="Times New Roman" w:eastAsia="Times New Roman" w:hAnsi="Times New Roman" w:cs="Times New Roman"/>
                 <w:kern w:val="0"/>
@@ -1722,6 +1734,15 @@
     </w:p>
     <w:sdt>
       <w:sdtPr>
+        <w:rPr>
+          <w:rFonts w:asciiTheme="minorHAnsi" w:eastAsiaTheme="minorHAnsi" w:hAnsiTheme="minorHAnsi" w:cstheme="minorBidi"/>
+          <w:color w:val="auto"/>
+          <w:kern w:val="2"/>
+          <w:sz w:val="22"/>
+          <w:szCs w:val="22"/>
+          <w:lang w:bidi="ar-EG"/>
+          <w14:ligatures w14:val="standardContextual"/>
+        </w:rPr>
         <w:id w:val="1406105532"/>
         <w:docPartObj>
           <w:docPartGallery w:val="Table of Contents"/>
@@ -1730,16 +1751,9 @@
       </w:sdtPr>
       <w:sdtEndPr>
         <w:rPr>
-          <w:rFonts w:asciiTheme="minorHAnsi" w:eastAsiaTheme="minorHAnsi" w:hAnsiTheme="minorHAnsi" w:cstheme="minorBidi"/>
           <w:b/>
           <w:bCs/>
           <w:noProof/>
-          <w:color w:val="auto"/>
-          <w:kern w:val="2"/>
-          <w:sz w:val="22"/>
-          <w:szCs w:val="22"/>
-          <w:lang w:bidi="ar-EG"/>
-          <w14:ligatures w14:val="standardContextual"/>
         </w:rPr>
       </w:sdtEndPr>
       <w:sdtContent>
@@ -4745,7 +4759,7 @@
           <w14:ligatures w14:val="none"/>
         </w:rPr>
         <w:pict w14:anchorId="0E252D31">
-          <v:rect id="_x0000_i1026" style="width:0;height:1.5pt" o:hralign="center" o:hrstd="t" o:hr="t" fillcolor="#a0a0a0" stroked="f"/>
+          <v:rect id="_x0000_i1025" style="width:0;height:1.5pt" o:hralign="center" o:hrstd="t" o:hr="t" fillcolor="#a0a0a0" stroked="f"/>
         </w:pict>
       </w:r>
     </w:p>
@@ -4803,7 +4817,7 @@
           <w14:ligatures w14:val="none"/>
         </w:rPr>
         <w:drawing>
-          <wp:inline distT="0" distB="0" distL="0" distR="0" wp14:anchorId="1CAB4A58" wp14:editId="3FA43FEA">
+          <wp:inline distT="0" distB="0" distL="0" distR="0" wp14:anchorId="1CAB4A58" wp14:editId="206BA4C1">
             <wp:extent cx="5417888" cy="2851798"/>
             <wp:effectExtent l="0" t="0" r="0" b="5715"/>
             <wp:docPr id="3" name="Picture 3"/>
@@ -5453,6 +5467,406 @@
           <w14:ligatures w14:val="none"/>
         </w:rPr>
         <w:pict w14:anchorId="43436F37">
+          <v:rect id="_x0000_i1026" style="width:0;height:1.5pt" o:hralign="center" o:hrstd="t" o:hr="t" fillcolor="#a0a0a0" stroked="f"/>
+        </w:pict>
+      </w:r>
+    </w:p>
+    <w:p>
+      <w:pPr>
+        <w:spacing w:before="100" w:beforeAutospacing="1" w:after="100" w:afterAutospacing="1" w:line="240" w:lineRule="auto"/>
+        <w:outlineLvl w:val="0"/>
+        <w:rPr>
+          <w:rFonts w:ascii="Times New Roman" w:eastAsia="Times New Roman" w:hAnsi="Times New Roman" w:cs="Times New Roman"/>
+          <w:b/>
+          <w:bCs/>
+          <w:kern w:val="36"/>
+          <w:sz w:val="48"/>
+          <w:szCs w:val="48"/>
+          <w:lang w:val="en-GB" w:eastAsia="en-GB" w:bidi="ar-SA"/>
+          <w14:ligatures w14:val="none"/>
+        </w:rPr>
+      </w:pPr>
+      <w:bookmarkStart w:id="4" w:name="_Toc224161191"/>
+      <w:r>
+        <w:rPr>
+          <w:rFonts w:ascii="Times New Roman" w:eastAsia="Times New Roman" w:hAnsi="Times New Roman" w:cs="Times New Roman"/>
+          <w:b/>
+          <w:bCs/>
+          <w:kern w:val="36"/>
+          <w:sz w:val="48"/>
+          <w:szCs w:val="48"/>
+          <w:lang w:val="en-GB" w:eastAsia="en-GB" w:bidi="ar-SA"/>
+          <w14:ligatures w14:val="none"/>
+        </w:rPr>
+        <w:t>14.3 Core HR Interface Processes (WBS Structure)</w:t>
+      </w:r>
+      <w:bookmarkEnd w:id="4"/>
+    </w:p>
+    <w:p>
+      <w:pPr>
+        <w:spacing w:before="100" w:beforeAutospacing="1" w:after="100" w:afterAutospacing="1" w:line="240" w:lineRule="auto"/>
+        <w:outlineLvl w:val="1"/>
+        <w:rPr>
+          <w:rFonts w:ascii="Times New Roman" w:eastAsia="Times New Roman" w:hAnsi="Times New Roman" w:cs="Times New Roman"/>
+          <w:b/>
+          <w:bCs/>
+          <w:kern w:val="0"/>
+          <w:sz w:val="36"/>
+          <w:szCs w:val="36"/>
+          <w:lang w:val="en-GB" w:eastAsia="en-GB" w:bidi="ar-SA"/>
+          <w14:ligatures w14:val="none"/>
+        </w:rPr>
+      </w:pPr>
+      <w:bookmarkStart w:id="5" w:name="_Toc224161192"/>
+      <w:r>
+        <w:rPr>
+          <w:rFonts w:ascii="Times New Roman" w:eastAsia="Times New Roman" w:hAnsi="Times New Roman" w:cs="Times New Roman"/>
+          <w:b/>
+          <w:bCs/>
+          <w:kern w:val="0"/>
+          <w:sz w:val="36"/>
+          <w:szCs w:val="36"/>
+          <w:lang w:val="en-GB" w:eastAsia="en-GB" w:bidi="ar-SA"/>
+          <w14:ligatures w14:val="none"/>
+        </w:rPr>
+        <w:t>14.3.1 Workforce Planning Interface</w:t>
+      </w:r>
+      <w:bookmarkEnd w:id="5"/>
+    </w:p>
+    <w:p>
+      <w:pPr>
+        <w:spacing w:before="100" w:beforeAutospacing="1" w:after="100" w:afterAutospacing="1" w:line="240" w:lineRule="auto"/>
+        <w:outlineLvl w:val="2"/>
+        <w:rPr>
+          <w:rFonts w:ascii="Times New Roman" w:eastAsia="Times New Roman" w:hAnsi="Times New Roman" w:cs="Times New Roman"/>
+          <w:b/>
+          <w:bCs/>
+          <w:kern w:val="0"/>
+          <w:sz w:val="27"/>
+          <w:szCs w:val="27"/>
+          <w:lang w:val="en-GB" w:eastAsia="en-GB" w:bidi="ar-SA"/>
+          <w14:ligatures w14:val="none"/>
+        </w:rPr>
+      </w:pPr>
+      <w:bookmarkStart w:id="6" w:name="_Toc224161193"/>
+      <w:r>
+        <w:rPr>
+          <w:rFonts w:ascii="Times New Roman" w:eastAsia="Times New Roman" w:hAnsi="Times New Roman" w:cs="Times New Roman"/>
+          <w:b/>
+          <w:bCs/>
+          <w:kern w:val="0"/>
+          <w:sz w:val="27"/>
+          <w:szCs w:val="27"/>
+          <w:lang w:val="en-GB" w:eastAsia="en-GB" w:bidi="ar-SA"/>
+          <w14:ligatures w14:val="none"/>
+        </w:rPr>
+        <w:t>14.3.1.1 Annual Manpower Planning Procedure</w:t>
+      </w:r>
+      <w:bookmarkEnd w:id="6"/>
+    </w:p>
+    <w:p>
+      <w:pPr>
+        <w:numPr>
+          <w:ilvl w:val="0"/>
+          <w:numId w:val="2"/>
+        </w:numPr>
+        <w:spacing w:before="100" w:beforeAutospacing="1" w:after="100" w:afterAutospacing="1" w:line="240" w:lineRule="auto"/>
+        <w:rPr>
+          <w:rFonts w:ascii="Times New Roman" w:eastAsia="Times New Roman" w:hAnsi="Times New Roman" w:cs="Times New Roman"/>
+          <w:kern w:val="0"/>
+          <w:sz w:val="24"/>
+          <w:szCs w:val="24"/>
+          <w:lang w:val="en-GB" w:eastAsia="en-GB" w:bidi="ar-SA"/>
+          <w14:ligatures w14:val="none"/>
+        </w:rPr>
+      </w:pPr>
+      <w:r>
+        <w:rPr>
+          <w:rFonts w:ascii="Times New Roman" w:eastAsia="Times New Roman" w:hAnsi="Times New Roman" w:cs="Times New Roman"/>
+          <w:kern w:val="0"/>
+          <w:sz w:val="24"/>
+          <w:szCs w:val="24"/>
+          <w:lang w:val="en-GB" w:eastAsia="en-GB" w:bidi="ar-SA"/>
+          <w14:ligatures w14:val="none"/>
+        </w:rPr>
+        <w:t>Business Units submit manpower forecast</w:t>
+      </w:r>
+    </w:p>
+    <w:p>
+      <w:pPr>
+        <w:numPr>
+          <w:ilvl w:val="0"/>
+          <w:numId w:val="2"/>
+        </w:numPr>
+        <w:spacing w:before="100" w:beforeAutospacing="1" w:after="100" w:afterAutospacing="1" w:line="240" w:lineRule="auto"/>
+        <w:rPr>
+          <w:rFonts w:ascii="Times New Roman" w:eastAsia="Times New Roman" w:hAnsi="Times New Roman" w:cs="Times New Roman"/>
+          <w:kern w:val="0"/>
+          <w:sz w:val="24"/>
+          <w:szCs w:val="24"/>
+          <w:lang w:val="en-GB" w:eastAsia="en-GB" w:bidi="ar-SA"/>
+          <w14:ligatures w14:val="none"/>
+        </w:rPr>
+      </w:pPr>
+      <w:r>
+        <w:rPr>
+          <w:rFonts w:ascii="Times New Roman" w:eastAsia="Times New Roman" w:hAnsi="Times New Roman" w:cs="Times New Roman"/>
+          <w:kern w:val="0"/>
+          <w:sz w:val="24"/>
+          <w:szCs w:val="24"/>
+          <w:lang w:val="en-GB" w:eastAsia="en-GB" w:bidi="ar-SA"/>
+          <w14:ligatures w14:val="none"/>
+        </w:rPr>
+        <w:t>HR validates against budget (Finance)</w:t>
+      </w:r>
+    </w:p>
+    <w:p>
+      <w:pPr>
+        <w:numPr>
+          <w:ilvl w:val="0"/>
+          <w:numId w:val="2"/>
+        </w:numPr>
+        <w:spacing w:before="100" w:beforeAutospacing="1" w:after="100" w:afterAutospacing="1" w:line="240" w:lineRule="auto"/>
+        <w:rPr>
+          <w:rFonts w:ascii="Times New Roman" w:eastAsia="Times New Roman" w:hAnsi="Times New Roman" w:cs="Times New Roman"/>
+          <w:kern w:val="0"/>
+          <w:sz w:val="24"/>
+          <w:szCs w:val="24"/>
+          <w:lang w:val="en-GB" w:eastAsia="en-GB" w:bidi="ar-SA"/>
+          <w14:ligatures w14:val="none"/>
+        </w:rPr>
+      </w:pPr>
+      <w:r>
+        <w:rPr>
+          <w:rFonts w:ascii="Times New Roman" w:eastAsia="Times New Roman" w:hAnsi="Times New Roman" w:cs="Times New Roman"/>
+          <w:kern w:val="0"/>
+          <w:sz w:val="24"/>
+          <w:szCs w:val="24"/>
+          <w:lang w:val="en-GB" w:eastAsia="en-GB" w:bidi="ar-SA"/>
+          <w14:ligatures w14:val="none"/>
+        </w:rPr>
+        <w:t>Approval via Management Committee</w:t>
+      </w:r>
+    </w:p>
+    <w:p>
+      <w:pPr>
+        <w:spacing w:before="100" w:beforeAutospacing="1" w:after="100" w:afterAutospacing="1" w:line="240" w:lineRule="auto"/>
+        <w:outlineLvl w:val="2"/>
+        <w:rPr>
+          <w:rFonts w:ascii="Times New Roman" w:eastAsia="Times New Roman" w:hAnsi="Times New Roman" w:cs="Times New Roman"/>
+          <w:b/>
+          <w:bCs/>
+          <w:kern w:val="0"/>
+          <w:sz w:val="27"/>
+          <w:szCs w:val="27"/>
+          <w:lang w:val="en-GB" w:eastAsia="en-GB" w:bidi="ar-SA"/>
+          <w14:ligatures w14:val="none"/>
+        </w:rPr>
+      </w:pPr>
+      <w:bookmarkStart w:id="7" w:name="_Toc224161194"/>
+      <w:r>
+        <w:rPr>
+          <w:rFonts w:ascii="Times New Roman" w:eastAsia="Times New Roman" w:hAnsi="Times New Roman" w:cs="Times New Roman"/>
+          <w:b/>
+          <w:bCs/>
+          <w:kern w:val="0"/>
+          <w:sz w:val="27"/>
+          <w:szCs w:val="27"/>
+          <w:lang w:val="en-GB" w:eastAsia="en-GB" w:bidi="ar-SA"/>
+          <w14:ligatures w14:val="none"/>
+        </w:rPr>
+        <w:t>14.3.1.2 Workforce Gap Analysis</w:t>
+      </w:r>
+      <w:bookmarkEnd w:id="7"/>
+    </w:p>
+    <w:p>
+      <w:pPr>
+        <w:numPr>
+          <w:ilvl w:val="0"/>
+          <w:numId w:val="3"/>
+        </w:numPr>
+        <w:spacing w:before="100" w:beforeAutospacing="1" w:after="100" w:afterAutospacing="1" w:line="240" w:lineRule="auto"/>
+        <w:rPr>
+          <w:rFonts w:ascii="Times New Roman" w:eastAsia="Times New Roman" w:hAnsi="Times New Roman" w:cs="Times New Roman"/>
+          <w:kern w:val="0"/>
+          <w:sz w:val="24"/>
+          <w:szCs w:val="24"/>
+          <w:lang w:val="en-GB" w:eastAsia="en-GB" w:bidi="ar-SA"/>
+          <w14:ligatures w14:val="none"/>
+        </w:rPr>
+      </w:pPr>
+      <w:r>
+        <w:rPr>
+          <w:rFonts w:ascii="Times New Roman" w:eastAsia="Times New Roman" w:hAnsi="Times New Roman" w:cs="Times New Roman"/>
+          <w:kern w:val="0"/>
+          <w:sz w:val="24"/>
+          <w:szCs w:val="24"/>
+          <w:lang w:val="en-GB" w:eastAsia="en-GB" w:bidi="ar-SA"/>
+          <w14:ligatures w14:val="none"/>
+        </w:rPr>
+        <w:t>Skills mapping</w:t>
+      </w:r>
+    </w:p>
+    <w:p>
+      <w:pPr>
+        <w:numPr>
+          <w:ilvl w:val="0"/>
+          <w:numId w:val="3"/>
+        </w:numPr>
+        <w:spacing w:before="100" w:beforeAutospacing="1" w:after="100" w:afterAutospacing="1" w:line="240" w:lineRule="auto"/>
+        <w:rPr>
+          <w:rFonts w:ascii="Times New Roman" w:eastAsia="Times New Roman" w:hAnsi="Times New Roman" w:cs="Times New Roman"/>
+          <w:kern w:val="0"/>
+          <w:sz w:val="24"/>
+          <w:szCs w:val="24"/>
+          <w:lang w:val="en-GB" w:eastAsia="en-GB" w:bidi="ar-SA"/>
+          <w14:ligatures w14:val="none"/>
+        </w:rPr>
+      </w:pPr>
+      <w:r>
+        <w:rPr>
+          <w:rFonts w:ascii="Times New Roman" w:eastAsia="Times New Roman" w:hAnsi="Times New Roman" w:cs="Times New Roman"/>
+          <w:kern w:val="0"/>
+          <w:sz w:val="24"/>
+          <w:szCs w:val="24"/>
+          <w:lang w:val="en-GB" w:eastAsia="en-GB" w:bidi="ar-SA"/>
+          <w14:ligatures w14:val="none"/>
+        </w:rPr>
+        <w:t>Capacity planning</w:t>
+      </w:r>
+    </w:p>
+    <w:p>
+      <w:pPr>
+        <w:numPr>
+          <w:ilvl w:val="0"/>
+          <w:numId w:val="3"/>
+        </w:numPr>
+        <w:spacing w:before="100" w:beforeAutospacing="1" w:after="100" w:afterAutospacing="1" w:line="240" w:lineRule="auto"/>
+        <w:rPr>
+          <w:rFonts w:ascii="Times New Roman" w:eastAsia="Times New Roman" w:hAnsi="Times New Roman" w:cs="Times New Roman"/>
+          <w:kern w:val="0"/>
+          <w:sz w:val="24"/>
+          <w:szCs w:val="24"/>
+          <w:lang w:val="en-GB" w:eastAsia="en-GB" w:bidi="ar-SA"/>
+          <w14:ligatures w14:val="none"/>
+        </w:rPr>
+      </w:pPr>
+      <w:r>
+        <w:rPr>
+          <w:rFonts w:ascii="Times New Roman" w:eastAsia="Times New Roman" w:hAnsi="Times New Roman" w:cs="Times New Roman"/>
+          <w:kern w:val="0"/>
+          <w:sz w:val="24"/>
+          <w:szCs w:val="24"/>
+          <w:lang w:val="en-GB" w:eastAsia="en-GB" w:bidi="ar-SA"/>
+          <w14:ligatures w14:val="none"/>
+        </w:rPr>
+        <w:t>Succession risk assessment</w:t>
+      </w:r>
+    </w:p>
+    <w:p>
+      <w:pPr>
+        <w:spacing w:before="100" w:beforeAutospacing="1" w:after="100" w:afterAutospacing="1" w:line="240" w:lineRule="auto"/>
+        <w:rPr>
+          <w:rFonts w:ascii="Times New Roman" w:eastAsia="Times New Roman" w:hAnsi="Times New Roman" w:cs="Times New Roman"/>
+          <w:kern w:val="0"/>
+          <w:sz w:val="24"/>
+          <w:szCs w:val="24"/>
+          <w:lang w:val="en-GB" w:eastAsia="en-GB" w:bidi="ar-SA"/>
+          <w14:ligatures w14:val="none"/>
+        </w:rPr>
+      </w:pPr>
+      <w:r>
+        <w:rPr>
+          <w:rFonts w:ascii="Times New Roman" w:eastAsia="Times New Roman" w:hAnsi="Times New Roman" w:cs="Times New Roman"/>
+          <w:b/>
+          <w:bCs/>
+          <w:kern w:val="0"/>
+          <w:sz w:val="24"/>
+          <w:szCs w:val="24"/>
+          <w:lang w:val="en-GB" w:eastAsia="en-GB" w:bidi="ar-SA"/>
+          <w14:ligatures w14:val="none"/>
+        </w:rPr>
+        <w:t>Outputs:</w:t>
+      </w:r>
+    </w:p>
+    <w:p>
+      <w:pPr>
+        <w:numPr>
+          <w:ilvl w:val="0"/>
+          <w:numId w:val="4"/>
+        </w:numPr>
+        <w:spacing w:before="100" w:beforeAutospacing="1" w:after="100" w:afterAutospacing="1" w:line="240" w:lineRule="auto"/>
+        <w:rPr>
+          <w:rFonts w:ascii="Times New Roman" w:eastAsia="Times New Roman" w:hAnsi="Times New Roman" w:cs="Times New Roman"/>
+          <w:kern w:val="0"/>
+          <w:sz w:val="24"/>
+          <w:szCs w:val="24"/>
+          <w:lang w:val="en-GB" w:eastAsia="en-GB" w:bidi="ar-SA"/>
+          <w14:ligatures w14:val="none"/>
+        </w:rPr>
+      </w:pPr>
+      <w:r>
+        <w:rPr>
+          <w:rFonts w:ascii="Times New Roman" w:eastAsia="Times New Roman" w:hAnsi="Times New Roman" w:cs="Times New Roman"/>
+          <w:kern w:val="0"/>
+          <w:sz w:val="24"/>
+          <w:szCs w:val="24"/>
+          <w:lang w:val="en-GB" w:eastAsia="en-GB" w:bidi="ar-SA"/>
+          <w14:ligatures w14:val="none"/>
+        </w:rPr>
+        <w:t>Approved Manpower Plan (F-14-01)</w:t>
+      </w:r>
+    </w:p>
+    <w:p>
+      <w:pPr>
+        <w:numPr>
+          <w:ilvl w:val="0"/>
+          <w:numId w:val="4"/>
+        </w:numPr>
+        <w:spacing w:before="100" w:beforeAutospacing="1" w:after="100" w:afterAutospacing="1" w:line="240" w:lineRule="auto"/>
+        <w:rPr>
+          <w:rFonts w:ascii="Times New Roman" w:eastAsia="Times New Roman" w:hAnsi="Times New Roman" w:cs="Times New Roman"/>
+          <w:kern w:val="0"/>
+          <w:sz w:val="24"/>
+          <w:szCs w:val="24"/>
+          <w:lang w:val="en-GB" w:eastAsia="en-GB" w:bidi="ar-SA"/>
+          <w14:ligatures w14:val="none"/>
+        </w:rPr>
+      </w:pPr>
+      <w:r>
+        <w:rPr>
+          <w:rFonts w:ascii="Times New Roman" w:eastAsia="Times New Roman" w:hAnsi="Times New Roman" w:cs="Times New Roman"/>
+          <w:kern w:val="0"/>
+          <w:sz w:val="24"/>
+          <w:szCs w:val="24"/>
+          <w:lang w:val="en-GB" w:eastAsia="en-GB" w:bidi="ar-SA"/>
+          <w14:ligatures w14:val="none"/>
+        </w:rPr>
+        <w:t>Workforce Risk Register</w:t>
+      </w:r>
+    </w:p>
+    <w:p>
+      <w:pPr>
+        <w:spacing w:after="0" w:line="240" w:lineRule="auto"/>
+        <w:rPr>
+          <w:rFonts w:ascii="Times New Roman" w:eastAsia="Times New Roman" w:hAnsi="Times New Roman" w:cs="Times New Roman"/>
+          <w:kern w:val="0"/>
+          <w:sz w:val="24"/>
+          <w:szCs w:val="24"/>
+          <w:lang w:val="en-GB" w:eastAsia="en-GB" w:bidi="ar-SA"/>
+          <w14:ligatures w14:val="none"/>
+        </w:rPr>
+      </w:pPr>
+      <w:r>
+        <w:rPr>
+          <w:rFonts w:ascii="Times New Roman" w:eastAsia="Times New Roman" w:hAnsi="Times New Roman" w:cs="Times New Roman"/>
+          <w:kern w:val="0"/>
+          <w:sz w:val="24"/>
+          <w:szCs w:val="24"/>
+          <w:lang w:val="en-GB" w:eastAsia="en-GB" w:bidi="ar-SA"/>
+          <w14:ligatures w14:val="none"/>
+        </w:rPr>
+        <w:pict w14:anchorId="0D0E7696">
           <v:rect id="_x0000_i1027" style="width:0;height:1.5pt" o:hralign="center" o:hrstd="t" o:hr="t" fillcolor="#a0a0a0" stroked="f"/>
         </w:pict>
       </w:r>
@@ -5460,101 +5874,70 @@
     <w:p>
       <w:pPr>
         <w:spacing w:before="100" w:beforeAutospacing="1" w:after="100" w:afterAutospacing="1" w:line="240" w:lineRule="auto"/>
-        <w:outlineLvl w:val="0"/>
+        <w:outlineLvl w:val="1"/>
         <w:rPr>
           <w:rFonts w:ascii="Times New Roman" w:eastAsia="Times New Roman" w:hAnsi="Times New Roman" w:cs="Times New Roman"/>
           <w:b/>
           <w:bCs/>
-          <w:kern w:val="36"/>
-          <w:sz w:val="48"/>
-          <w:szCs w:val="48"/>
-          <w:lang w:val="en-GB" w:eastAsia="en-GB" w:bidi="ar-SA"/>
-          <w14:ligatures w14:val="none"/>
-        </w:rPr>
-      </w:pPr>
-      <w:bookmarkStart w:id="4" w:name="_Toc224161191"/>
+          <w:kern w:val="0"/>
+          <w:sz w:val="36"/>
+          <w:szCs w:val="36"/>
+          <w:lang w:val="en-GB" w:eastAsia="en-GB" w:bidi="ar-SA"/>
+          <w14:ligatures w14:val="none"/>
+        </w:rPr>
+      </w:pPr>
+      <w:bookmarkStart w:id="8" w:name="_Toc224161195"/>
       <w:r>
         <w:rPr>
           <w:rFonts w:ascii="Times New Roman" w:eastAsia="Times New Roman" w:hAnsi="Times New Roman" w:cs="Times New Roman"/>
           <w:b/>
           <w:bCs/>
-          <w:kern w:val="36"/>
-          <w:sz w:val="48"/>
-          <w:szCs w:val="48"/>
-          <w:lang w:val="en-GB" w:eastAsia="en-GB" w:bidi="ar-SA"/>
-          <w14:ligatures w14:val="none"/>
-        </w:rPr>
-        <w:t>14.3 Core HR Interface Processes (WBS Structure)</w:t>
+          <w:kern w:val="0"/>
+          <w:sz w:val="36"/>
+          <w:szCs w:val="36"/>
+          <w:lang w:val="en-GB" w:eastAsia="en-GB" w:bidi="ar-SA"/>
+          <w14:ligatures w14:val="none"/>
+        </w:rPr>
+        <w:t>14.3.2 Recruitment &amp; Onboarding Interface</w:t>
       </w:r>
-      <w:bookmarkEnd w:id="4"/>
+      <w:bookmarkEnd w:id="8"/>
     </w:p>
     <w:p>
       <w:pPr>
         <w:spacing w:before="100" w:beforeAutospacing="1" w:after="100" w:afterAutospacing="1" w:line="240" w:lineRule="auto"/>
-        <w:outlineLvl w:val="1"/>
+        <w:outlineLvl w:val="2"/>
         <w:rPr>
           <w:rFonts w:ascii="Times New Roman" w:eastAsia="Times New Roman" w:hAnsi="Times New Roman" w:cs="Times New Roman"/>
           <w:b/>
           <w:bCs/>
           <w:kern w:val="0"/>
-          <w:sz w:val="36"/>
-          <w:szCs w:val="36"/>
-          <w:lang w:val="en-GB" w:eastAsia="en-GB" w:bidi="ar-SA"/>
-          <w14:ligatures w14:val="none"/>
-        </w:rPr>
-      </w:pPr>
-      <w:bookmarkStart w:id="5" w:name="_Toc224161192"/>
+          <w:sz w:val="27"/>
+          <w:szCs w:val="27"/>
+          <w:lang w:val="en-GB" w:eastAsia="en-GB" w:bidi="ar-SA"/>
+          <w14:ligatures w14:val="none"/>
+        </w:rPr>
+      </w:pPr>
+      <w:bookmarkStart w:id="9" w:name="_Toc224161196"/>
       <w:r>
         <w:rPr>
           <w:rFonts w:ascii="Times New Roman" w:eastAsia="Times New Roman" w:hAnsi="Times New Roman" w:cs="Times New Roman"/>
           <w:b/>
           <w:bCs/>
           <w:kern w:val="0"/>
-          <w:sz w:val="36"/>
-          <w:szCs w:val="36"/>
-          <w:lang w:val="en-GB" w:eastAsia="en-GB" w:bidi="ar-SA"/>
-          <w14:ligatures w14:val="none"/>
-        </w:rPr>
-        <w:t>14.3.1 Workforce Planning Interface</w:t>
+          <w:sz w:val="27"/>
+          <w:szCs w:val="27"/>
+          <w:lang w:val="en-GB" w:eastAsia="en-GB" w:bidi="ar-SA"/>
+          <w14:ligatures w14:val="none"/>
+        </w:rPr>
+        <w:t>14.3.2.1 Recruitment Requisition Workflow</w:t>
       </w:r>
-      <w:bookmarkEnd w:id="5"/>
+      <w:bookmarkEnd w:id="9"/>
     </w:p>
     <w:p>
       <w:pPr>
-        <w:spacing w:before="100" w:beforeAutospacing="1" w:after="100" w:afterAutospacing="1" w:line="240" w:lineRule="auto"/>
-        <w:outlineLvl w:val="2"/>
-        <w:rPr>
-          <w:rFonts w:ascii="Times New Roman" w:eastAsia="Times New Roman" w:hAnsi="Times New Roman" w:cs="Times New Roman"/>
-          <w:b/>
-          <w:bCs/>
-          <w:kern w:val="0"/>
-          <w:sz w:val="27"/>
-          <w:szCs w:val="27"/>
-          <w:lang w:val="en-GB" w:eastAsia="en-GB" w:bidi="ar-SA"/>
-          <w14:ligatures w14:val="none"/>
-        </w:rPr>
-      </w:pPr>
-      <w:bookmarkStart w:id="6" w:name="_Toc224161193"/>
-      <w:r>
-        <w:rPr>
-          <w:rFonts w:ascii="Times New Roman" w:eastAsia="Times New Roman" w:hAnsi="Times New Roman" w:cs="Times New Roman"/>
-          <w:b/>
-          <w:bCs/>
-          <w:kern w:val="0"/>
-          <w:sz w:val="27"/>
-          <w:szCs w:val="27"/>
-          <w:lang w:val="en-GB" w:eastAsia="en-GB" w:bidi="ar-SA"/>
-          <w14:ligatures w14:val="none"/>
-        </w:rPr>
-        <w:t>14.3.1.1 Annual Manpower Planning Procedure</w:t>
-      </w:r>
-      <w:bookmarkEnd w:id="6"/>
-    </w:p>
-    <w:p>
-      <w:pPr>
         <w:numPr>
           <w:ilvl w:val="0"/>
-          <w:numId w:val="2"/>
+          <w:numId w:val="5"/>
         </w:numPr>
         <w:spacing w:before="100" w:beforeAutospacing="1" w:after="100" w:afterAutospacing="1" w:line="240" w:lineRule="auto"/>
         <w:rPr>
@@ -5575,14 +5958,14 @@
           <w:lang w:val="en-GB" w:eastAsia="en-GB" w:bidi="ar-SA"/>
           <w14:ligatures w14:val="none"/>
         </w:rPr>
-        <w:t>Business Units submit manpower forecast</w:t>
+        <w:t>Department raises request</w:t>
       </w:r>
     </w:p>
     <w:p>
       <w:pPr>
         <w:numPr>
           <w:ilvl w:val="0"/>
-          <w:numId w:val="2"/>
+          <w:numId w:val="5"/>
         </w:numPr>
         <w:spacing w:before="100" w:beforeAutospacing="1" w:after="100" w:afterAutospacing="1" w:line="240" w:lineRule="auto"/>
         <w:rPr>
@@ -5603,14 +5986,14 @@
           <w:lang w:val="en-GB" w:eastAsia="en-GB" w:bidi="ar-SA"/>
           <w14:ligatures w14:val="none"/>
         </w:rPr>
-        <w:t>HR validates against budget (Finance)</w:t>
+        <w:t>Budget validation (Finance)</w:t>
       </w:r>
     </w:p>
     <w:p>
       <w:pPr>
         <w:numPr>
           <w:ilvl w:val="0"/>
-          <w:numId w:val="2"/>
+          <w:numId w:val="5"/>
         </w:numPr>
         <w:spacing w:before="100" w:beforeAutospacing="1" w:after="100" w:afterAutospacing="1" w:line="240" w:lineRule="auto"/>
         <w:rPr>
@@ -5631,45 +6014,14 @@
           <w:lang w:val="en-GB" w:eastAsia="en-GB" w:bidi="ar-SA"/>
           <w14:ligatures w14:val="none"/>
         </w:rPr>
-        <w:t>Approval via Management Committee</w:t>
+        <w:t>HR screening</w:t>
       </w:r>
     </w:p>
     <w:p>
       <w:pPr>
-        <w:spacing w:before="100" w:beforeAutospacing="1" w:after="100" w:afterAutospacing="1" w:line="240" w:lineRule="auto"/>
-        <w:outlineLvl w:val="2"/>
-        <w:rPr>
-          <w:rFonts w:ascii="Times New Roman" w:eastAsia="Times New Roman" w:hAnsi="Times New Roman" w:cs="Times New Roman"/>
-          <w:b/>
-          <w:bCs/>
-          <w:kern w:val="0"/>
-          <w:sz w:val="27"/>
-          <w:szCs w:val="27"/>
-          <w:lang w:val="en-GB" w:eastAsia="en-GB" w:bidi="ar-SA"/>
-          <w14:ligatures w14:val="none"/>
-        </w:rPr>
-      </w:pPr>
-      <w:bookmarkStart w:id="7" w:name="_Toc224161194"/>
-      <w:r>
-        <w:rPr>
-          <w:rFonts w:ascii="Times New Roman" w:eastAsia="Times New Roman" w:hAnsi="Times New Roman" w:cs="Times New Roman"/>
-          <w:b/>
-          <w:bCs/>
-          <w:kern w:val="0"/>
-          <w:sz w:val="27"/>
-          <w:szCs w:val="27"/>
-          <w:lang w:val="en-GB" w:eastAsia="en-GB" w:bidi="ar-SA"/>
-          <w14:ligatures w14:val="none"/>
-        </w:rPr>
-        <w:t>14.3.1.2 Workforce Gap Analysis</w:t>
-      </w:r>
-      <w:bookmarkEnd w:id="7"/>
-    </w:p>
-    <w:p>
-      <w:pPr>
         <w:numPr>
           <w:ilvl w:val="0"/>
-          <w:numId w:val="3"/>
+          <w:numId w:val="5"/>
         </w:numPr>
         <w:spacing w:before="100" w:beforeAutospacing="1" w:after="100" w:afterAutospacing="1" w:line="240" w:lineRule="auto"/>
         <w:rPr>
@@ -5690,14 +6042,14 @@
           <w:lang w:val="en-GB" w:eastAsia="en-GB" w:bidi="ar-SA"/>
           <w14:ligatures w14:val="none"/>
         </w:rPr>
-        <w:t>Skills mapping</w:t>
+        <w:t>Interview Panel (RACI defined)</w:t>
       </w:r>
     </w:p>
     <w:p>
       <w:pPr>
         <w:numPr>
           <w:ilvl w:val="0"/>
-          <w:numId w:val="3"/>
+          <w:numId w:val="5"/>
         </w:numPr>
         <w:spacing w:before="100" w:beforeAutospacing="1" w:after="100" w:afterAutospacing="1" w:line="240" w:lineRule="auto"/>
         <w:rPr>
@@ -5718,14 +6070,45 @@
           <w:lang w:val="en-GB" w:eastAsia="en-GB" w:bidi="ar-SA"/>
           <w14:ligatures w14:val="none"/>
         </w:rPr>
-        <w:t>Capacity planning</w:t>
+        <w:t>CEO approval (if required)</w:t>
       </w:r>
     </w:p>
     <w:p>
       <w:pPr>
+        <w:spacing w:before="100" w:beforeAutospacing="1" w:after="100" w:afterAutospacing="1" w:line="240" w:lineRule="auto"/>
+        <w:outlineLvl w:val="2"/>
+        <w:rPr>
+          <w:rFonts w:ascii="Times New Roman" w:eastAsia="Times New Roman" w:hAnsi="Times New Roman" w:cs="Times New Roman"/>
+          <w:b/>
+          <w:bCs/>
+          <w:kern w:val="0"/>
+          <w:sz w:val="27"/>
+          <w:szCs w:val="27"/>
+          <w:lang w:val="en-GB" w:eastAsia="en-GB" w:bidi="ar-SA"/>
+          <w14:ligatures w14:val="none"/>
+        </w:rPr>
+      </w:pPr>
+      <w:bookmarkStart w:id="10" w:name="_Toc224161197"/>
+      <w:r>
+        <w:rPr>
+          <w:rFonts w:ascii="Times New Roman" w:eastAsia="Times New Roman" w:hAnsi="Times New Roman" w:cs="Times New Roman"/>
+          <w:b/>
+          <w:bCs/>
+          <w:kern w:val="0"/>
+          <w:sz w:val="27"/>
+          <w:szCs w:val="27"/>
+          <w:lang w:val="en-GB" w:eastAsia="en-GB" w:bidi="ar-SA"/>
+          <w14:ligatures w14:val="none"/>
+        </w:rPr>
+        <w:t>14.3.2.2 Onboarding Governance</w:t>
+      </w:r>
+      <w:bookmarkEnd w:id="10"/>
+    </w:p>
+    <w:p>
+      <w:pPr>
         <w:numPr>
           <w:ilvl w:val="0"/>
-          <w:numId w:val="3"/>
+          <w:numId w:val="6"/>
         </w:numPr>
         <w:spacing w:before="100" w:beforeAutospacing="1" w:after="100" w:afterAutospacing="1" w:line="240" w:lineRule="auto"/>
         <w:rPr>
@@ -5746,11 +6129,15 @@
           <w:lang w:val="en-GB" w:eastAsia="en-GB" w:bidi="ar-SA"/>
           <w14:ligatures w14:val="none"/>
         </w:rPr>
-        <w:t>Succession risk assessment</w:t>
+        <w:t>Employment Contract</w:t>
       </w:r>
     </w:p>
     <w:p>
       <w:pPr>
+        <w:numPr>
+          <w:ilvl w:val="0"/>
+          <w:numId w:val="6"/>
+        </w:numPr>
         <w:spacing w:before="100" w:beforeAutospacing="1" w:after="100" w:afterAutospacing="1" w:line="240" w:lineRule="auto"/>
         <w:rPr>
           <w:rFonts w:ascii="Times New Roman" w:eastAsia="Times New Roman" w:hAnsi="Times New Roman" w:cs="Times New Roman"/>
@@ -5764,22 +6151,20 @@
       <w:r>
         <w:rPr>
           <w:rFonts w:ascii="Times New Roman" w:eastAsia="Times New Roman" w:hAnsi="Times New Roman" w:cs="Times New Roman"/>
-          <w:b/>
-          <w:bCs/>
-          <w:kern w:val="0"/>
-          <w:sz w:val="24"/>
-          <w:szCs w:val="24"/>
-          <w:lang w:val="en-GB" w:eastAsia="en-GB" w:bidi="ar-SA"/>
-          <w14:ligatures w14:val="none"/>
-        </w:rPr>
-        <w:t>Outputs:</w:t>
+          <w:kern w:val="0"/>
+          <w:sz w:val="24"/>
+          <w:szCs w:val="24"/>
+          <w:lang w:val="en-GB" w:eastAsia="en-GB" w:bidi="ar-SA"/>
+          <w14:ligatures w14:val="none"/>
+        </w:rPr>
+        <w:t>NDA &amp; Confidentiality</w:t>
       </w:r>
     </w:p>
     <w:p>
       <w:pPr>
         <w:numPr>
           <w:ilvl w:val="0"/>
-          <w:numId w:val="4"/>
+          <w:numId w:val="6"/>
         </w:numPr>
         <w:spacing w:before="100" w:beforeAutospacing="1" w:after="100" w:afterAutospacing="1" w:line="240" w:lineRule="auto"/>
         <w:rPr>
@@ -5800,14 +6185,14 @@
           <w:lang w:val="en-GB" w:eastAsia="en-GB" w:bidi="ar-SA"/>
           <w14:ligatures w14:val="none"/>
         </w:rPr>
-        <w:t>Approved Manpower Plan (F-14-01)</w:t>
+        <w:t>System Access Request (IT)</w:t>
       </w:r>
     </w:p>
     <w:p>
       <w:pPr>
         <w:numPr>
           <w:ilvl w:val="0"/>
-          <w:numId w:val="4"/>
+          <w:numId w:val="6"/>
         </w:numPr>
         <w:spacing w:before="100" w:beforeAutospacing="1" w:after="100" w:afterAutospacing="1" w:line="240" w:lineRule="auto"/>
         <w:rPr>
@@ -5828,11 +6213,178 @@
           <w:lang w:val="en-GB" w:eastAsia="en-GB" w:bidi="ar-SA"/>
           <w14:ligatures w14:val="none"/>
         </w:rPr>
-        <w:t>Workforce Risk Register</w:t>
+        <w:lastRenderedPageBreak/>
+        <w:t>Policy Acknowledgement</w:t>
       </w:r>
     </w:p>
     <w:p>
       <w:pPr>
+        <w:numPr>
+          <w:ilvl w:val="0"/>
+          <w:numId w:val="6"/>
+        </w:numPr>
+        <w:spacing w:before="100" w:beforeAutospacing="1" w:after="100" w:afterAutospacing="1" w:line="240" w:lineRule="auto"/>
+        <w:rPr>
+          <w:rFonts w:ascii="Times New Roman" w:eastAsia="Times New Roman" w:hAnsi="Times New Roman" w:cs="Times New Roman"/>
+          <w:kern w:val="0"/>
+          <w:sz w:val="24"/>
+          <w:szCs w:val="24"/>
+          <w:lang w:val="en-GB" w:eastAsia="en-GB" w:bidi="ar-SA"/>
+          <w14:ligatures w14:val="none"/>
+        </w:rPr>
+      </w:pPr>
+      <w:r>
+        <w:rPr>
+          <w:rFonts w:ascii="Times New Roman" w:eastAsia="Times New Roman" w:hAnsi="Times New Roman" w:cs="Times New Roman"/>
+          <w:kern w:val="0"/>
+          <w:sz w:val="24"/>
+          <w:szCs w:val="24"/>
+          <w:lang w:val="en-GB" w:eastAsia="en-GB" w:bidi="ar-SA"/>
+          <w14:ligatures w14:val="none"/>
+        </w:rPr>
+        <w:t>Probation KPI definition</w:t>
+      </w:r>
+    </w:p>
+    <w:p>
+      <w:pPr>
+        <w:spacing w:before="100" w:beforeAutospacing="1" w:after="100" w:afterAutospacing="1" w:line="240" w:lineRule="auto"/>
+        <w:rPr>
+          <w:rFonts w:ascii="Times New Roman" w:eastAsia="Times New Roman" w:hAnsi="Times New Roman" w:cs="Times New Roman"/>
+          <w:kern w:val="0"/>
+          <w:sz w:val="24"/>
+          <w:szCs w:val="24"/>
+          <w:lang w:val="en-GB" w:eastAsia="en-GB" w:bidi="ar-SA"/>
+          <w14:ligatures w14:val="none"/>
+        </w:rPr>
+      </w:pPr>
+      <w:r>
+        <w:rPr>
+          <w:rFonts w:ascii="Times New Roman" w:eastAsia="Times New Roman" w:hAnsi="Times New Roman" w:cs="Times New Roman"/>
+          <w:b/>
+          <w:bCs/>
+          <w:kern w:val="0"/>
+          <w:sz w:val="24"/>
+          <w:szCs w:val="24"/>
+          <w:lang w:val="en-GB" w:eastAsia="en-GB" w:bidi="ar-SA"/>
+          <w14:ligatures w14:val="none"/>
+        </w:rPr>
+        <w:t>Forms:</w:t>
+      </w:r>
+    </w:p>
+    <w:p>
+      <w:pPr>
+        <w:numPr>
+          <w:ilvl w:val="0"/>
+          <w:numId w:val="7"/>
+        </w:numPr>
+        <w:spacing w:before="100" w:beforeAutospacing="1" w:after="100" w:afterAutospacing="1" w:line="240" w:lineRule="auto"/>
+        <w:rPr>
+          <w:rFonts w:ascii="Times New Roman" w:eastAsia="Times New Roman" w:hAnsi="Times New Roman" w:cs="Times New Roman"/>
+          <w:kern w:val="0"/>
+          <w:sz w:val="24"/>
+          <w:szCs w:val="24"/>
+          <w:lang w:val="en-GB" w:eastAsia="en-GB" w:bidi="ar-SA"/>
+          <w14:ligatures w14:val="none"/>
+        </w:rPr>
+      </w:pPr>
+      <w:r>
+        <w:rPr>
+          <w:rFonts w:ascii="Times New Roman" w:eastAsia="Times New Roman" w:hAnsi="Times New Roman" w:cs="Times New Roman"/>
+          <w:kern w:val="0"/>
+          <w:sz w:val="24"/>
+          <w:szCs w:val="24"/>
+          <w:lang w:val="en-GB" w:eastAsia="en-GB" w:bidi="ar-SA"/>
+          <w14:ligatures w14:val="none"/>
+        </w:rPr>
+        <w:t>F-14-02 Recruitment Request</w:t>
+      </w:r>
+    </w:p>
+    <w:p>
+      <w:pPr>
+        <w:numPr>
+          <w:ilvl w:val="0"/>
+          <w:numId w:val="7"/>
+        </w:numPr>
+        <w:spacing w:before="100" w:beforeAutospacing="1" w:after="100" w:afterAutospacing="1" w:line="240" w:lineRule="auto"/>
+        <w:rPr>
+          <w:rFonts w:ascii="Times New Roman" w:eastAsia="Times New Roman" w:hAnsi="Times New Roman" w:cs="Times New Roman"/>
+          <w:kern w:val="0"/>
+          <w:sz w:val="24"/>
+          <w:szCs w:val="24"/>
+          <w:lang w:val="en-GB" w:eastAsia="en-GB" w:bidi="ar-SA"/>
+          <w14:ligatures w14:val="none"/>
+        </w:rPr>
+      </w:pPr>
+      <w:r>
+        <w:rPr>
+          <w:rFonts w:ascii="Times New Roman" w:eastAsia="Times New Roman" w:hAnsi="Times New Roman" w:cs="Times New Roman"/>
+          <w:kern w:val="0"/>
+          <w:sz w:val="24"/>
+          <w:szCs w:val="24"/>
+          <w:lang w:val="en-GB" w:eastAsia="en-GB" w:bidi="ar-SA"/>
+          <w14:ligatures w14:val="none"/>
+        </w:rPr>
+        <w:t>F-14-03 Interview Evaluation Sheet</w:t>
+      </w:r>
+    </w:p>
+    <w:p>
+      <w:pPr>
+        <w:numPr>
+          <w:ilvl w:val="0"/>
+          <w:numId w:val="7"/>
+        </w:numPr>
+        <w:spacing w:before="100" w:beforeAutospacing="1" w:after="100" w:afterAutospacing="1" w:line="240" w:lineRule="auto"/>
+        <w:rPr>
+          <w:rFonts w:ascii="Times New Roman" w:eastAsia="Times New Roman" w:hAnsi="Times New Roman" w:cs="Times New Roman"/>
+          <w:kern w:val="0"/>
+          <w:sz w:val="24"/>
+          <w:szCs w:val="24"/>
+          <w:lang w:val="en-GB" w:eastAsia="en-GB" w:bidi="ar-SA"/>
+          <w14:ligatures w14:val="none"/>
+        </w:rPr>
+      </w:pPr>
+      <w:r>
+        <w:rPr>
+          <w:rFonts w:ascii="Times New Roman" w:eastAsia="Times New Roman" w:hAnsi="Times New Roman" w:cs="Times New Roman"/>
+          <w:kern w:val="0"/>
+          <w:sz w:val="24"/>
+          <w:szCs w:val="24"/>
+          <w:lang w:val="en-GB" w:eastAsia="en-GB" w:bidi="ar-SA"/>
+          <w14:ligatures w14:val="none"/>
+        </w:rPr>
+        <w:t>F-14-04 Onboarding Checklist</w:t>
+      </w:r>
+    </w:p>
+    <w:p>
+      <w:pPr>
+        <w:numPr>
+          <w:ilvl w:val="0"/>
+          <w:numId w:val="7"/>
+        </w:numPr>
+        <w:spacing w:before="100" w:beforeAutospacing="1" w:after="100" w:afterAutospacing="1" w:line="240" w:lineRule="auto"/>
+        <w:rPr>
+          <w:rFonts w:ascii="Times New Roman" w:eastAsia="Times New Roman" w:hAnsi="Times New Roman" w:cs="Times New Roman"/>
+          <w:kern w:val="0"/>
+          <w:sz w:val="24"/>
+          <w:szCs w:val="24"/>
+          <w:lang w:val="en-GB" w:eastAsia="en-GB" w:bidi="ar-SA"/>
+          <w14:ligatures w14:val="none"/>
+        </w:rPr>
+      </w:pPr>
+      <w:r>
+        <w:rPr>
+          <w:rFonts w:ascii="Times New Roman" w:eastAsia="Times New Roman" w:hAnsi="Times New Roman" w:cs="Times New Roman"/>
+          <w:kern w:val="0"/>
+          <w:sz w:val="24"/>
+          <w:szCs w:val="24"/>
+          <w:lang w:val="en-GB" w:eastAsia="en-GB" w:bidi="ar-SA"/>
+          <w14:ligatures w14:val="none"/>
+        </w:rPr>
+        <w:t>F-14-05 Access Control Form</w:t>
+      </w:r>
+    </w:p>
+    <w:p>
+      <w:pPr>
         <w:spacing w:after="0" w:line="240" w:lineRule="auto"/>
         <w:rPr>
           <w:rFonts w:ascii="Times New Roman" w:eastAsia="Times New Roman" w:hAnsi="Times New Roman" w:cs="Times New Roman"/>
@@ -5852,7 +6404,7 @@
           <w:lang w:val="en-GB" w:eastAsia="en-GB" w:bidi="ar-SA"/>
           <w14:ligatures w14:val="none"/>
         </w:rPr>
-        <w:pict w14:anchorId="0D0E7696">
+        <w:pict w14:anchorId="7EE817A7">
           <v:rect id="_x0000_i1028" style="width:0;height:1.5pt" o:hralign="center" o:hrstd="t" o:hr="t" fillcolor="#a0a0a0" stroked="f"/>
         </w:pict>
       </w:r>
@@ -5872,544 +6424,6 @@
           <w14:ligatures w14:val="none"/>
         </w:rPr>
       </w:pPr>
-      <w:bookmarkStart w:id="8" w:name="_Toc224161195"/>
-      <w:r>
-        <w:rPr>
-          <w:rFonts w:ascii="Times New Roman" w:eastAsia="Times New Roman" w:hAnsi="Times New Roman" w:cs="Times New Roman"/>
-          <w:b/>
-          <w:bCs/>
-          <w:kern w:val="0"/>
-          <w:sz w:val="36"/>
-          <w:szCs w:val="36"/>
-          <w:lang w:val="en-GB" w:eastAsia="en-GB" w:bidi="ar-SA"/>
-          <w14:ligatures w14:val="none"/>
-        </w:rPr>
-        <w:t>14.3.2 Recruitment &amp; Onboarding Interface</w:t>
-      </w:r>
-      <w:bookmarkEnd w:id="8"/>
-    </w:p>
-    <w:p>
-      <w:pPr>
-        <w:spacing w:before="100" w:beforeAutospacing="1" w:after="100" w:afterAutospacing="1" w:line="240" w:lineRule="auto"/>
-        <w:outlineLvl w:val="2"/>
-        <w:rPr>
-          <w:rFonts w:ascii="Times New Roman" w:eastAsia="Times New Roman" w:hAnsi="Times New Roman" w:cs="Times New Roman"/>
-          <w:b/>
-          <w:bCs/>
-          <w:kern w:val="0"/>
-          <w:sz w:val="27"/>
-          <w:szCs w:val="27"/>
-          <w:lang w:val="en-GB" w:eastAsia="en-GB" w:bidi="ar-SA"/>
-          <w14:ligatures w14:val="none"/>
-        </w:rPr>
-      </w:pPr>
-      <w:bookmarkStart w:id="9" w:name="_Toc224161196"/>
-      <w:r>
-        <w:rPr>
-          <w:rFonts w:ascii="Times New Roman" w:eastAsia="Times New Roman" w:hAnsi="Times New Roman" w:cs="Times New Roman"/>
-          <w:b/>
-          <w:bCs/>
-          <w:kern w:val="0"/>
-          <w:sz w:val="27"/>
-          <w:szCs w:val="27"/>
-          <w:lang w:val="en-GB" w:eastAsia="en-GB" w:bidi="ar-SA"/>
-          <w14:ligatures w14:val="none"/>
-        </w:rPr>
-        <w:t>14.3.2.1 Recruitment Requisition Workflow</w:t>
-      </w:r>
-      <w:bookmarkEnd w:id="9"/>
-    </w:p>
-    <w:p>
-      <w:pPr>
-        <w:numPr>
-          <w:ilvl w:val="0"/>
-          <w:numId w:val="5"/>
-        </w:numPr>
-        <w:spacing w:before="100" w:beforeAutospacing="1" w:after="100" w:afterAutospacing="1" w:line="240" w:lineRule="auto"/>
-        <w:rPr>
-          <w:rFonts w:ascii="Times New Roman" w:eastAsia="Times New Roman" w:hAnsi="Times New Roman" w:cs="Times New Roman"/>
-          <w:kern w:val="0"/>
-          <w:sz w:val="24"/>
-          <w:szCs w:val="24"/>
-          <w:lang w:val="en-GB" w:eastAsia="en-GB" w:bidi="ar-SA"/>
-          <w14:ligatures w14:val="none"/>
-        </w:rPr>
-      </w:pPr>
-      <w:r>
-        <w:rPr>
-          <w:rFonts w:ascii="Times New Roman" w:eastAsia="Times New Roman" w:hAnsi="Times New Roman" w:cs="Times New Roman"/>
-          <w:kern w:val="0"/>
-          <w:sz w:val="24"/>
-          <w:szCs w:val="24"/>
-          <w:lang w:val="en-GB" w:eastAsia="en-GB" w:bidi="ar-SA"/>
-          <w14:ligatures w14:val="none"/>
-        </w:rPr>
-        <w:t>Department raises request</w:t>
-      </w:r>
-    </w:p>
-    <w:p>
-      <w:pPr>
-        <w:numPr>
-          <w:ilvl w:val="0"/>
-          <w:numId w:val="5"/>
-        </w:numPr>
-        <w:spacing w:before="100" w:beforeAutospacing="1" w:after="100" w:afterAutospacing="1" w:line="240" w:lineRule="auto"/>
-        <w:rPr>
-          <w:rFonts w:ascii="Times New Roman" w:eastAsia="Times New Roman" w:hAnsi="Times New Roman" w:cs="Times New Roman"/>
-          <w:kern w:val="0"/>
-          <w:sz w:val="24"/>
-          <w:szCs w:val="24"/>
-          <w:lang w:val="en-GB" w:eastAsia="en-GB" w:bidi="ar-SA"/>
-          <w14:ligatures w14:val="none"/>
-        </w:rPr>
-      </w:pPr>
-      <w:r>
-        <w:rPr>
-          <w:rFonts w:ascii="Times New Roman" w:eastAsia="Times New Roman" w:hAnsi="Times New Roman" w:cs="Times New Roman"/>
-          <w:kern w:val="0"/>
-          <w:sz w:val="24"/>
-          <w:szCs w:val="24"/>
-          <w:lang w:val="en-GB" w:eastAsia="en-GB" w:bidi="ar-SA"/>
-          <w14:ligatures w14:val="none"/>
-        </w:rPr>
-        <w:t>Budget validation (Finance)</w:t>
-      </w:r>
-    </w:p>
-    <w:p>
-      <w:pPr>
-        <w:numPr>
-          <w:ilvl w:val="0"/>
-          <w:numId w:val="5"/>
-        </w:numPr>
-        <w:spacing w:before="100" w:beforeAutospacing="1" w:after="100" w:afterAutospacing="1" w:line="240" w:lineRule="auto"/>
-        <w:rPr>
-          <w:rFonts w:ascii="Times New Roman" w:eastAsia="Times New Roman" w:hAnsi="Times New Roman" w:cs="Times New Roman"/>
-          <w:kern w:val="0"/>
-          <w:sz w:val="24"/>
-          <w:szCs w:val="24"/>
-          <w:lang w:val="en-GB" w:eastAsia="en-GB" w:bidi="ar-SA"/>
-          <w14:ligatures w14:val="none"/>
-        </w:rPr>
-      </w:pPr>
-      <w:r>
-        <w:rPr>
-          <w:rFonts w:ascii="Times New Roman" w:eastAsia="Times New Roman" w:hAnsi="Times New Roman" w:cs="Times New Roman"/>
-          <w:kern w:val="0"/>
-          <w:sz w:val="24"/>
-          <w:szCs w:val="24"/>
-          <w:lang w:val="en-GB" w:eastAsia="en-GB" w:bidi="ar-SA"/>
-          <w14:ligatures w14:val="none"/>
-        </w:rPr>
-        <w:t>HR screening</w:t>
-      </w:r>
-    </w:p>
-    <w:p>
-      <w:pPr>
-        <w:numPr>
-          <w:ilvl w:val="0"/>
-          <w:numId w:val="5"/>
-        </w:numPr>
-        <w:spacing w:before="100" w:beforeAutospacing="1" w:after="100" w:afterAutospacing="1" w:line="240" w:lineRule="auto"/>
-        <w:rPr>
-          <w:rFonts w:ascii="Times New Roman" w:eastAsia="Times New Roman" w:hAnsi="Times New Roman" w:cs="Times New Roman"/>
-          <w:kern w:val="0"/>
-          <w:sz w:val="24"/>
-          <w:szCs w:val="24"/>
-          <w:lang w:val="en-GB" w:eastAsia="en-GB" w:bidi="ar-SA"/>
-          <w14:ligatures w14:val="none"/>
-        </w:rPr>
-      </w:pPr>
-      <w:r>
-        <w:rPr>
-          <w:rFonts w:ascii="Times New Roman" w:eastAsia="Times New Roman" w:hAnsi="Times New Roman" w:cs="Times New Roman"/>
-          <w:kern w:val="0"/>
-          <w:sz w:val="24"/>
-          <w:szCs w:val="24"/>
-          <w:lang w:val="en-GB" w:eastAsia="en-GB" w:bidi="ar-SA"/>
-          <w14:ligatures w14:val="none"/>
-        </w:rPr>
-        <w:t>Interview Panel (RACI defined)</w:t>
-      </w:r>
-    </w:p>
-    <w:p>
-      <w:pPr>
-        <w:numPr>
-          <w:ilvl w:val="0"/>
-          <w:numId w:val="5"/>
-        </w:numPr>
-        <w:spacing w:before="100" w:beforeAutospacing="1" w:after="100" w:afterAutospacing="1" w:line="240" w:lineRule="auto"/>
-        <w:rPr>
-          <w:rFonts w:ascii="Times New Roman" w:eastAsia="Times New Roman" w:hAnsi="Times New Roman" w:cs="Times New Roman"/>
-          <w:kern w:val="0"/>
-          <w:sz w:val="24"/>
-          <w:szCs w:val="24"/>
-          <w:lang w:val="en-GB" w:eastAsia="en-GB" w:bidi="ar-SA"/>
-          <w14:ligatures w14:val="none"/>
-        </w:rPr>
-      </w:pPr>
-      <w:r>
-        <w:rPr>
-          <w:rFonts w:ascii="Times New Roman" w:eastAsia="Times New Roman" w:hAnsi="Times New Roman" w:cs="Times New Roman"/>
-          <w:kern w:val="0"/>
-          <w:sz w:val="24"/>
-          <w:szCs w:val="24"/>
-          <w:lang w:val="en-GB" w:eastAsia="en-GB" w:bidi="ar-SA"/>
-          <w14:ligatures w14:val="none"/>
-        </w:rPr>
-        <w:t>CEO approval (if required)</w:t>
-      </w:r>
-    </w:p>
-    <w:p>
-      <w:pPr>
-        <w:spacing w:before="100" w:beforeAutospacing="1" w:after="100" w:afterAutospacing="1" w:line="240" w:lineRule="auto"/>
-        <w:outlineLvl w:val="2"/>
-        <w:rPr>
-          <w:rFonts w:ascii="Times New Roman" w:eastAsia="Times New Roman" w:hAnsi="Times New Roman" w:cs="Times New Roman"/>
-          <w:b/>
-          <w:bCs/>
-          <w:kern w:val="0"/>
-          <w:sz w:val="27"/>
-          <w:szCs w:val="27"/>
-          <w:lang w:val="en-GB" w:eastAsia="en-GB" w:bidi="ar-SA"/>
-          <w14:ligatures w14:val="none"/>
-        </w:rPr>
-      </w:pPr>
-      <w:bookmarkStart w:id="10" w:name="_Toc224161197"/>
-      <w:r>
-        <w:rPr>
-          <w:rFonts w:ascii="Times New Roman" w:eastAsia="Times New Roman" w:hAnsi="Times New Roman" w:cs="Times New Roman"/>
-          <w:b/>
-          <w:bCs/>
-          <w:kern w:val="0"/>
-          <w:sz w:val="27"/>
-          <w:szCs w:val="27"/>
-          <w:lang w:val="en-GB" w:eastAsia="en-GB" w:bidi="ar-SA"/>
-          <w14:ligatures w14:val="none"/>
-        </w:rPr>
-        <w:t>14.3.2.2 Onboarding Governance</w:t>
-      </w:r>
-      <w:bookmarkEnd w:id="10"/>
-    </w:p>
-    <w:p>
-      <w:pPr>
-        <w:numPr>
-          <w:ilvl w:val="0"/>
-          <w:numId w:val="6"/>
-        </w:numPr>
-        <w:spacing w:before="100" w:beforeAutospacing="1" w:after="100" w:afterAutospacing="1" w:line="240" w:lineRule="auto"/>
-        <w:rPr>
-          <w:rFonts w:ascii="Times New Roman" w:eastAsia="Times New Roman" w:hAnsi="Times New Roman" w:cs="Times New Roman"/>
-          <w:kern w:val="0"/>
-          <w:sz w:val="24"/>
-          <w:szCs w:val="24"/>
-          <w:lang w:val="en-GB" w:eastAsia="en-GB" w:bidi="ar-SA"/>
-          <w14:ligatures w14:val="none"/>
-        </w:rPr>
-      </w:pPr>
-      <w:r>
-        <w:rPr>
-          <w:rFonts w:ascii="Times New Roman" w:eastAsia="Times New Roman" w:hAnsi="Times New Roman" w:cs="Times New Roman"/>
-          <w:kern w:val="0"/>
-          <w:sz w:val="24"/>
-          <w:szCs w:val="24"/>
-          <w:lang w:val="en-GB" w:eastAsia="en-GB" w:bidi="ar-SA"/>
-          <w14:ligatures w14:val="none"/>
-        </w:rPr>
-        <w:t>Employment Contract</w:t>
-      </w:r>
-    </w:p>
-    <w:p>
-      <w:pPr>
-        <w:numPr>
-          <w:ilvl w:val="0"/>
-          <w:numId w:val="6"/>
-        </w:numPr>
-        <w:spacing w:before="100" w:beforeAutospacing="1" w:after="100" w:afterAutospacing="1" w:line="240" w:lineRule="auto"/>
-        <w:rPr>
-          <w:rFonts w:ascii="Times New Roman" w:eastAsia="Times New Roman" w:hAnsi="Times New Roman" w:cs="Times New Roman"/>
-          <w:kern w:val="0"/>
-          <w:sz w:val="24"/>
-          <w:szCs w:val="24"/>
-          <w:lang w:val="en-GB" w:eastAsia="en-GB" w:bidi="ar-SA"/>
-          <w14:ligatures w14:val="none"/>
-        </w:rPr>
-      </w:pPr>
-      <w:r>
-        <w:rPr>
-          <w:rFonts w:ascii="Times New Roman" w:eastAsia="Times New Roman" w:hAnsi="Times New Roman" w:cs="Times New Roman"/>
-          <w:kern w:val="0"/>
-          <w:sz w:val="24"/>
-          <w:szCs w:val="24"/>
-          <w:lang w:val="en-GB" w:eastAsia="en-GB" w:bidi="ar-SA"/>
-          <w14:ligatures w14:val="none"/>
-        </w:rPr>
-        <w:t>NDA &amp; Confidentiality</w:t>
-      </w:r>
-    </w:p>
-    <w:p>
-      <w:pPr>
-        <w:numPr>
-          <w:ilvl w:val="0"/>
-          <w:numId w:val="6"/>
-        </w:numPr>
-        <w:spacing w:before="100" w:beforeAutospacing="1" w:after="100" w:afterAutospacing="1" w:line="240" w:lineRule="auto"/>
-        <w:rPr>
-          <w:rFonts w:ascii="Times New Roman" w:eastAsia="Times New Roman" w:hAnsi="Times New Roman" w:cs="Times New Roman"/>
-          <w:kern w:val="0"/>
-          <w:sz w:val="24"/>
-          <w:szCs w:val="24"/>
-          <w:lang w:val="en-GB" w:eastAsia="en-GB" w:bidi="ar-SA"/>
-          <w14:ligatures w14:val="none"/>
-        </w:rPr>
-      </w:pPr>
-      <w:r>
-        <w:rPr>
-          <w:rFonts w:ascii="Times New Roman" w:eastAsia="Times New Roman" w:hAnsi="Times New Roman" w:cs="Times New Roman"/>
-          <w:kern w:val="0"/>
-          <w:sz w:val="24"/>
-          <w:szCs w:val="24"/>
-          <w:lang w:val="en-GB" w:eastAsia="en-GB" w:bidi="ar-SA"/>
-          <w14:ligatures w14:val="none"/>
-        </w:rPr>
-        <w:t>System Access Request (IT)</w:t>
-      </w:r>
-    </w:p>
-    <w:p>
-      <w:pPr>
-        <w:numPr>
-          <w:ilvl w:val="0"/>
-          <w:numId w:val="6"/>
-        </w:numPr>
-        <w:spacing w:before="100" w:beforeAutospacing="1" w:after="100" w:afterAutospacing="1" w:line="240" w:lineRule="auto"/>
-        <w:rPr>
-          <w:rFonts w:ascii="Times New Roman" w:eastAsia="Times New Roman" w:hAnsi="Times New Roman" w:cs="Times New Roman"/>
-          <w:kern w:val="0"/>
-          <w:sz w:val="24"/>
-          <w:szCs w:val="24"/>
-          <w:lang w:val="en-GB" w:eastAsia="en-GB" w:bidi="ar-SA"/>
-          <w14:ligatures w14:val="none"/>
-        </w:rPr>
-      </w:pPr>
-      <w:r>
-        <w:rPr>
-          <w:rFonts w:ascii="Times New Roman" w:eastAsia="Times New Roman" w:hAnsi="Times New Roman" w:cs="Times New Roman"/>
-          <w:kern w:val="0"/>
-          <w:sz w:val="24"/>
-          <w:szCs w:val="24"/>
-          <w:lang w:val="en-GB" w:eastAsia="en-GB" w:bidi="ar-SA"/>
-          <w14:ligatures w14:val="none"/>
-        </w:rPr>
-        <w:lastRenderedPageBreak/>
-        <w:t>Policy Acknowledgement</w:t>
-      </w:r>
-    </w:p>
-    <w:p>
-      <w:pPr>
-        <w:numPr>
-          <w:ilvl w:val="0"/>
-          <w:numId w:val="6"/>
-        </w:numPr>
-        <w:spacing w:before="100" w:beforeAutospacing="1" w:after="100" w:afterAutospacing="1" w:line="240" w:lineRule="auto"/>
-        <w:rPr>
-          <w:rFonts w:ascii="Times New Roman" w:eastAsia="Times New Roman" w:hAnsi="Times New Roman" w:cs="Times New Roman"/>
-          <w:kern w:val="0"/>
-          <w:sz w:val="24"/>
-          <w:szCs w:val="24"/>
-          <w:lang w:val="en-GB" w:eastAsia="en-GB" w:bidi="ar-SA"/>
-          <w14:ligatures w14:val="none"/>
-        </w:rPr>
-      </w:pPr>
-      <w:r>
-        <w:rPr>
-          <w:rFonts w:ascii="Times New Roman" w:eastAsia="Times New Roman" w:hAnsi="Times New Roman" w:cs="Times New Roman"/>
-          <w:kern w:val="0"/>
-          <w:sz w:val="24"/>
-          <w:szCs w:val="24"/>
-          <w:lang w:val="en-GB" w:eastAsia="en-GB" w:bidi="ar-SA"/>
-          <w14:ligatures w14:val="none"/>
-        </w:rPr>
-        <w:t>Probation KPI definition</w:t>
-      </w:r>
-    </w:p>
-    <w:p>
-      <w:pPr>
-        <w:spacing w:before="100" w:beforeAutospacing="1" w:after="100" w:afterAutospacing="1" w:line="240" w:lineRule="auto"/>
-        <w:rPr>
-          <w:rFonts w:ascii="Times New Roman" w:eastAsia="Times New Roman" w:hAnsi="Times New Roman" w:cs="Times New Roman"/>
-          <w:kern w:val="0"/>
-          <w:sz w:val="24"/>
-          <w:szCs w:val="24"/>
-          <w:lang w:val="en-GB" w:eastAsia="en-GB" w:bidi="ar-SA"/>
-          <w14:ligatures w14:val="none"/>
-        </w:rPr>
-      </w:pPr>
-      <w:r>
-        <w:rPr>
-          <w:rFonts w:ascii="Times New Roman" w:eastAsia="Times New Roman" w:hAnsi="Times New Roman" w:cs="Times New Roman"/>
-          <w:b/>
-          <w:bCs/>
-          <w:kern w:val="0"/>
-          <w:sz w:val="24"/>
-          <w:szCs w:val="24"/>
-          <w:lang w:val="en-GB" w:eastAsia="en-GB" w:bidi="ar-SA"/>
-          <w14:ligatures w14:val="none"/>
-        </w:rPr>
-        <w:t>Forms:</w:t>
-      </w:r>
-    </w:p>
-    <w:p>
-      <w:pPr>
-        <w:numPr>
-          <w:ilvl w:val="0"/>
-          <w:numId w:val="7"/>
-        </w:numPr>
-        <w:spacing w:before="100" w:beforeAutospacing="1" w:after="100" w:afterAutospacing="1" w:line="240" w:lineRule="auto"/>
-        <w:rPr>
-          <w:rFonts w:ascii="Times New Roman" w:eastAsia="Times New Roman" w:hAnsi="Times New Roman" w:cs="Times New Roman"/>
-          <w:kern w:val="0"/>
-          <w:sz w:val="24"/>
-          <w:szCs w:val="24"/>
-          <w:lang w:val="en-GB" w:eastAsia="en-GB" w:bidi="ar-SA"/>
-          <w14:ligatures w14:val="none"/>
-        </w:rPr>
-      </w:pPr>
-      <w:r>
-        <w:rPr>
-          <w:rFonts w:ascii="Times New Roman" w:eastAsia="Times New Roman" w:hAnsi="Times New Roman" w:cs="Times New Roman"/>
-          <w:kern w:val="0"/>
-          <w:sz w:val="24"/>
-          <w:szCs w:val="24"/>
-          <w:lang w:val="en-GB" w:eastAsia="en-GB" w:bidi="ar-SA"/>
-          <w14:ligatures w14:val="none"/>
-        </w:rPr>
-        <w:t>F-14-02 Recruitment Request</w:t>
-      </w:r>
-    </w:p>
-    <w:p>
-      <w:pPr>
-        <w:numPr>
-          <w:ilvl w:val="0"/>
-          <w:numId w:val="7"/>
-        </w:numPr>
-        <w:spacing w:before="100" w:beforeAutospacing="1" w:after="100" w:afterAutospacing="1" w:line="240" w:lineRule="auto"/>
-        <w:rPr>
-          <w:rFonts w:ascii="Times New Roman" w:eastAsia="Times New Roman" w:hAnsi="Times New Roman" w:cs="Times New Roman"/>
-          <w:kern w:val="0"/>
-          <w:sz w:val="24"/>
-          <w:szCs w:val="24"/>
-          <w:lang w:val="en-GB" w:eastAsia="en-GB" w:bidi="ar-SA"/>
-          <w14:ligatures w14:val="none"/>
-        </w:rPr>
-      </w:pPr>
-      <w:r>
-        <w:rPr>
-          <w:rFonts w:ascii="Times New Roman" w:eastAsia="Times New Roman" w:hAnsi="Times New Roman" w:cs="Times New Roman"/>
-          <w:kern w:val="0"/>
-          <w:sz w:val="24"/>
-          <w:szCs w:val="24"/>
-          <w:lang w:val="en-GB" w:eastAsia="en-GB" w:bidi="ar-SA"/>
-          <w14:ligatures w14:val="none"/>
-        </w:rPr>
-        <w:t>F-14-03 Interview Evaluation Sheet</w:t>
-      </w:r>
-    </w:p>
-    <w:p>
-      <w:pPr>
-        <w:numPr>
-          <w:ilvl w:val="0"/>
-          <w:numId w:val="7"/>
-        </w:numPr>
-        <w:spacing w:before="100" w:beforeAutospacing="1" w:after="100" w:afterAutospacing="1" w:line="240" w:lineRule="auto"/>
-        <w:rPr>
-          <w:rFonts w:ascii="Times New Roman" w:eastAsia="Times New Roman" w:hAnsi="Times New Roman" w:cs="Times New Roman"/>
-          <w:kern w:val="0"/>
-          <w:sz w:val="24"/>
-          <w:szCs w:val="24"/>
-          <w:lang w:val="en-GB" w:eastAsia="en-GB" w:bidi="ar-SA"/>
-          <w14:ligatures w14:val="none"/>
-        </w:rPr>
-      </w:pPr>
-      <w:r>
-        <w:rPr>
-          <w:rFonts w:ascii="Times New Roman" w:eastAsia="Times New Roman" w:hAnsi="Times New Roman" w:cs="Times New Roman"/>
-          <w:kern w:val="0"/>
-          <w:sz w:val="24"/>
-          <w:szCs w:val="24"/>
-          <w:lang w:val="en-GB" w:eastAsia="en-GB" w:bidi="ar-SA"/>
-          <w14:ligatures w14:val="none"/>
-        </w:rPr>
-        <w:t>F-14-04 Onboarding Checklist</w:t>
-      </w:r>
-    </w:p>
-    <w:p>
-      <w:pPr>
-        <w:numPr>
-          <w:ilvl w:val="0"/>
-          <w:numId w:val="7"/>
-        </w:numPr>
-        <w:spacing w:before="100" w:beforeAutospacing="1" w:after="100" w:afterAutospacing="1" w:line="240" w:lineRule="auto"/>
-        <w:rPr>
-          <w:rFonts w:ascii="Times New Roman" w:eastAsia="Times New Roman" w:hAnsi="Times New Roman" w:cs="Times New Roman"/>
-          <w:kern w:val="0"/>
-          <w:sz w:val="24"/>
-          <w:szCs w:val="24"/>
-          <w:lang w:val="en-GB" w:eastAsia="en-GB" w:bidi="ar-SA"/>
-          <w14:ligatures w14:val="none"/>
-        </w:rPr>
-      </w:pPr>
-      <w:r>
-        <w:rPr>
-          <w:rFonts w:ascii="Times New Roman" w:eastAsia="Times New Roman" w:hAnsi="Times New Roman" w:cs="Times New Roman"/>
-          <w:kern w:val="0"/>
-          <w:sz w:val="24"/>
-          <w:szCs w:val="24"/>
-          <w:lang w:val="en-GB" w:eastAsia="en-GB" w:bidi="ar-SA"/>
-          <w14:ligatures w14:val="none"/>
-        </w:rPr>
-        <w:t>F-14-05 Access Control Form</w:t>
-      </w:r>
-    </w:p>
-    <w:p>
-      <w:pPr>
-        <w:spacing w:after="0" w:line="240" w:lineRule="auto"/>
-        <w:rPr>
-          <w:rFonts w:ascii="Times New Roman" w:eastAsia="Times New Roman" w:hAnsi="Times New Roman" w:cs="Times New Roman"/>
-          <w:kern w:val="0"/>
-          <w:sz w:val="24"/>
-          <w:szCs w:val="24"/>
-          <w:lang w:val="en-GB" w:eastAsia="en-GB" w:bidi="ar-SA"/>
-          <w14:ligatures w14:val="none"/>
-        </w:rPr>
-      </w:pPr>
-      <w:r>
-        <w:rPr>
-          <w:rFonts w:ascii="Times New Roman" w:eastAsia="Times New Roman" w:hAnsi="Times New Roman" w:cs="Times New Roman"/>
-          <w:kern w:val="0"/>
-          <w:sz w:val="24"/>
-          <w:szCs w:val="24"/>
-          <w:lang w:val="en-GB" w:eastAsia="en-GB" w:bidi="ar-SA"/>
-          <w14:ligatures w14:val="none"/>
-        </w:rPr>
-        <w:pict w14:anchorId="7EE817A7">
-          <v:rect id="_x0000_i1029" style="width:0;height:1.5pt" o:hralign="center" o:hrstd="t" o:hr="t" fillcolor="#a0a0a0" stroked="f"/>
-        </w:pict>
-      </w:r>
-    </w:p>
-    <w:p>
-      <w:pPr>
-        <w:spacing w:before="100" w:beforeAutospacing="1" w:after="100" w:afterAutospacing="1" w:line="240" w:lineRule="auto"/>
-        <w:outlineLvl w:val="1"/>
-        <w:rPr>
-          <w:rFonts w:ascii="Times New Roman" w:eastAsia="Times New Roman" w:hAnsi="Times New Roman" w:cs="Times New Roman"/>
-          <w:b/>
-          <w:bCs/>
-          <w:kern w:val="0"/>
-          <w:sz w:val="36"/>
-          <w:szCs w:val="36"/>
-          <w:lang w:val="en-GB" w:eastAsia="en-GB" w:bidi="ar-SA"/>
-          <w14:ligatures w14:val="none"/>
-        </w:rPr>
-      </w:pPr>
       <w:bookmarkStart w:id="11" w:name="_Toc224161198"/>
       <w:r>
         <w:rPr>
@@ -6903,7 +6917,7 @@
           <w14:ligatures w14:val="none"/>
         </w:rPr>
         <w:pict w14:anchorId="28E06698">
-          <v:rect id="_x0000_i1030" style="width:0;height:1.5pt" o:hralign="center" o:hrstd="t" o:hr="t" fillcolor="#a0a0a0" stroked="f"/>
+          <v:rect id="_x0000_i1029" style="width:0;height:1.5pt" o:hralign="center" o:hrstd="t" o:hr="t" fillcolor="#a0a0a0" stroked="f"/>
         </w:pict>
       </w:r>
     </w:p>
@@ -7329,7 +7343,7 @@
           <w14:ligatures w14:val="none"/>
         </w:rPr>
         <w:pict w14:anchorId="43CC91B0">
-          <v:rect id="_x0000_i1031" style="width:0;height:1.5pt" o:hralign="center" o:hrstd="t" o:hr="t" fillcolor="#a0a0a0" stroked="f"/>
+          <v:rect id="_x0000_i1030" style="width:0;height:1.5pt" o:hralign="center" o:hrstd="t" o:hr="t" fillcolor="#a0a0a0" stroked="f"/>
         </w:pict>
       </w:r>
     </w:p>
@@ -7703,7 +7717,7 @@
           <w14:ligatures w14:val="none"/>
         </w:rPr>
         <w:pict w14:anchorId="19FDD6D2">
-          <v:rect id="_x0000_i1032" style="width:0;height:1.5pt" o:hralign="center" o:hrstd="t" o:hr="t" fillcolor="#a0a0a0" stroked="f"/>
+          <v:rect id="_x0000_i1031" style="width:0;height:1.5pt" o:hralign="center" o:hrstd="t" o:hr="t" fillcolor="#a0a0a0" stroked="f"/>
         </w:pict>
       </w:r>
     </w:p>
@@ -8046,7 +8060,7 @@
           <w14:ligatures w14:val="none"/>
         </w:rPr>
         <w:pict w14:anchorId="3A26ED83">
-          <v:rect id="_x0000_i1033" style="width:0;height:1.5pt" o:hralign="center" o:hrstd="t" o:hr="t" fillcolor="#a0a0a0" stroked="f"/>
+          <v:rect id="_x0000_i1032" style="width:0;height:1.5pt" o:hralign="center" o:hrstd="t" o:hr="t" fillcolor="#a0a0a0" stroked="f"/>
         </w:pict>
       </w:r>
     </w:p>
@@ -8906,7 +8920,7 @@
           <w14:ligatures w14:val="none"/>
         </w:rPr>
         <w:pict w14:anchorId="02728F6A">
-          <v:rect id="_x0000_i1034" style="width:0;height:1.5pt" o:hralign="center" o:hrstd="t" o:hr="t" fillcolor="#a0a0a0" stroked="f"/>
+          <v:rect id="_x0000_i1033" style="width:0;height:1.5pt" o:hralign="center" o:hrstd="t" o:hr="t" fillcolor="#a0a0a0" stroked="f"/>
         </w:pict>
       </w:r>
     </w:p>
@@ -9017,7 +9031,7 @@
           <w14:ligatures w14:val="none"/>
         </w:rPr>
         <w:pict w14:anchorId="7FF47A4B">
-          <v:rect id="_x0000_i1035" style="width:0;height:1.5pt" o:hralign="center" o:hrstd="t" o:hr="t" fillcolor="#a0a0a0" stroked="f"/>
+          <v:rect id="_x0000_i1034" style="width:0;height:1.5pt" o:hralign="center" o:hrstd="t" o:hr="t" fillcolor="#a0a0a0" stroked="f"/>
         </w:pict>
       </w:r>
     </w:p>
@@ -10248,7 +10262,7 @@
           <w14:ligatures w14:val="none"/>
         </w:rPr>
         <w:pict w14:anchorId="61049691">
-          <v:rect id="_x0000_i1036" style="width:0;height:1.5pt" o:hralign="center" o:hrstd="t" o:hr="t" fillcolor="#a0a0a0" stroked="f"/>
+          <v:rect id="_x0000_i1035" style="width:0;height:1.5pt" o:hralign="center" o:hrstd="t" o:hr="t" fillcolor="#a0a0a0" stroked="f"/>
         </w:pict>
       </w:r>
     </w:p>
@@ -10712,7 +10726,7 @@
           <w14:ligatures w14:val="none"/>
         </w:rPr>
         <w:pict w14:anchorId="08112B3F">
-          <v:rect id="_x0000_i1037" style="width:0;height:1.5pt" o:hralign="center" o:hrstd="t" o:hr="t" fillcolor="#a0a0a0" stroked="f"/>
+          <v:rect id="_x0000_i1036" style="width:0;height:1.5pt" o:hralign="center" o:hrstd="t" o:hr="t" fillcolor="#a0a0a0" stroked="f"/>
         </w:pict>
       </w:r>
     </w:p>
@@ -11357,7 +11371,7 @@
           <w14:ligatures w14:val="none"/>
         </w:rPr>
         <w:pict w14:anchorId="15B4B8F3">
-          <v:rect id="_x0000_i1038" style="width:0;height:1.5pt" o:hralign="center" o:hrstd="t" o:hr="t" fillcolor="#a0a0a0" stroked="f"/>
+          <v:rect id="_x0000_i1037" style="width:0;height:1.5pt" o:hralign="center" o:hrstd="t" o:hr="t" fillcolor="#a0a0a0" stroked="f"/>
         </w:pict>
       </w:r>
     </w:p>
@@ -12066,7 +12080,7 @@
           <w14:ligatures w14:val="none"/>
         </w:rPr>
         <w:pict w14:anchorId="51280A6F">
-          <v:rect id="_x0000_i1039" style="width:0;height:1.5pt" o:hralign="center" o:hrstd="t" o:hr="t" fillcolor="#a0a0a0" stroked="f"/>
+          <v:rect id="_x0000_i1038" style="width:0;height:1.5pt" o:hralign="center" o:hrstd="t" o:hr="t" fillcolor="#a0a0a0" stroked="f"/>
         </w:pict>
       </w:r>
     </w:p>
@@ -12347,7 +12361,7 @@
           <w14:ligatures w14:val="none"/>
         </w:rPr>
         <w:pict w14:anchorId="08251B18">
-          <v:rect id="_x0000_i1040" style="width:0;height:1.5pt" o:hralign="center" o:hrstd="t" o:hr="t" fillcolor="#a0a0a0" stroked="f"/>
+          <v:rect id="_x0000_i1039" style="width:0;height:1.5pt" o:hralign="center" o:hrstd="t" o:hr="t" fillcolor="#a0a0a0" stroked="f"/>
         </w:pict>
       </w:r>
     </w:p>
@@ -12808,7 +12822,7 @@
           <w14:ligatures w14:val="none"/>
         </w:rPr>
         <w:pict w14:anchorId="128D283C">
-          <v:rect id="_x0000_i1041" style="width:0;height:1.5pt" o:hralign="center" o:hrstd="t" o:hr="t" fillcolor="#a0a0a0" stroked="f"/>
+          <v:rect id="_x0000_i1040" style="width:0;height:1.5pt" o:hralign="center" o:hrstd="t" o:hr="t" fillcolor="#a0a0a0" stroked="f"/>
         </w:pict>
       </w:r>
     </w:p>
